--- a/Адміністрування обчислювальних комплексів Зроблені ЛР/Лабораторна робота 10 - Матакова А.В. - 409а - Адміністрування обчислювальних комплексів.docx
+++ b/Адміністрування обчислювальних комплексів Зроблені ЛР/Лабораторна робота 10 - Матакова А.В. - 409а - Адміністрування обчислювальних комплексів.docx
@@ -1593,7 +1593,7 @@
           <w:sz w:val="28"/>
           <w:szCs w:val="28"/>
         </w:rPr>
-        <w:t>Готово — Docker-середовище для WordPress зібрано, запущено і перевірено наживо (HTTP 200, тема активна, сайт "Inagro Lab10" доступний на порту 8080, прив'язка 0.0.0.0:8080, тобто доступ можливий і з локальної мережі).</w:t>
+        <w:t>Docker-середовище для WordPress зібрано, запущено і перевірено наживо (HTTP 200, тема активна, сайт "Inagro Lab10" доступний на порту 8080, прив'язка 0.0.0.0:8080, тобто доступ можливий і з локальної мережі).</w:t>
       </w:r>
     </w:p>
     <w:p>
@@ -2873,8 +2873,10 @@
       </w:pPr>
       <w:r>
         <w:rPr>
-          <w:sz w:val="28"/>
-          <w:szCs w:val="28"/>
+          <w:noProof/>
+          <w:sz w:val="28"/>
+          <w:szCs w:val="28"/>
+          <w:lang w:val="ru-RU"/>
         </w:rPr>
         <w:lastRenderedPageBreak/>
         <w:drawing>
@@ -2915,8 +2917,10 @@
       </w:r>
       <w:r>
         <w:rPr>
-          <w:sz w:val="28"/>
-          <w:szCs w:val="28"/>
+          <w:noProof/>
+          <w:sz w:val="28"/>
+          <w:szCs w:val="28"/>
+          <w:lang w:val="ru-RU"/>
         </w:rPr>
         <w:drawing>
           <wp:inline distT="0" distB="0" distL="0" distR="0" wp14:anchorId="6FFD3851" wp14:editId="3619511C">
@@ -2986,8 +2990,10 @@
       </w:pPr>
       <w:r>
         <w:rPr>
-          <w:sz w:val="28"/>
-          <w:szCs w:val="28"/>
+          <w:noProof/>
+          <w:sz w:val="28"/>
+          <w:szCs w:val="28"/>
+          <w:lang w:val="ru-RU"/>
         </w:rPr>
         <w:lastRenderedPageBreak/>
         <w:drawing>
@@ -5030,8 +5036,6 @@
         </w:rPr>
         <w:t>wait "$APACHE_PID"</w:t>
       </w:r>
-      <w:bookmarkStart w:id="0" w:name="_GoBack"/>
-      <w:bookmarkEnd w:id="0"/>
     </w:p>
     <w:p>
       <w:pPr>
@@ -5431,6 +5435,119 @@
         </w:rPr>
         <w:t>Завдяки використанню набутих навичок виконано завдання з лабораторної роботи. Звіт оформлено згідно ДСТУ.</w:t>
       </w:r>
+    </w:p>
+    <w:p>
+      <w:pPr>
+        <w:suppressAutoHyphens w:val="0"/>
+        <w:spacing w:line="240" w:lineRule="auto"/>
+        <w:ind w:leftChars="0" w:left="0" w:firstLineChars="0" w:firstLine="0"/>
+        <w:textDirection w:val="lrTb"/>
+        <w:textAlignment w:val="auto"/>
+        <w:outlineLvl w:val="9"/>
+        <w:rPr>
+          <w:sz w:val="28"/>
+          <w:szCs w:val="28"/>
+        </w:rPr>
+      </w:pPr>
+      <w:r>
+        <w:rPr>
+          <w:sz w:val="28"/>
+          <w:szCs w:val="28"/>
+        </w:rPr>
+        <w:br w:type="page"/>
+      </w:r>
+    </w:p>
+    <w:p>
+      <w:pPr>
+        <w:spacing w:before="240" w:after="240" w:line="360" w:lineRule="auto"/>
+        <w:ind w:leftChars="0" w:left="0" w:firstLineChars="0" w:firstLine="0"/>
+        <w:contextualSpacing/>
+        <w:jc w:val="center"/>
+        <w:outlineLvl w:val="9"/>
+        <w:rPr>
+          <w:b/>
+          <w:iCs/>
+          <w:sz w:val="28"/>
+          <w:szCs w:val="28"/>
+        </w:rPr>
+      </w:pPr>
+      <w:r>
+        <w:rPr>
+          <w:b/>
+          <w:iCs/>
+          <w:sz w:val="28"/>
+          <w:szCs w:val="28"/>
+        </w:rPr>
+        <w:lastRenderedPageBreak/>
+        <w:t>ДОДАТОК А</w:t>
+      </w:r>
+    </w:p>
+    <w:p>
+      <w:pPr>
+        <w:spacing w:line="360" w:lineRule="auto"/>
+        <w:ind w:leftChars="0" w:left="0" w:firstLineChars="0" w:firstLine="709"/>
+        <w:contextualSpacing/>
+        <w:jc w:val="both"/>
+        <w:outlineLvl w:val="9"/>
+        <w:rPr>
+          <w:bCs/>
+          <w:iCs/>
+          <w:sz w:val="28"/>
+          <w:szCs w:val="28"/>
+        </w:rPr>
+      </w:pPr>
+      <w:r>
+        <w:rPr>
+          <w:bCs/>
+          <w:iCs/>
+          <w:sz w:val="28"/>
+          <w:szCs w:val="28"/>
+        </w:rPr>
+        <w:t>Лістинг коду</w:t>
+      </w:r>
+      <w:r>
+        <w:rPr>
+          <w:bCs/>
+          <w:iCs/>
+          <w:sz w:val="28"/>
+          <w:szCs w:val="28"/>
+        </w:rPr>
+        <w:t xml:space="preserve"> </w:t>
+      </w:r>
+      <w:r>
+        <w:rPr>
+          <w:bCs/>
+          <w:iCs/>
+          <w:sz w:val="28"/>
+          <w:szCs w:val="28"/>
+          <w:lang w:val="ru-RU"/>
+        </w:rPr>
+        <w:t>Vagrantfile</w:t>
+      </w:r>
+      <w:r>
+        <w:rPr>
+          <w:bCs/>
+          <w:iCs/>
+          <w:sz w:val="28"/>
+          <w:szCs w:val="28"/>
+        </w:rPr>
+        <w:t>:</w:t>
+      </w:r>
+    </w:p>
+    <w:p>
+      <w:pPr>
+        <w:spacing w:line="360" w:lineRule="auto"/>
+        <w:ind w:leftChars="0" w:left="0" w:firstLineChars="0" w:firstLine="0"/>
+        <w:contextualSpacing/>
+        <w:jc w:val="both"/>
+        <w:outlineLvl w:val="9"/>
+        <w:rPr>
+          <w:sz w:val="28"/>
+          <w:szCs w:val="28"/>
+        </w:rPr>
+      </w:pPr>
+      <w:bookmarkStart w:id="0" w:name="_GoBack"/>
+      <w:bookmarkEnd w:id="0"/>
     </w:p>
     <w:sectPr>
       <w:footerReference w:type="even" r:id="rId12"/>
@@ -11373,7 +11490,7 @@
 </file>
 
 <file path=customXml/itemProps2.xml><?xml version="1.0" encoding="utf-8"?>
-<ds:datastoreItem xmlns:ds="http://schemas.openxmlformats.org/officeDocument/2006/customXml" ds:itemID="{0F716BD5-0DA8-4F42-B019-3F0212EA6358}">
+<ds:datastoreItem xmlns:ds="http://schemas.openxmlformats.org/officeDocument/2006/customXml" ds:itemID="{57E04BC4-06C7-4B8B-9EA6-59418BA8F748}">
   <ds:schemaRefs>
     <ds:schemaRef ds:uri="http://schemas.openxmlformats.org/officeDocument/2006/bibliography"/>
   </ds:schemaRefs>

--- a/Адміністрування обчислювальних комплексів Зроблені ЛР/Лабораторна робота 10 - Матакова А.В. - 409а - Адміністрування обчислювальних комплексів.docx
+++ b/Адміністрування обчислювальних комплексів Зроблені ЛР/Лабораторна робота 10 - Матакова А.В. - 409а - Адміністрування обчислювальних комплексів.docx
@@ -1111,29 +1111,10 @@
       <w:r>
         <w:rPr>
           <w:iCs/>
-          <w:color w:val="FF0000"/>
-          <w:sz w:val="28"/>
-          <w:szCs w:val="28"/>
-        </w:rPr>
-        <w:t xml:space="preserve">Набути навички роботи </w:t>
-      </w:r>
-      <w:r>
-        <w:rPr>
-          <w:iCs/>
-          <w:color w:val="FF0000"/>
-          <w:sz w:val="28"/>
-          <w:szCs w:val="28"/>
-        </w:rPr>
-        <w:t>з інструментом для тестування Selenium Webdriver API</w:t>
-      </w:r>
-      <w:r>
-        <w:rPr>
-          <w:iCs/>
-          <w:color w:val="FF0000"/>
-          <w:sz w:val="28"/>
-          <w:szCs w:val="28"/>
-        </w:rPr>
-        <w:t>.</w:t>
+          <w:sz w:val="28"/>
+          <w:szCs w:val="28"/>
+        </w:rPr>
+        <w:t>Набути практичних навичок створення багатоконтейнерного середовища для системи управління контентом WordPress засобами Docker.</w:t>
       </w:r>
     </w:p>
     <w:p>
@@ -1424,6 +1405,28 @@
       <w:pPr>
         <w:suppressAutoHyphens w:val="0"/>
         <w:spacing w:line="360" w:lineRule="auto"/>
+        <w:ind w:leftChars="0" w:firstLineChars="0" w:firstLine="709"/>
+        <w:jc w:val="both"/>
+        <w:textDirection w:val="lrTb"/>
+        <w:textAlignment w:val="auto"/>
+        <w:outlineLvl w:val="9"/>
+        <w:rPr>
+          <w:sz w:val="28"/>
+          <w:szCs w:val="28"/>
+        </w:rPr>
+      </w:pPr>
+      <w:r>
+        <w:rPr>
+          <w:sz w:val="28"/>
+          <w:szCs w:val="28"/>
+        </w:rPr>
+        <w:t>Для розгортання середовища використано підхід з двома взаємопов’язаними сервісами, описаними у файлі docker-compose.yml: сервіс db на основі офіційного образу mysql:8.0, що зберігає дані WordPress у постійному томі db_data, та сервіс wordpress, який будується не з готового образу, а з власного Dockerfile, що дозволяє додати до стандартного середовища WordPress необхідні власні компоненти. Параметри підключення до бази даних, облікові дані адміністратора WordPress та назва сайту винесені в окремий файл змінних середовища .env, що відповідає підходу конфігурування контейнерів через змінні оточення, а не через жорстко прописані значення в коді.</w:t>
+      </w:r>
+    </w:p>
+    <w:p>
+      <w:pPr>
+        <w:suppressAutoHyphens w:val="0"/>
+        <w:spacing w:line="360" w:lineRule="auto"/>
         <w:ind w:leftChars="0" w:left="0" w:firstLineChars="0" w:firstLine="709"/>
         <w:jc w:val="both"/>
         <w:textDirection w:val="lrTb"/>
@@ -1439,7 +1442,29 @@
           <w:sz w:val="28"/>
           <w:szCs w:val="28"/>
         </w:rPr>
-        <w:t>У першій лабораторній роботі обрано програмний продукт, а саме застосунок Flo, який використовується для менеджменту репродуктивного здоров’я людей жіночої статі. Посилання на сайт: https://flo.health/uk.</w:t>
+        <w:t xml:space="preserve">Власний образ описано в Dockerfile на основі базового образу wordpress:6.5-php8.2-apache, який вже містить попередньо налаштований PHP та Apache для роботи WordPress. У розділі RUN встановлено додаткові інструменти </w:t>
+      </w:r>
+      <w:r>
+        <w:rPr>
+          <w:sz w:val="28"/>
+          <w:szCs w:val="28"/>
+        </w:rPr>
+        <w:t>–</w:t>
+      </w:r>
+      <w:r>
+        <w:rPr>
+          <w:sz w:val="28"/>
+          <w:szCs w:val="28"/>
+        </w:rPr>
+        <w:t xml:space="preserve"> curl та клієнт MySQL, а також завантажено та зроблено виконуваним інструмент командного рядка wp-cli, необхідний для автоматизованого керування WordPress без участі веб-інтерфейсу. Командою COPY до образу додано власну тему оформлення сайту з локальної директорії shared/, розміщену за шляхом, який WordPress використовує для тем (wp-content/themes/inagro). Оскільки в оригінальних файлах теми був відсутній обов'язковий заголовковий блок </w:t>
+      </w:r>
+      <w:r>
+        <w:rPr>
+          <w:sz w:val="28"/>
+          <w:szCs w:val="28"/>
+        </w:rPr>
+        <w:lastRenderedPageBreak/>
+        <w:t>метаданих у style.css, без якого WordPress не розпізнає директорію як тему оформлення, цей файл було доповнено вручну. Також до образу скопійовано власний сценарій entrypoint.sh і призначено його точкою входу контейнера замість стандартної.</w:t>
       </w:r>
     </w:p>
     <w:p>
@@ -1452,54 +1477,335 @@
         <w:textAlignment w:val="auto"/>
         <w:outlineLvl w:val="9"/>
         <w:rPr>
-          <w:sz w:val="28"/>
-          <w:szCs w:val="28"/>
-        </w:rPr>
-      </w:pPr>
-      <w:r>
-        <w:rPr>
-          <w:sz w:val="28"/>
-          <w:szCs w:val="28"/>
-        </w:rPr>
-        <w:t xml:space="preserve">Посилання на код </w:t>
-      </w:r>
-      <w:r>
-        <w:rPr>
-          <w:sz w:val="28"/>
-          <w:szCs w:val="28"/>
-          <w:lang w:val="en-US"/>
-        </w:rPr>
-        <w:t>GitHub</w:t>
-      </w:r>
-      <w:r>
-        <w:rPr>
-          <w:sz w:val="28"/>
-          <w:szCs w:val="28"/>
-          <w:lang w:val="ru-RU"/>
-        </w:rPr>
-        <w:t>:</w:t>
-      </w:r>
-      <w:r>
-        <w:rPr>
-          <w:sz w:val="28"/>
-          <w:szCs w:val="28"/>
-        </w:rPr>
-        <w:t xml:space="preserve"> </w:t>
-      </w:r>
-      <w:r>
-        <w:rPr>
-          <w:sz w:val="28"/>
-          <w:szCs w:val="28"/>
-        </w:rPr>
-        <w:t>https://github.com/Asya05Tree/Lr7FloAutoTests</w:t>
-      </w:r>
-      <w:r>
-        <w:rPr>
-          <w:sz w:val="28"/>
-          <w:szCs w:val="28"/>
-        </w:rPr>
-        <w:t>.</w:t>
-      </w:r>
+          <w:b/>
+          <w:i/>
+          <w:sz w:val="28"/>
+          <w:szCs w:val="28"/>
+        </w:rPr>
+      </w:pPr>
+      <w:r>
+        <w:rPr>
+          <w:b/>
+          <w:i/>
+          <w:sz w:val="28"/>
+          <w:szCs w:val="28"/>
+        </w:rPr>
+        <w:t>Лістинг коду Dockerfile:</w:t>
+      </w:r>
+    </w:p>
+    <w:p>
+      <w:pPr>
+        <w:suppressAutoHyphens w:val="0"/>
+        <w:spacing w:line="360" w:lineRule="auto"/>
+        <w:ind w:leftChars="0" w:firstLineChars="0" w:firstLine="0"/>
+        <w:jc w:val="both"/>
+        <w:textDirection w:val="lrTb"/>
+        <w:textAlignment w:val="auto"/>
+        <w:outlineLvl w:val="9"/>
+        <w:rPr>
+          <w:sz w:val="28"/>
+          <w:szCs w:val="28"/>
+        </w:rPr>
+      </w:pPr>
+      <w:r>
+        <w:rPr>
+          <w:sz w:val="28"/>
+          <w:szCs w:val="28"/>
+        </w:rPr>
+        <w:t>FROM wordpress:6.5-php8.2-apache</w:t>
+      </w:r>
+    </w:p>
+    <w:p>
+      <w:pPr>
+        <w:suppressAutoHyphens w:val="0"/>
+        <w:spacing w:line="360" w:lineRule="auto"/>
+        <w:ind w:leftChars="0" w:firstLineChars="0" w:firstLine="0"/>
+        <w:jc w:val="both"/>
+        <w:textDirection w:val="lrTb"/>
+        <w:textAlignment w:val="auto"/>
+        <w:outlineLvl w:val="9"/>
+        <w:rPr>
+          <w:sz w:val="28"/>
+          <w:szCs w:val="28"/>
+        </w:rPr>
+      </w:pPr>
+      <w:r>
+        <w:rPr>
+          <w:sz w:val="28"/>
+          <w:szCs w:val="28"/>
+        </w:rPr>
+        <w:t>RUN apt-get update &amp;&amp; apt-get install -y --no-install-recommends curl default-mysql-client \</w:t>
+      </w:r>
+    </w:p>
+    <w:p>
+      <w:pPr>
+        <w:suppressAutoHyphens w:val="0"/>
+        <w:spacing w:line="360" w:lineRule="auto"/>
+        <w:ind w:leftChars="0" w:firstLineChars="0" w:firstLine="0"/>
+        <w:jc w:val="both"/>
+        <w:textDirection w:val="lrTb"/>
+        <w:textAlignment w:val="auto"/>
+        <w:outlineLvl w:val="9"/>
+        <w:rPr>
+          <w:sz w:val="28"/>
+          <w:szCs w:val="28"/>
+        </w:rPr>
+      </w:pPr>
+      <w:r>
+        <w:rPr>
+          <w:sz w:val="28"/>
+          <w:szCs w:val="28"/>
+        </w:rPr>
+        <w:t xml:space="preserve">    &amp;&amp; rm -rf /var/lib/apt/lists/*</w:t>
+      </w:r>
+    </w:p>
+    <w:p>
+      <w:pPr>
+        <w:suppressAutoHyphens w:val="0"/>
+        <w:spacing w:line="360" w:lineRule="auto"/>
+        <w:ind w:leftChars="0" w:firstLineChars="0" w:firstLine="0"/>
+        <w:jc w:val="both"/>
+        <w:textDirection w:val="lrTb"/>
+        <w:textAlignment w:val="auto"/>
+        <w:outlineLvl w:val="9"/>
+        <w:rPr>
+          <w:sz w:val="28"/>
+          <w:szCs w:val="28"/>
+        </w:rPr>
+      </w:pPr>
+      <w:r>
+        <w:rPr>
+          <w:sz w:val="28"/>
+          <w:szCs w:val="28"/>
+        </w:rPr>
+        <w:t>RUN curl -o /usr/local/bin/wp -sSL https://raw.githubusercontent.com/wp-cli/builds/gh-pages/phar/wp-cli.phar \</w:t>
+      </w:r>
+    </w:p>
+    <w:p>
+      <w:pPr>
+        <w:suppressAutoHyphens w:val="0"/>
+        <w:spacing w:line="360" w:lineRule="auto"/>
+        <w:ind w:leftChars="0" w:firstLineChars="0" w:firstLine="0"/>
+        <w:jc w:val="both"/>
+        <w:textDirection w:val="lrTb"/>
+        <w:textAlignment w:val="auto"/>
+        <w:outlineLvl w:val="9"/>
+        <w:rPr>
+          <w:sz w:val="28"/>
+          <w:szCs w:val="28"/>
+        </w:rPr>
+      </w:pPr>
+      <w:r>
+        <w:rPr>
+          <w:sz w:val="28"/>
+          <w:szCs w:val="28"/>
+        </w:rPr>
+        <w:t xml:space="preserve">    &amp;&amp; chmod +x /usr/local/bin/wp</w:t>
+      </w:r>
+    </w:p>
+    <w:p>
+      <w:pPr>
+        <w:suppressAutoHyphens w:val="0"/>
+        <w:spacing w:line="360" w:lineRule="auto"/>
+        <w:ind w:leftChars="0" w:firstLineChars="0" w:firstLine="0"/>
+        <w:jc w:val="both"/>
+        <w:textDirection w:val="lrTb"/>
+        <w:textAlignment w:val="auto"/>
+        <w:outlineLvl w:val="9"/>
+        <w:rPr>
+          <w:sz w:val="28"/>
+          <w:szCs w:val="28"/>
+        </w:rPr>
+      </w:pPr>
+      <w:r>
+        <w:rPr>
+          <w:sz w:val="28"/>
+          <w:szCs w:val="28"/>
+        </w:rPr>
+        <w:t>COPY shared/wordpress1site-main/wordpress1site-main/ /usr/src/wordpress/wp-content/themes/inagro/</w:t>
+      </w:r>
+    </w:p>
+    <w:p>
+      <w:pPr>
+        <w:suppressAutoHyphens w:val="0"/>
+        <w:spacing w:line="360" w:lineRule="auto"/>
+        <w:ind w:leftChars="0" w:firstLineChars="0" w:firstLine="0"/>
+        <w:jc w:val="both"/>
+        <w:textDirection w:val="lrTb"/>
+        <w:textAlignment w:val="auto"/>
+        <w:outlineLvl w:val="9"/>
+        <w:rPr>
+          <w:sz w:val="28"/>
+          <w:szCs w:val="28"/>
+        </w:rPr>
+      </w:pPr>
+      <w:r>
+        <w:rPr>
+          <w:sz w:val="28"/>
+          <w:szCs w:val="28"/>
+        </w:rPr>
+        <w:t>COPY entrypoint.sh /usr/local/bin/entrypoint.sh</w:t>
+      </w:r>
+    </w:p>
+    <w:p>
+      <w:pPr>
+        <w:suppressAutoHyphens w:val="0"/>
+        <w:spacing w:line="360" w:lineRule="auto"/>
+        <w:ind w:leftChars="0" w:firstLineChars="0" w:firstLine="0"/>
+        <w:jc w:val="both"/>
+        <w:textDirection w:val="lrTb"/>
+        <w:textAlignment w:val="auto"/>
+        <w:outlineLvl w:val="9"/>
+        <w:rPr>
+          <w:sz w:val="28"/>
+          <w:szCs w:val="28"/>
+        </w:rPr>
+      </w:pPr>
+      <w:r>
+        <w:rPr>
+          <w:sz w:val="28"/>
+          <w:szCs w:val="28"/>
+        </w:rPr>
+        <w:t>RUN chmod +x /usr/local/bin/entrypoint.sh</w:t>
+      </w:r>
+    </w:p>
+    <w:p>
+      <w:pPr>
+        <w:suppressAutoHyphens w:val="0"/>
+        <w:spacing w:line="360" w:lineRule="auto"/>
+        <w:ind w:leftChars="0" w:firstLineChars="0" w:firstLine="0"/>
+        <w:jc w:val="both"/>
+        <w:textDirection w:val="lrTb"/>
+        <w:textAlignment w:val="auto"/>
+        <w:outlineLvl w:val="9"/>
+        <w:rPr>
+          <w:sz w:val="28"/>
+          <w:szCs w:val="28"/>
+        </w:rPr>
+      </w:pPr>
+      <w:r>
+        <w:rPr>
+          <w:sz w:val="28"/>
+          <w:szCs w:val="28"/>
+        </w:rPr>
+        <w:t>ENTRYPOINT ["entrypoint.sh"]</w:t>
+      </w:r>
+    </w:p>
+    <w:p>
+      <w:pPr>
+        <w:suppressAutoHyphens w:val="0"/>
+        <w:spacing w:line="360" w:lineRule="auto"/>
+        <w:ind w:leftChars="0" w:left="0" w:firstLineChars="0" w:firstLine="0"/>
+        <w:jc w:val="both"/>
+        <w:textDirection w:val="lrTb"/>
+        <w:textAlignment w:val="auto"/>
+        <w:outlineLvl w:val="9"/>
+        <w:rPr>
+          <w:sz w:val="28"/>
+          <w:szCs w:val="28"/>
+        </w:rPr>
+      </w:pPr>
+      <w:r>
+        <w:rPr>
+          <w:sz w:val="28"/>
+          <w:szCs w:val="28"/>
+        </w:rPr>
+        <w:t>CMD ["apache2-foreground"]</w:t>
+      </w:r>
+    </w:p>
+    <w:p>
+      <w:pPr>
+        <w:suppressAutoHyphens w:val="0"/>
+        <w:spacing w:line="360" w:lineRule="auto"/>
+        <w:ind w:leftChars="0" w:left="0" w:firstLineChars="0" w:firstLine="709"/>
+        <w:jc w:val="both"/>
+        <w:textDirection w:val="lrTb"/>
+        <w:textAlignment w:val="auto"/>
+        <w:outlineLvl w:val="9"/>
+        <w:rPr>
+          <w:sz w:val="28"/>
+          <w:szCs w:val="28"/>
+        </w:rPr>
+      </w:pPr>
+      <w:r>
+        <w:rPr>
+          <w:sz w:val="28"/>
+          <w:szCs w:val="28"/>
+        </w:rPr>
+        <w:t xml:space="preserve">Логіка автоматичного налаштування WordPress реалізована у сценарії entrypoint.sh. Спочатку в фоновому режимі запускається оригінальний сценарій ініціалізації образу WordPress (docker-entrypoint.sh apache2-foreground), який копіює основні файли ядра CMS. Далі сценарій у циклі очікує появи файлу wp-config.php, а потім </w:t>
+      </w:r>
+      <w:r>
+        <w:rPr>
+          <w:sz w:val="28"/>
+          <w:szCs w:val="28"/>
+        </w:rPr>
+        <w:t>–</w:t>
+      </w:r>
+      <w:bookmarkStart w:id="0" w:name="_GoBack"/>
+      <w:bookmarkEnd w:id="0"/>
+      <w:r>
+        <w:rPr>
+          <w:sz w:val="28"/>
+          <w:szCs w:val="28"/>
+        </w:rPr>
+        <w:t xml:space="preserve"> готовності підключення до бази даних командою wp db check. Лише після виконання обох умов, і лише якщо WordPress ще не встановлено (wp core is-installed), виконується автоматичне встановлення CMS командою wp core install з параметрами з .env (адреса сайту, назва, обліковий запис адміністратора), після чого активується власна тема inagro командою wp theme activate. Насамкінець сценарій очікує завершення процесу Apache, підтримуючи контейнер у робочому стані.</w:t>
+      </w:r>
+    </w:p>
+    <w:p>
+      <w:pPr>
+        <w:suppressAutoHyphens w:val="0"/>
+        <w:spacing w:line="360" w:lineRule="auto"/>
+        <w:ind w:leftChars="0" w:left="0" w:firstLineChars="0" w:firstLine="709"/>
+        <w:jc w:val="both"/>
+        <w:textDirection w:val="lrTb"/>
+        <w:textAlignment w:val="auto"/>
+        <w:outlineLvl w:val="9"/>
+        <w:rPr>
+          <w:b/>
+          <w:i/>
+          <w:sz w:val="28"/>
+          <w:szCs w:val="28"/>
+        </w:rPr>
+      </w:pPr>
+      <w:r>
+        <w:rPr>
+          <w:b/>
+          <w:i/>
+          <w:sz w:val="28"/>
+          <w:szCs w:val="28"/>
+        </w:rPr>
+        <w:t>Лістинг коду Dockerfile:</w:t>
+      </w:r>
+    </w:p>
+    <w:p>
+      <w:pPr>
+        <w:suppressAutoHyphens w:val="0"/>
+        <w:spacing w:line="360" w:lineRule="auto"/>
+        <w:ind w:leftChars="0" w:left="0" w:firstLineChars="0" w:firstLine="0"/>
+        <w:jc w:val="both"/>
+        <w:textDirection w:val="lrTb"/>
+        <w:textAlignment w:val="auto"/>
+        <w:outlineLvl w:val="9"/>
+        <w:rPr>
+          <w:sz w:val="28"/>
+          <w:szCs w:val="28"/>
+        </w:rPr>
+      </w:pPr>
+    </w:p>
+    <w:p>
+      <w:pPr>
+        <w:suppressAutoHyphens w:val="0"/>
+        <w:spacing w:line="360" w:lineRule="auto"/>
+        <w:ind w:leftChars="0" w:left="0" w:firstLineChars="0" w:firstLine="709"/>
+        <w:jc w:val="both"/>
+        <w:textDirection w:val="lrTb"/>
+        <w:textAlignment w:val="auto"/>
+        <w:outlineLvl w:val="9"/>
+        <w:rPr>
+          <w:sz w:val="28"/>
+          <w:szCs w:val="28"/>
+        </w:rPr>
+      </w:pPr>
     </w:p>
     <w:p>
       <w:pPr>
@@ -1711,7 +2017,139 @@
           <w:sz w:val="28"/>
           <w:szCs w:val="28"/>
         </w:rPr>
+        <w:t>├──────────────────────┼────────────────────────────────────────────────────────────────────────────────────────────────────────────────────────┤</w:t>
+      </w:r>
+    </w:p>
+    <w:p>
+      <w:pPr>
+        <w:suppressAutoHyphens w:val="0"/>
+        <w:spacing w:line="360" w:lineRule="auto"/>
+        <w:ind w:leftChars="0" w:firstLineChars="0" w:firstLine="709"/>
+        <w:jc w:val="both"/>
+        <w:textDirection w:val="lrTb"/>
+        <w:textAlignment w:val="auto"/>
+        <w:outlineLvl w:val="9"/>
+        <w:rPr>
+          <w:sz w:val="28"/>
+          <w:szCs w:val="28"/>
+        </w:rPr>
+      </w:pPr>
+      <w:r>
+        <w:rPr>
+          <w:sz w:val="28"/>
+          <w:szCs w:val="28"/>
+        </w:rPr>
+        <w:t>│ Dockerfile           │ власний образ на базі wordpress:6.5-php8.2-apache, встановлює wp-cli, копіює тему з shared/, підключає свій entrypoint │</w:t>
+      </w:r>
+    </w:p>
+    <w:p>
+      <w:pPr>
+        <w:suppressAutoHyphens w:val="0"/>
+        <w:spacing w:line="360" w:lineRule="auto"/>
+        <w:ind w:leftChars="0" w:firstLineChars="0" w:firstLine="709"/>
+        <w:jc w:val="both"/>
+        <w:textDirection w:val="lrTb"/>
+        <w:textAlignment w:val="auto"/>
+        <w:outlineLvl w:val="9"/>
+        <w:rPr>
+          <w:sz w:val="28"/>
+          <w:szCs w:val="28"/>
+        </w:rPr>
+      </w:pPr>
+      <w:r>
+        <w:rPr>
+          <w:sz w:val="28"/>
+          <w:szCs w:val="28"/>
+        </w:rPr>
+        <w:t>├──────────────────────┼────────────────────────────────────────────────────────────────────────────────────────────────────────────────────────┤</w:t>
+      </w:r>
+    </w:p>
+    <w:p>
+      <w:pPr>
+        <w:suppressAutoHyphens w:val="0"/>
+        <w:spacing w:line="360" w:lineRule="auto"/>
+        <w:ind w:leftChars="0" w:firstLineChars="0" w:firstLine="709"/>
+        <w:jc w:val="both"/>
+        <w:textDirection w:val="lrTb"/>
+        <w:textAlignment w:val="auto"/>
+        <w:outlineLvl w:val="9"/>
+        <w:rPr>
+          <w:sz w:val="28"/>
+          <w:szCs w:val="28"/>
+        </w:rPr>
+      </w:pPr>
+      <w:r>
+        <w:rPr>
+          <w:sz w:val="28"/>
+          <w:szCs w:val="28"/>
+        </w:rPr>
+        <w:t>│ docker-compose.yml   │ сервіси db (mysql:8.0) + wordpress (build з Dockerfile), порт 8080:80, volume для persist даних                        │</w:t>
+      </w:r>
+    </w:p>
+    <w:p>
+      <w:pPr>
+        <w:suppressAutoHyphens w:val="0"/>
+        <w:spacing w:line="360" w:lineRule="auto"/>
+        <w:ind w:leftChars="0" w:firstLineChars="0" w:firstLine="709"/>
+        <w:jc w:val="both"/>
+        <w:textDirection w:val="lrTb"/>
+        <w:textAlignment w:val="auto"/>
+        <w:outlineLvl w:val="9"/>
+        <w:rPr>
+          <w:sz w:val="28"/>
+          <w:szCs w:val="28"/>
+        </w:rPr>
+      </w:pPr>
+      <w:r>
+        <w:rPr>
+          <w:sz w:val="28"/>
+          <w:szCs w:val="28"/>
+        </w:rPr>
+        <w:t>├──────────────────────┼────────────────────────────────────────────────────────────────────────────────────────────────────────────────────────┤</w:t>
+      </w:r>
+    </w:p>
+    <w:p>
+      <w:pPr>
+        <w:suppressAutoHyphens w:val="0"/>
+        <w:spacing w:line="360" w:lineRule="auto"/>
+        <w:ind w:leftChars="0" w:firstLineChars="0" w:firstLine="709"/>
+        <w:jc w:val="both"/>
+        <w:textDirection w:val="lrTb"/>
+        <w:textAlignment w:val="auto"/>
+        <w:outlineLvl w:val="9"/>
+        <w:rPr>
+          <w:sz w:val="28"/>
+          <w:szCs w:val="28"/>
+        </w:rPr>
+      </w:pPr>
+      <w:r>
+        <w:rPr>
+          <w:sz w:val="28"/>
+          <w:szCs w:val="28"/>
+        </w:rPr>
         <w:lastRenderedPageBreak/>
+        <w:t>│ entrypoint.sh        │ чекає БД → автоматично wp core install → активує тему inagro → запускає apache                                         │</w:t>
+      </w:r>
+    </w:p>
+    <w:p>
+      <w:pPr>
+        <w:suppressAutoHyphens w:val="0"/>
+        <w:spacing w:line="360" w:lineRule="auto"/>
+        <w:ind w:leftChars="0" w:firstLineChars="0" w:firstLine="709"/>
+        <w:jc w:val="both"/>
+        <w:textDirection w:val="lrTb"/>
+        <w:textAlignment w:val="auto"/>
+        <w:outlineLvl w:val="9"/>
+        <w:rPr>
+          <w:sz w:val="28"/>
+          <w:szCs w:val="28"/>
+        </w:rPr>
+      </w:pPr>
+      <w:r>
+        <w:rPr>
+          <w:sz w:val="28"/>
+          <w:szCs w:val="28"/>
+        </w:rPr>
         <w:t>├──────────────────────┼────────────────────────────────────────────────────────────────────────────────────────────────────────────────────────┤</w:t>
       </w:r>
     </w:p>
@@ -1734,138 +2172,6 @@
           <w:sz w:val="28"/>
           <w:szCs w:val="28"/>
         </w:rPr>
-        <w:t>│ Dockerfile           │ власний образ на базі wordpress:6.5-php8.2-apache, встановлює wp-cli, копіює тему з shared/, підключає свій entrypoint │</w:t>
-      </w:r>
-    </w:p>
-    <w:p>
-      <w:pPr>
-        <w:suppressAutoHyphens w:val="0"/>
-        <w:spacing w:line="360" w:lineRule="auto"/>
-        <w:ind w:leftChars="0" w:firstLineChars="0" w:firstLine="709"/>
-        <w:jc w:val="both"/>
-        <w:textDirection w:val="lrTb"/>
-        <w:textAlignment w:val="auto"/>
-        <w:outlineLvl w:val="9"/>
-        <w:rPr>
-          <w:sz w:val="28"/>
-          <w:szCs w:val="28"/>
-        </w:rPr>
-      </w:pPr>
-      <w:r>
-        <w:rPr>
-          <w:sz w:val="28"/>
-          <w:szCs w:val="28"/>
-        </w:rPr>
-        <w:t>├──────────────────────┼────────────────────────────────────────────────────────────────────────────────────────────────────────────────────────┤</w:t>
-      </w:r>
-    </w:p>
-    <w:p>
-      <w:pPr>
-        <w:suppressAutoHyphens w:val="0"/>
-        <w:spacing w:line="360" w:lineRule="auto"/>
-        <w:ind w:leftChars="0" w:firstLineChars="0" w:firstLine="709"/>
-        <w:jc w:val="both"/>
-        <w:textDirection w:val="lrTb"/>
-        <w:textAlignment w:val="auto"/>
-        <w:outlineLvl w:val="9"/>
-        <w:rPr>
-          <w:sz w:val="28"/>
-          <w:szCs w:val="28"/>
-        </w:rPr>
-      </w:pPr>
-      <w:r>
-        <w:rPr>
-          <w:sz w:val="28"/>
-          <w:szCs w:val="28"/>
-        </w:rPr>
-        <w:t>│ docker-compose.yml   │ сервіси db (mysql:8.0) + wordpress (build з Dockerfile), порт 8080:80, volume для persist даних                        │</w:t>
-      </w:r>
-    </w:p>
-    <w:p>
-      <w:pPr>
-        <w:suppressAutoHyphens w:val="0"/>
-        <w:spacing w:line="360" w:lineRule="auto"/>
-        <w:ind w:leftChars="0" w:firstLineChars="0" w:firstLine="709"/>
-        <w:jc w:val="both"/>
-        <w:textDirection w:val="lrTb"/>
-        <w:textAlignment w:val="auto"/>
-        <w:outlineLvl w:val="9"/>
-        <w:rPr>
-          <w:sz w:val="28"/>
-          <w:szCs w:val="28"/>
-        </w:rPr>
-      </w:pPr>
-      <w:r>
-        <w:rPr>
-          <w:sz w:val="28"/>
-          <w:szCs w:val="28"/>
-        </w:rPr>
-        <w:t>├──────────────────────┼────────────────────────────────────────────────────────────────────────────────────────────────────────────────────────┤</w:t>
-      </w:r>
-    </w:p>
-    <w:p>
-      <w:pPr>
-        <w:suppressAutoHyphens w:val="0"/>
-        <w:spacing w:line="360" w:lineRule="auto"/>
-        <w:ind w:leftChars="0" w:firstLineChars="0" w:firstLine="709"/>
-        <w:jc w:val="both"/>
-        <w:textDirection w:val="lrTb"/>
-        <w:textAlignment w:val="auto"/>
-        <w:outlineLvl w:val="9"/>
-        <w:rPr>
-          <w:sz w:val="28"/>
-          <w:szCs w:val="28"/>
-        </w:rPr>
-      </w:pPr>
-      <w:r>
-        <w:rPr>
-          <w:sz w:val="28"/>
-          <w:szCs w:val="28"/>
-        </w:rPr>
-        <w:t>│ entrypoint.sh        │ чекає БД → автоматично wp core install → активує тему inagro → запускає apache                                         │</w:t>
-      </w:r>
-    </w:p>
-    <w:p>
-      <w:pPr>
-        <w:suppressAutoHyphens w:val="0"/>
-        <w:spacing w:line="360" w:lineRule="auto"/>
-        <w:ind w:leftChars="0" w:firstLineChars="0" w:firstLine="709"/>
-        <w:jc w:val="both"/>
-        <w:textDirection w:val="lrTb"/>
-        <w:textAlignment w:val="auto"/>
-        <w:outlineLvl w:val="9"/>
-        <w:rPr>
-          <w:sz w:val="28"/>
-          <w:szCs w:val="28"/>
-        </w:rPr>
-      </w:pPr>
-      <w:r>
-        <w:rPr>
-          <w:sz w:val="28"/>
-          <w:szCs w:val="28"/>
-        </w:rPr>
-        <w:t>├──────────────────────┼────────────────────────────────────────────────────────────────────────────────────────────────────────────────────────┤</w:t>
-      </w:r>
-    </w:p>
-    <w:p>
-      <w:pPr>
-        <w:suppressAutoHyphens w:val="0"/>
-        <w:spacing w:line="360" w:lineRule="auto"/>
-        <w:ind w:leftChars="0" w:firstLineChars="0" w:firstLine="709"/>
-        <w:jc w:val="both"/>
-        <w:textDirection w:val="lrTb"/>
-        <w:textAlignment w:val="auto"/>
-        <w:outlineLvl w:val="9"/>
-        <w:rPr>
-          <w:sz w:val="28"/>
-          <w:szCs w:val="28"/>
-        </w:rPr>
-      </w:pPr>
-      <w:r>
-        <w:rPr>
-          <w:sz w:val="28"/>
-          <w:szCs w:val="28"/>
-        </w:rPr>
         <w:t>│ .env                 │ змінні (логін/пароль БД та адміна WP, назва сайту)                                                                     │</w:t>
       </w:r>
     </w:p>
@@ -2242,6 +2548,7 @@
           <w:sz w:val="28"/>
           <w:szCs w:val="28"/>
         </w:rPr>
+        <w:lastRenderedPageBreak/>
         <w:t>curl -I http://localhost:8080/</w:t>
       </w:r>
     </w:p>
@@ -2802,6 +3109,7 @@
           <w:sz w:val="28"/>
           <w:szCs w:val="28"/>
         </w:rPr>
+        <w:lastRenderedPageBreak/>
         <w:t xml:space="preserve">- Bash: docker compose logs, curl, docker compose ps, docker images — перевірка працездатності                                                          </w:t>
       </w:r>
     </w:p>
@@ -2878,7 +3186,6 @@
           <w:szCs w:val="28"/>
           <w:lang w:val="ru-RU"/>
         </w:rPr>
-        <w:lastRenderedPageBreak/>
         <w:drawing>
           <wp:inline distT="0" distB="0" distL="0" distR="0" wp14:anchorId="5027F0A2" wp14:editId="67E2C2ED">
             <wp:extent cx="6299835" cy="3404870"/>
@@ -2995,7 +3302,6 @@
           <w:szCs w:val="28"/>
           <w:lang w:val="ru-RU"/>
         </w:rPr>
-        <w:lastRenderedPageBreak/>
         <w:drawing>
           <wp:inline distT="0" distB="0" distL="0" distR="0" wp14:anchorId="1EFE05D4" wp14:editId="3D05564A">
             <wp:extent cx="6299835" cy="2959100"/>
@@ -3376,6 +3682,7 @@
           <w:sz w:val="28"/>
           <w:szCs w:val="28"/>
         </w:rPr>
+        <w:lastRenderedPageBreak/>
         <w:t>RUN chmod +x /usr/local/bin/entrypoint.sh</w:t>
       </w:r>
     </w:p>
@@ -4096,6 +4403,7 @@
           <w:szCs w:val="28"/>
           <w:lang w:val="en-US"/>
         </w:rPr>
+        <w:lastRenderedPageBreak/>
         <w:t xml:space="preserve">      WORDPRESS_DB_USER: ${MYSQL_USER}</w:t>
       </w:r>
     </w:p>
@@ -4120,603 +4428,603 @@
           <w:szCs w:val="28"/>
           <w:lang w:val="en-US"/>
         </w:rPr>
+        <w:t xml:space="preserve">      WORDPRESS_DB_PASSWORD: ${MYSQL_PASSWORD}</w:t>
+      </w:r>
+    </w:p>
+    <w:p>
+      <w:pPr>
+        <w:suppressAutoHyphens w:val="0"/>
+        <w:spacing w:line="360" w:lineRule="auto"/>
+        <w:ind w:leftChars="0" w:firstLineChars="0" w:firstLine="709"/>
+        <w:jc w:val="both"/>
+        <w:textDirection w:val="lrTb"/>
+        <w:textAlignment w:val="auto"/>
+        <w:outlineLvl w:val="9"/>
+        <w:rPr>
+          <w:sz w:val="28"/>
+          <w:szCs w:val="28"/>
+          <w:lang w:val="en-US"/>
+        </w:rPr>
+      </w:pPr>
+      <w:r>
+        <w:rPr>
+          <w:sz w:val="28"/>
+          <w:szCs w:val="28"/>
+          <w:lang w:val="en-US"/>
+        </w:rPr>
+        <w:t xml:space="preserve">      WP_ADMIN_USER: ${WP_ADMIN_USER}</w:t>
+      </w:r>
+    </w:p>
+    <w:p>
+      <w:pPr>
+        <w:suppressAutoHyphens w:val="0"/>
+        <w:spacing w:line="360" w:lineRule="auto"/>
+        <w:ind w:leftChars="0" w:firstLineChars="0" w:firstLine="709"/>
+        <w:jc w:val="both"/>
+        <w:textDirection w:val="lrTb"/>
+        <w:textAlignment w:val="auto"/>
+        <w:outlineLvl w:val="9"/>
+        <w:rPr>
+          <w:sz w:val="28"/>
+          <w:szCs w:val="28"/>
+          <w:lang w:val="en-US"/>
+        </w:rPr>
+      </w:pPr>
+      <w:r>
+        <w:rPr>
+          <w:sz w:val="28"/>
+          <w:szCs w:val="28"/>
+          <w:lang w:val="en-US"/>
+        </w:rPr>
+        <w:t xml:space="preserve">      WP_ADMIN_PASSWORD: ${WP_ADMIN_PASSWORD}</w:t>
+      </w:r>
+    </w:p>
+    <w:p>
+      <w:pPr>
+        <w:suppressAutoHyphens w:val="0"/>
+        <w:spacing w:line="360" w:lineRule="auto"/>
+        <w:ind w:leftChars="0" w:firstLineChars="0" w:firstLine="709"/>
+        <w:jc w:val="both"/>
+        <w:textDirection w:val="lrTb"/>
+        <w:textAlignment w:val="auto"/>
+        <w:outlineLvl w:val="9"/>
+        <w:rPr>
+          <w:sz w:val="28"/>
+          <w:szCs w:val="28"/>
+          <w:lang w:val="en-US"/>
+        </w:rPr>
+      </w:pPr>
+      <w:r>
+        <w:rPr>
+          <w:sz w:val="28"/>
+          <w:szCs w:val="28"/>
+          <w:lang w:val="en-US"/>
+        </w:rPr>
+        <w:t xml:space="preserve">      WP_ADMIN_EMAIL: ${WP_ADMIN_EMAIL}</w:t>
+      </w:r>
+    </w:p>
+    <w:p>
+      <w:pPr>
+        <w:suppressAutoHyphens w:val="0"/>
+        <w:spacing w:line="360" w:lineRule="auto"/>
+        <w:ind w:leftChars="0" w:firstLineChars="0" w:firstLine="709"/>
+        <w:jc w:val="both"/>
+        <w:textDirection w:val="lrTb"/>
+        <w:textAlignment w:val="auto"/>
+        <w:outlineLvl w:val="9"/>
+        <w:rPr>
+          <w:sz w:val="28"/>
+          <w:szCs w:val="28"/>
+          <w:lang w:val="en-US"/>
+        </w:rPr>
+      </w:pPr>
+      <w:r>
+        <w:rPr>
+          <w:sz w:val="28"/>
+          <w:szCs w:val="28"/>
+          <w:lang w:val="en-US"/>
+        </w:rPr>
+        <w:t xml:space="preserve">      WP_SITE_TITLE: ${WP_SITE_TITLE}</w:t>
+      </w:r>
+    </w:p>
+    <w:p>
+      <w:pPr>
+        <w:suppressAutoHyphens w:val="0"/>
+        <w:spacing w:line="360" w:lineRule="auto"/>
+        <w:ind w:leftChars="0" w:firstLineChars="0" w:firstLine="709"/>
+        <w:jc w:val="both"/>
+        <w:textDirection w:val="lrTb"/>
+        <w:textAlignment w:val="auto"/>
+        <w:outlineLvl w:val="9"/>
+        <w:rPr>
+          <w:sz w:val="28"/>
+          <w:szCs w:val="28"/>
+          <w:lang w:val="en-US"/>
+        </w:rPr>
+      </w:pPr>
+      <w:r>
+        <w:rPr>
+          <w:sz w:val="28"/>
+          <w:szCs w:val="28"/>
+          <w:lang w:val="en-US"/>
+        </w:rPr>
+        <w:t xml:space="preserve">      WP_SITE_URL: ${WP_SITE_URL}</w:t>
+      </w:r>
+    </w:p>
+    <w:p>
+      <w:pPr>
+        <w:suppressAutoHyphens w:val="0"/>
+        <w:spacing w:line="360" w:lineRule="auto"/>
+        <w:ind w:leftChars="0" w:firstLineChars="0" w:firstLine="709"/>
+        <w:jc w:val="both"/>
+        <w:textDirection w:val="lrTb"/>
+        <w:textAlignment w:val="auto"/>
+        <w:outlineLvl w:val="9"/>
+        <w:rPr>
+          <w:sz w:val="28"/>
+          <w:szCs w:val="28"/>
+          <w:lang w:val="en-US"/>
+        </w:rPr>
+      </w:pPr>
+      <w:r>
+        <w:rPr>
+          <w:sz w:val="28"/>
+          <w:szCs w:val="28"/>
+          <w:lang w:val="en-US"/>
+        </w:rPr>
+        <w:t xml:space="preserve">    volumes:</w:t>
+      </w:r>
+    </w:p>
+    <w:p>
+      <w:pPr>
+        <w:suppressAutoHyphens w:val="0"/>
+        <w:spacing w:line="360" w:lineRule="auto"/>
+        <w:ind w:leftChars="0" w:firstLineChars="0" w:firstLine="709"/>
+        <w:jc w:val="both"/>
+        <w:textDirection w:val="lrTb"/>
+        <w:textAlignment w:val="auto"/>
+        <w:outlineLvl w:val="9"/>
+        <w:rPr>
+          <w:sz w:val="28"/>
+          <w:szCs w:val="28"/>
+          <w:lang w:val="en-US"/>
+        </w:rPr>
+      </w:pPr>
+      <w:r>
+        <w:rPr>
+          <w:sz w:val="28"/>
+          <w:szCs w:val="28"/>
+          <w:lang w:val="en-US"/>
+        </w:rPr>
+        <w:t xml:space="preserve">      - wp_data:/var/www/html</w:t>
+      </w:r>
+    </w:p>
+    <w:p>
+      <w:pPr>
+        <w:suppressAutoHyphens w:val="0"/>
+        <w:spacing w:line="360" w:lineRule="auto"/>
+        <w:ind w:leftChars="0" w:firstLineChars="0" w:firstLine="709"/>
+        <w:jc w:val="both"/>
+        <w:textDirection w:val="lrTb"/>
+        <w:textAlignment w:val="auto"/>
+        <w:outlineLvl w:val="9"/>
+        <w:rPr>
+          <w:sz w:val="28"/>
+          <w:szCs w:val="28"/>
+          <w:lang w:val="en-US"/>
+        </w:rPr>
+      </w:pPr>
+    </w:p>
+    <w:p>
+      <w:pPr>
+        <w:suppressAutoHyphens w:val="0"/>
+        <w:spacing w:line="360" w:lineRule="auto"/>
+        <w:ind w:leftChars="0" w:firstLineChars="0" w:firstLine="709"/>
+        <w:jc w:val="both"/>
+        <w:textDirection w:val="lrTb"/>
+        <w:textAlignment w:val="auto"/>
+        <w:outlineLvl w:val="9"/>
+        <w:rPr>
+          <w:sz w:val="28"/>
+          <w:szCs w:val="28"/>
+          <w:lang w:val="en-US"/>
+        </w:rPr>
+      </w:pPr>
+      <w:r>
+        <w:rPr>
+          <w:sz w:val="28"/>
+          <w:szCs w:val="28"/>
+          <w:lang w:val="en-US"/>
+        </w:rPr>
+        <w:t>volumes:</w:t>
+      </w:r>
+    </w:p>
+    <w:p>
+      <w:pPr>
+        <w:suppressAutoHyphens w:val="0"/>
+        <w:spacing w:line="360" w:lineRule="auto"/>
+        <w:ind w:leftChars="0" w:firstLineChars="0" w:firstLine="709"/>
+        <w:jc w:val="both"/>
+        <w:textDirection w:val="lrTb"/>
+        <w:textAlignment w:val="auto"/>
+        <w:outlineLvl w:val="9"/>
+        <w:rPr>
+          <w:sz w:val="28"/>
+          <w:szCs w:val="28"/>
+          <w:lang w:val="en-US"/>
+        </w:rPr>
+      </w:pPr>
+      <w:r>
+        <w:rPr>
+          <w:sz w:val="28"/>
+          <w:szCs w:val="28"/>
+          <w:lang w:val="en-US"/>
+        </w:rPr>
+        <w:t xml:space="preserve">  db_data:</w:t>
+      </w:r>
+    </w:p>
+    <w:p>
+      <w:pPr>
+        <w:suppressAutoHyphens w:val="0"/>
+        <w:spacing w:line="360" w:lineRule="auto"/>
+        <w:ind w:leftChars="0" w:left="0" w:firstLineChars="0" w:firstLine="709"/>
+        <w:jc w:val="both"/>
+        <w:textDirection w:val="lrTb"/>
+        <w:textAlignment w:val="auto"/>
+        <w:outlineLvl w:val="9"/>
+        <w:rPr>
+          <w:sz w:val="28"/>
+          <w:szCs w:val="28"/>
+          <w:lang w:val="en-US"/>
+        </w:rPr>
+      </w:pPr>
+      <w:r>
+        <w:rPr>
+          <w:sz w:val="28"/>
+          <w:szCs w:val="28"/>
+          <w:lang w:val="en-US"/>
+        </w:rPr>
+        <w:t xml:space="preserve">  wp_data:</w:t>
+      </w:r>
+    </w:p>
+    <w:p>
+      <w:pPr>
+        <w:suppressAutoHyphens w:val="0"/>
+        <w:spacing w:line="360" w:lineRule="auto"/>
+        <w:ind w:leftChars="0" w:left="0" w:firstLineChars="0" w:firstLine="709"/>
+        <w:jc w:val="both"/>
+        <w:textDirection w:val="lrTb"/>
+        <w:textAlignment w:val="auto"/>
+        <w:outlineLvl w:val="9"/>
+        <w:rPr>
+          <w:sz w:val="28"/>
+          <w:szCs w:val="28"/>
+          <w:lang w:val="en-US"/>
+        </w:rPr>
+      </w:pPr>
+    </w:p>
+    <w:p>
+      <w:pPr>
+        <w:suppressAutoHyphens w:val="0"/>
+        <w:spacing w:line="360" w:lineRule="auto"/>
+        <w:ind w:leftChars="0" w:left="0" w:firstLineChars="0" w:firstLine="709"/>
+        <w:jc w:val="both"/>
+        <w:textDirection w:val="lrTb"/>
+        <w:textAlignment w:val="auto"/>
+        <w:outlineLvl w:val="9"/>
+        <w:rPr>
+          <w:sz w:val="28"/>
+          <w:szCs w:val="28"/>
+        </w:rPr>
+      </w:pPr>
+      <w:r>
+        <w:rPr>
+          <w:sz w:val="28"/>
+          <w:szCs w:val="28"/>
+        </w:rPr>
+        <w:t>--</w:t>
+      </w:r>
+    </w:p>
+    <w:p>
+      <w:pPr>
+        <w:suppressAutoHyphens w:val="0"/>
+        <w:spacing w:line="360" w:lineRule="auto"/>
+        <w:ind w:leftChars="0" w:firstLineChars="0" w:firstLine="709"/>
+        <w:jc w:val="both"/>
+        <w:textDirection w:val="lrTb"/>
+        <w:textAlignment w:val="auto"/>
+        <w:outlineLvl w:val="9"/>
+        <w:rPr>
+          <w:sz w:val="28"/>
+          <w:szCs w:val="28"/>
+        </w:rPr>
+      </w:pPr>
+      <w:r>
+        <w:rPr>
+          <w:sz w:val="28"/>
+          <w:szCs w:val="28"/>
+        </w:rPr>
+        <w:t>#!/bin/bash</w:t>
+      </w:r>
+    </w:p>
+    <w:p>
+      <w:pPr>
+        <w:suppressAutoHyphens w:val="0"/>
+        <w:spacing w:line="360" w:lineRule="auto"/>
+        <w:ind w:leftChars="0" w:firstLineChars="0" w:firstLine="709"/>
+        <w:jc w:val="both"/>
+        <w:textDirection w:val="lrTb"/>
+        <w:textAlignment w:val="auto"/>
+        <w:outlineLvl w:val="9"/>
+        <w:rPr>
+          <w:sz w:val="28"/>
+          <w:szCs w:val="28"/>
+        </w:rPr>
+      </w:pPr>
+      <w:r>
+        <w:rPr>
+          <w:sz w:val="28"/>
+          <w:szCs w:val="28"/>
+        </w:rPr>
+        <w:t>set -e</w:t>
+      </w:r>
+    </w:p>
+    <w:p>
+      <w:pPr>
+        <w:suppressAutoHyphens w:val="0"/>
+        <w:spacing w:line="360" w:lineRule="auto"/>
+        <w:ind w:leftChars="0" w:firstLineChars="0" w:firstLine="709"/>
+        <w:jc w:val="both"/>
+        <w:textDirection w:val="lrTb"/>
+        <w:textAlignment w:val="auto"/>
+        <w:outlineLvl w:val="9"/>
+        <w:rPr>
+          <w:sz w:val="28"/>
+          <w:szCs w:val="28"/>
+        </w:rPr>
+      </w:pPr>
+    </w:p>
+    <w:p>
+      <w:pPr>
+        <w:suppressAutoHyphens w:val="0"/>
+        <w:spacing w:line="360" w:lineRule="auto"/>
+        <w:ind w:leftChars="0" w:firstLineChars="0" w:firstLine="709"/>
+        <w:jc w:val="both"/>
+        <w:textDirection w:val="lrTb"/>
+        <w:textAlignment w:val="auto"/>
+        <w:outlineLvl w:val="9"/>
+        <w:rPr>
+          <w:sz w:val="28"/>
+          <w:szCs w:val="28"/>
+        </w:rPr>
+      </w:pPr>
+      <w:r>
+        <w:rPr>
+          <w:sz w:val="28"/>
+          <w:szCs w:val="28"/>
+        </w:rPr>
+        <w:t># запускаємо оригінальний entrypoint WordPress у фоні</w:t>
+      </w:r>
+    </w:p>
+    <w:p>
+      <w:pPr>
+        <w:suppressAutoHyphens w:val="0"/>
+        <w:spacing w:line="360" w:lineRule="auto"/>
+        <w:ind w:leftChars="0" w:firstLineChars="0" w:firstLine="709"/>
+        <w:jc w:val="both"/>
+        <w:textDirection w:val="lrTb"/>
+        <w:textAlignment w:val="auto"/>
+        <w:outlineLvl w:val="9"/>
+        <w:rPr>
+          <w:sz w:val="28"/>
+          <w:szCs w:val="28"/>
+        </w:rPr>
+      </w:pPr>
+      <w:r>
+        <w:rPr>
+          <w:sz w:val="28"/>
+          <w:szCs w:val="28"/>
+        </w:rPr>
+        <w:t>docker-entrypoint.sh apache2-foreground &amp;</w:t>
+      </w:r>
+    </w:p>
+    <w:p>
+      <w:pPr>
+        <w:suppressAutoHyphens w:val="0"/>
+        <w:spacing w:line="360" w:lineRule="auto"/>
+        <w:ind w:leftChars="0" w:firstLineChars="0" w:firstLine="709"/>
+        <w:jc w:val="both"/>
+        <w:textDirection w:val="lrTb"/>
+        <w:textAlignment w:val="auto"/>
+        <w:outlineLvl w:val="9"/>
+        <w:rPr>
+          <w:sz w:val="28"/>
+          <w:szCs w:val="28"/>
+        </w:rPr>
+      </w:pPr>
+      <w:r>
+        <w:rPr>
+          <w:sz w:val="28"/>
+          <w:szCs w:val="28"/>
+        </w:rPr>
+        <w:t>APACHE_PID=$!</w:t>
+      </w:r>
+    </w:p>
+    <w:p>
+      <w:pPr>
+        <w:suppressAutoHyphens w:val="0"/>
+        <w:spacing w:line="360" w:lineRule="auto"/>
+        <w:ind w:leftChars="0" w:firstLineChars="0" w:firstLine="709"/>
+        <w:jc w:val="both"/>
+        <w:textDirection w:val="lrTb"/>
+        <w:textAlignment w:val="auto"/>
+        <w:outlineLvl w:val="9"/>
+        <w:rPr>
+          <w:sz w:val="28"/>
+          <w:szCs w:val="28"/>
+        </w:rPr>
+      </w:pPr>
+    </w:p>
+    <w:p>
+      <w:pPr>
+        <w:suppressAutoHyphens w:val="0"/>
+        <w:spacing w:line="360" w:lineRule="auto"/>
+        <w:ind w:leftChars="0" w:firstLineChars="0" w:firstLine="709"/>
+        <w:jc w:val="both"/>
+        <w:textDirection w:val="lrTb"/>
+        <w:textAlignment w:val="auto"/>
+        <w:outlineLvl w:val="9"/>
+        <w:rPr>
+          <w:sz w:val="28"/>
+          <w:szCs w:val="28"/>
+        </w:rPr>
+      </w:pPr>
+      <w:r>
+        <w:rPr>
+          <w:sz w:val="28"/>
+          <w:szCs w:val="28"/>
+        </w:rPr>
+        <w:t># чекаємо, поки WP скопіює core-файли</w:t>
+      </w:r>
+    </w:p>
+    <w:p>
+      <w:pPr>
+        <w:suppressAutoHyphens w:val="0"/>
+        <w:spacing w:line="360" w:lineRule="auto"/>
+        <w:ind w:leftChars="0" w:firstLineChars="0" w:firstLine="709"/>
+        <w:jc w:val="both"/>
+        <w:textDirection w:val="lrTb"/>
+        <w:textAlignment w:val="auto"/>
+        <w:outlineLvl w:val="9"/>
+        <w:rPr>
+          <w:sz w:val="28"/>
+          <w:szCs w:val="28"/>
+        </w:rPr>
+      </w:pPr>
+      <w:r>
+        <w:rPr>
+          <w:sz w:val="28"/>
+          <w:szCs w:val="28"/>
+        </w:rPr>
+        <w:t>until [ -f /var/www/html/wp-config.php ]; do sleep 1; done</w:t>
+      </w:r>
+    </w:p>
+    <w:p>
+      <w:pPr>
+        <w:suppressAutoHyphens w:val="0"/>
+        <w:spacing w:line="360" w:lineRule="auto"/>
+        <w:ind w:leftChars="0" w:firstLineChars="0" w:firstLine="709"/>
+        <w:jc w:val="both"/>
+        <w:textDirection w:val="lrTb"/>
+        <w:textAlignment w:val="auto"/>
+        <w:outlineLvl w:val="9"/>
+        <w:rPr>
+          <w:sz w:val="28"/>
+          <w:szCs w:val="28"/>
+        </w:rPr>
+      </w:pPr>
+    </w:p>
+    <w:p>
+      <w:pPr>
+        <w:suppressAutoHyphens w:val="0"/>
+        <w:spacing w:line="360" w:lineRule="auto"/>
+        <w:ind w:leftChars="0" w:firstLineChars="0" w:firstLine="709"/>
+        <w:jc w:val="both"/>
+        <w:textDirection w:val="lrTb"/>
+        <w:textAlignment w:val="auto"/>
+        <w:outlineLvl w:val="9"/>
+        <w:rPr>
+          <w:sz w:val="28"/>
+          <w:szCs w:val="28"/>
+        </w:rPr>
+      </w:pPr>
+      <w:r>
+        <w:rPr>
+          <w:sz w:val="28"/>
+          <w:szCs w:val="28"/>
+        </w:rPr>
+        <w:t># чекаємо готовність БД</w:t>
+      </w:r>
+    </w:p>
+    <w:p>
+      <w:pPr>
+        <w:suppressAutoHyphens w:val="0"/>
+        <w:spacing w:line="360" w:lineRule="auto"/>
+        <w:ind w:leftChars="0" w:firstLineChars="0" w:firstLine="709"/>
+        <w:jc w:val="both"/>
+        <w:textDirection w:val="lrTb"/>
+        <w:textAlignment w:val="auto"/>
+        <w:outlineLvl w:val="9"/>
+        <w:rPr>
+          <w:sz w:val="28"/>
+          <w:szCs w:val="28"/>
+        </w:rPr>
+      </w:pPr>
+      <w:r>
+        <w:rPr>
+          <w:sz w:val="28"/>
+          <w:szCs w:val="28"/>
+        </w:rPr>
+        <w:t>until wp db check --path=/var/www/html --allow-root --quiet 2&gt;/dev/null; do sleep 2; done</w:t>
+      </w:r>
+    </w:p>
+    <w:p>
+      <w:pPr>
+        <w:suppressAutoHyphens w:val="0"/>
+        <w:spacing w:line="360" w:lineRule="auto"/>
+        <w:ind w:leftChars="0" w:firstLineChars="0" w:firstLine="709"/>
+        <w:jc w:val="both"/>
+        <w:textDirection w:val="lrTb"/>
+        <w:textAlignment w:val="auto"/>
+        <w:outlineLvl w:val="9"/>
+        <w:rPr>
+          <w:sz w:val="28"/>
+          <w:szCs w:val="28"/>
+        </w:rPr>
+      </w:pPr>
+    </w:p>
+    <w:p>
+      <w:pPr>
+        <w:suppressAutoHyphens w:val="0"/>
+        <w:spacing w:line="360" w:lineRule="auto"/>
+        <w:ind w:leftChars="0" w:firstLineChars="0" w:firstLine="709"/>
+        <w:jc w:val="both"/>
+        <w:textDirection w:val="lrTb"/>
+        <w:textAlignment w:val="auto"/>
+        <w:outlineLvl w:val="9"/>
+        <w:rPr>
+          <w:sz w:val="28"/>
+          <w:szCs w:val="28"/>
+        </w:rPr>
+      </w:pPr>
+      <w:r>
+        <w:rPr>
+          <w:sz w:val="28"/>
+          <w:szCs w:val="28"/>
+        </w:rPr>
+        <w:t># автоматичне встановлення WordPress (лише один раз)</w:t>
+      </w:r>
+    </w:p>
+    <w:p>
+      <w:pPr>
+        <w:suppressAutoHyphens w:val="0"/>
+        <w:spacing w:line="360" w:lineRule="auto"/>
+        <w:ind w:leftChars="0" w:firstLineChars="0" w:firstLine="709"/>
+        <w:jc w:val="both"/>
+        <w:textDirection w:val="lrTb"/>
+        <w:textAlignment w:val="auto"/>
+        <w:outlineLvl w:val="9"/>
+        <w:rPr>
+          <w:sz w:val="28"/>
+          <w:szCs w:val="28"/>
+        </w:rPr>
+      </w:pPr>
+      <w:r>
+        <w:rPr>
+          <w:sz w:val="28"/>
+          <w:szCs w:val="28"/>
+        </w:rPr>
         <w:lastRenderedPageBreak/>
-        <w:t xml:space="preserve">      WORDPRESS_DB_PASSWORD: ${MYSQL_PASSWORD}</w:t>
-      </w:r>
-    </w:p>
-    <w:p>
-      <w:pPr>
-        <w:suppressAutoHyphens w:val="0"/>
-        <w:spacing w:line="360" w:lineRule="auto"/>
-        <w:ind w:leftChars="0" w:firstLineChars="0" w:firstLine="709"/>
-        <w:jc w:val="both"/>
-        <w:textDirection w:val="lrTb"/>
-        <w:textAlignment w:val="auto"/>
-        <w:outlineLvl w:val="9"/>
-        <w:rPr>
-          <w:sz w:val="28"/>
-          <w:szCs w:val="28"/>
-          <w:lang w:val="en-US"/>
-        </w:rPr>
-      </w:pPr>
-      <w:r>
-        <w:rPr>
-          <w:sz w:val="28"/>
-          <w:szCs w:val="28"/>
-          <w:lang w:val="en-US"/>
-        </w:rPr>
-        <w:t xml:space="preserve">      WP_ADMIN_USER: ${WP_ADMIN_USER}</w:t>
-      </w:r>
-    </w:p>
-    <w:p>
-      <w:pPr>
-        <w:suppressAutoHyphens w:val="0"/>
-        <w:spacing w:line="360" w:lineRule="auto"/>
-        <w:ind w:leftChars="0" w:firstLineChars="0" w:firstLine="709"/>
-        <w:jc w:val="both"/>
-        <w:textDirection w:val="lrTb"/>
-        <w:textAlignment w:val="auto"/>
-        <w:outlineLvl w:val="9"/>
-        <w:rPr>
-          <w:sz w:val="28"/>
-          <w:szCs w:val="28"/>
-          <w:lang w:val="en-US"/>
-        </w:rPr>
-      </w:pPr>
-      <w:r>
-        <w:rPr>
-          <w:sz w:val="28"/>
-          <w:szCs w:val="28"/>
-          <w:lang w:val="en-US"/>
-        </w:rPr>
-        <w:t xml:space="preserve">      WP_ADMIN_PASSWORD: ${WP_ADMIN_PASSWORD}</w:t>
-      </w:r>
-    </w:p>
-    <w:p>
-      <w:pPr>
-        <w:suppressAutoHyphens w:val="0"/>
-        <w:spacing w:line="360" w:lineRule="auto"/>
-        <w:ind w:leftChars="0" w:firstLineChars="0" w:firstLine="709"/>
-        <w:jc w:val="both"/>
-        <w:textDirection w:val="lrTb"/>
-        <w:textAlignment w:val="auto"/>
-        <w:outlineLvl w:val="9"/>
-        <w:rPr>
-          <w:sz w:val="28"/>
-          <w:szCs w:val="28"/>
-          <w:lang w:val="en-US"/>
-        </w:rPr>
-      </w:pPr>
-      <w:r>
-        <w:rPr>
-          <w:sz w:val="28"/>
-          <w:szCs w:val="28"/>
-          <w:lang w:val="en-US"/>
-        </w:rPr>
-        <w:t xml:space="preserve">      WP_ADMIN_EMAIL: ${WP_ADMIN_EMAIL}</w:t>
-      </w:r>
-    </w:p>
-    <w:p>
-      <w:pPr>
-        <w:suppressAutoHyphens w:val="0"/>
-        <w:spacing w:line="360" w:lineRule="auto"/>
-        <w:ind w:leftChars="0" w:firstLineChars="0" w:firstLine="709"/>
-        <w:jc w:val="both"/>
-        <w:textDirection w:val="lrTb"/>
-        <w:textAlignment w:val="auto"/>
-        <w:outlineLvl w:val="9"/>
-        <w:rPr>
-          <w:sz w:val="28"/>
-          <w:szCs w:val="28"/>
-          <w:lang w:val="en-US"/>
-        </w:rPr>
-      </w:pPr>
-      <w:r>
-        <w:rPr>
-          <w:sz w:val="28"/>
-          <w:szCs w:val="28"/>
-          <w:lang w:val="en-US"/>
-        </w:rPr>
-        <w:t xml:space="preserve">      WP_SITE_TITLE: ${WP_SITE_TITLE}</w:t>
-      </w:r>
-    </w:p>
-    <w:p>
-      <w:pPr>
-        <w:suppressAutoHyphens w:val="0"/>
-        <w:spacing w:line="360" w:lineRule="auto"/>
-        <w:ind w:leftChars="0" w:firstLineChars="0" w:firstLine="709"/>
-        <w:jc w:val="both"/>
-        <w:textDirection w:val="lrTb"/>
-        <w:textAlignment w:val="auto"/>
-        <w:outlineLvl w:val="9"/>
-        <w:rPr>
-          <w:sz w:val="28"/>
-          <w:szCs w:val="28"/>
-          <w:lang w:val="en-US"/>
-        </w:rPr>
-      </w:pPr>
-      <w:r>
-        <w:rPr>
-          <w:sz w:val="28"/>
-          <w:szCs w:val="28"/>
-          <w:lang w:val="en-US"/>
-        </w:rPr>
-        <w:t xml:space="preserve">      WP_SITE_URL: ${WP_SITE_URL}</w:t>
-      </w:r>
-    </w:p>
-    <w:p>
-      <w:pPr>
-        <w:suppressAutoHyphens w:val="0"/>
-        <w:spacing w:line="360" w:lineRule="auto"/>
-        <w:ind w:leftChars="0" w:firstLineChars="0" w:firstLine="709"/>
-        <w:jc w:val="both"/>
-        <w:textDirection w:val="lrTb"/>
-        <w:textAlignment w:val="auto"/>
-        <w:outlineLvl w:val="9"/>
-        <w:rPr>
-          <w:sz w:val="28"/>
-          <w:szCs w:val="28"/>
-          <w:lang w:val="en-US"/>
-        </w:rPr>
-      </w:pPr>
-      <w:r>
-        <w:rPr>
-          <w:sz w:val="28"/>
-          <w:szCs w:val="28"/>
-          <w:lang w:val="en-US"/>
-        </w:rPr>
-        <w:t xml:space="preserve">    volumes:</w:t>
-      </w:r>
-    </w:p>
-    <w:p>
-      <w:pPr>
-        <w:suppressAutoHyphens w:val="0"/>
-        <w:spacing w:line="360" w:lineRule="auto"/>
-        <w:ind w:leftChars="0" w:firstLineChars="0" w:firstLine="709"/>
-        <w:jc w:val="both"/>
-        <w:textDirection w:val="lrTb"/>
-        <w:textAlignment w:val="auto"/>
-        <w:outlineLvl w:val="9"/>
-        <w:rPr>
-          <w:sz w:val="28"/>
-          <w:szCs w:val="28"/>
-          <w:lang w:val="en-US"/>
-        </w:rPr>
-      </w:pPr>
-      <w:r>
-        <w:rPr>
-          <w:sz w:val="28"/>
-          <w:szCs w:val="28"/>
-          <w:lang w:val="en-US"/>
-        </w:rPr>
-        <w:t xml:space="preserve">      - wp_data:/var/www/html</w:t>
-      </w:r>
-    </w:p>
-    <w:p>
-      <w:pPr>
-        <w:suppressAutoHyphens w:val="0"/>
-        <w:spacing w:line="360" w:lineRule="auto"/>
-        <w:ind w:leftChars="0" w:firstLineChars="0" w:firstLine="709"/>
-        <w:jc w:val="both"/>
-        <w:textDirection w:val="lrTb"/>
-        <w:textAlignment w:val="auto"/>
-        <w:outlineLvl w:val="9"/>
-        <w:rPr>
-          <w:sz w:val="28"/>
-          <w:szCs w:val="28"/>
-          <w:lang w:val="en-US"/>
-        </w:rPr>
-      </w:pPr>
-    </w:p>
-    <w:p>
-      <w:pPr>
-        <w:suppressAutoHyphens w:val="0"/>
-        <w:spacing w:line="360" w:lineRule="auto"/>
-        <w:ind w:leftChars="0" w:firstLineChars="0" w:firstLine="709"/>
-        <w:jc w:val="both"/>
-        <w:textDirection w:val="lrTb"/>
-        <w:textAlignment w:val="auto"/>
-        <w:outlineLvl w:val="9"/>
-        <w:rPr>
-          <w:sz w:val="28"/>
-          <w:szCs w:val="28"/>
-          <w:lang w:val="en-US"/>
-        </w:rPr>
-      </w:pPr>
-      <w:r>
-        <w:rPr>
-          <w:sz w:val="28"/>
-          <w:szCs w:val="28"/>
-          <w:lang w:val="en-US"/>
-        </w:rPr>
-        <w:t>volumes:</w:t>
-      </w:r>
-    </w:p>
-    <w:p>
-      <w:pPr>
-        <w:suppressAutoHyphens w:val="0"/>
-        <w:spacing w:line="360" w:lineRule="auto"/>
-        <w:ind w:leftChars="0" w:firstLineChars="0" w:firstLine="709"/>
-        <w:jc w:val="both"/>
-        <w:textDirection w:val="lrTb"/>
-        <w:textAlignment w:val="auto"/>
-        <w:outlineLvl w:val="9"/>
-        <w:rPr>
-          <w:sz w:val="28"/>
-          <w:szCs w:val="28"/>
-          <w:lang w:val="en-US"/>
-        </w:rPr>
-      </w:pPr>
-      <w:r>
-        <w:rPr>
-          <w:sz w:val="28"/>
-          <w:szCs w:val="28"/>
-          <w:lang w:val="en-US"/>
-        </w:rPr>
-        <w:t xml:space="preserve">  db_data:</w:t>
-      </w:r>
-    </w:p>
-    <w:p>
-      <w:pPr>
-        <w:suppressAutoHyphens w:val="0"/>
-        <w:spacing w:line="360" w:lineRule="auto"/>
-        <w:ind w:leftChars="0" w:left="0" w:firstLineChars="0" w:firstLine="709"/>
-        <w:jc w:val="both"/>
-        <w:textDirection w:val="lrTb"/>
-        <w:textAlignment w:val="auto"/>
-        <w:outlineLvl w:val="9"/>
-        <w:rPr>
-          <w:sz w:val="28"/>
-          <w:szCs w:val="28"/>
-          <w:lang w:val="en-US"/>
-        </w:rPr>
-      </w:pPr>
-      <w:r>
-        <w:rPr>
-          <w:sz w:val="28"/>
-          <w:szCs w:val="28"/>
-          <w:lang w:val="en-US"/>
-        </w:rPr>
-        <w:t xml:space="preserve">  wp_data:</w:t>
-      </w:r>
-    </w:p>
-    <w:p>
-      <w:pPr>
-        <w:suppressAutoHyphens w:val="0"/>
-        <w:spacing w:line="360" w:lineRule="auto"/>
-        <w:ind w:leftChars="0" w:left="0" w:firstLineChars="0" w:firstLine="709"/>
-        <w:jc w:val="both"/>
-        <w:textDirection w:val="lrTb"/>
-        <w:textAlignment w:val="auto"/>
-        <w:outlineLvl w:val="9"/>
-        <w:rPr>
-          <w:sz w:val="28"/>
-          <w:szCs w:val="28"/>
-          <w:lang w:val="en-US"/>
-        </w:rPr>
-      </w:pPr>
-    </w:p>
-    <w:p>
-      <w:pPr>
-        <w:suppressAutoHyphens w:val="0"/>
-        <w:spacing w:line="360" w:lineRule="auto"/>
-        <w:ind w:leftChars="0" w:left="0" w:firstLineChars="0" w:firstLine="709"/>
-        <w:jc w:val="both"/>
-        <w:textDirection w:val="lrTb"/>
-        <w:textAlignment w:val="auto"/>
-        <w:outlineLvl w:val="9"/>
-        <w:rPr>
-          <w:sz w:val="28"/>
-          <w:szCs w:val="28"/>
-        </w:rPr>
-      </w:pPr>
-      <w:r>
-        <w:rPr>
-          <w:sz w:val="28"/>
-          <w:szCs w:val="28"/>
-        </w:rPr>
-        <w:t>--</w:t>
-      </w:r>
-    </w:p>
-    <w:p>
-      <w:pPr>
-        <w:suppressAutoHyphens w:val="0"/>
-        <w:spacing w:line="360" w:lineRule="auto"/>
-        <w:ind w:leftChars="0" w:firstLineChars="0" w:firstLine="709"/>
-        <w:jc w:val="both"/>
-        <w:textDirection w:val="lrTb"/>
-        <w:textAlignment w:val="auto"/>
-        <w:outlineLvl w:val="9"/>
-        <w:rPr>
-          <w:sz w:val="28"/>
-          <w:szCs w:val="28"/>
-        </w:rPr>
-      </w:pPr>
-      <w:r>
-        <w:rPr>
-          <w:sz w:val="28"/>
-          <w:szCs w:val="28"/>
-        </w:rPr>
-        <w:t>#!/bin/bash</w:t>
-      </w:r>
-    </w:p>
-    <w:p>
-      <w:pPr>
-        <w:suppressAutoHyphens w:val="0"/>
-        <w:spacing w:line="360" w:lineRule="auto"/>
-        <w:ind w:leftChars="0" w:firstLineChars="0" w:firstLine="709"/>
-        <w:jc w:val="both"/>
-        <w:textDirection w:val="lrTb"/>
-        <w:textAlignment w:val="auto"/>
-        <w:outlineLvl w:val="9"/>
-        <w:rPr>
-          <w:sz w:val="28"/>
-          <w:szCs w:val="28"/>
-        </w:rPr>
-      </w:pPr>
-      <w:r>
-        <w:rPr>
-          <w:sz w:val="28"/>
-          <w:szCs w:val="28"/>
-        </w:rPr>
-        <w:t>set -e</w:t>
-      </w:r>
-    </w:p>
-    <w:p>
-      <w:pPr>
-        <w:suppressAutoHyphens w:val="0"/>
-        <w:spacing w:line="360" w:lineRule="auto"/>
-        <w:ind w:leftChars="0" w:firstLineChars="0" w:firstLine="709"/>
-        <w:jc w:val="both"/>
-        <w:textDirection w:val="lrTb"/>
-        <w:textAlignment w:val="auto"/>
-        <w:outlineLvl w:val="9"/>
-        <w:rPr>
-          <w:sz w:val="28"/>
-          <w:szCs w:val="28"/>
-        </w:rPr>
-      </w:pPr>
-    </w:p>
-    <w:p>
-      <w:pPr>
-        <w:suppressAutoHyphens w:val="0"/>
-        <w:spacing w:line="360" w:lineRule="auto"/>
-        <w:ind w:leftChars="0" w:firstLineChars="0" w:firstLine="709"/>
-        <w:jc w:val="both"/>
-        <w:textDirection w:val="lrTb"/>
-        <w:textAlignment w:val="auto"/>
-        <w:outlineLvl w:val="9"/>
-        <w:rPr>
-          <w:sz w:val="28"/>
-          <w:szCs w:val="28"/>
-        </w:rPr>
-      </w:pPr>
-      <w:r>
-        <w:rPr>
-          <w:sz w:val="28"/>
-          <w:szCs w:val="28"/>
-        </w:rPr>
-        <w:t># запускаємо оригінальний entrypoint WordPress у фоні</w:t>
-      </w:r>
-    </w:p>
-    <w:p>
-      <w:pPr>
-        <w:suppressAutoHyphens w:val="0"/>
-        <w:spacing w:line="360" w:lineRule="auto"/>
-        <w:ind w:leftChars="0" w:firstLineChars="0" w:firstLine="709"/>
-        <w:jc w:val="both"/>
-        <w:textDirection w:val="lrTb"/>
-        <w:textAlignment w:val="auto"/>
-        <w:outlineLvl w:val="9"/>
-        <w:rPr>
-          <w:sz w:val="28"/>
-          <w:szCs w:val="28"/>
-        </w:rPr>
-      </w:pPr>
-      <w:r>
-        <w:rPr>
-          <w:sz w:val="28"/>
-          <w:szCs w:val="28"/>
-        </w:rPr>
-        <w:t>docker-entrypoint.sh apache2-foreground &amp;</w:t>
-      </w:r>
-    </w:p>
-    <w:p>
-      <w:pPr>
-        <w:suppressAutoHyphens w:val="0"/>
-        <w:spacing w:line="360" w:lineRule="auto"/>
-        <w:ind w:leftChars="0" w:firstLineChars="0" w:firstLine="709"/>
-        <w:jc w:val="both"/>
-        <w:textDirection w:val="lrTb"/>
-        <w:textAlignment w:val="auto"/>
-        <w:outlineLvl w:val="9"/>
-        <w:rPr>
-          <w:sz w:val="28"/>
-          <w:szCs w:val="28"/>
-        </w:rPr>
-      </w:pPr>
-      <w:r>
-        <w:rPr>
-          <w:sz w:val="28"/>
-          <w:szCs w:val="28"/>
-        </w:rPr>
-        <w:t>APACHE_PID=$!</w:t>
-      </w:r>
-    </w:p>
-    <w:p>
-      <w:pPr>
-        <w:suppressAutoHyphens w:val="0"/>
-        <w:spacing w:line="360" w:lineRule="auto"/>
-        <w:ind w:leftChars="0" w:firstLineChars="0" w:firstLine="709"/>
-        <w:jc w:val="both"/>
-        <w:textDirection w:val="lrTb"/>
-        <w:textAlignment w:val="auto"/>
-        <w:outlineLvl w:val="9"/>
-        <w:rPr>
-          <w:sz w:val="28"/>
-          <w:szCs w:val="28"/>
-        </w:rPr>
-      </w:pPr>
-    </w:p>
-    <w:p>
-      <w:pPr>
-        <w:suppressAutoHyphens w:val="0"/>
-        <w:spacing w:line="360" w:lineRule="auto"/>
-        <w:ind w:leftChars="0" w:firstLineChars="0" w:firstLine="709"/>
-        <w:jc w:val="both"/>
-        <w:textDirection w:val="lrTb"/>
-        <w:textAlignment w:val="auto"/>
-        <w:outlineLvl w:val="9"/>
-        <w:rPr>
-          <w:sz w:val="28"/>
-          <w:szCs w:val="28"/>
-        </w:rPr>
-      </w:pPr>
-      <w:r>
-        <w:rPr>
-          <w:sz w:val="28"/>
-          <w:szCs w:val="28"/>
-        </w:rPr>
-        <w:t># чекаємо, поки WP скопіює core-файли</w:t>
-      </w:r>
-    </w:p>
-    <w:p>
-      <w:pPr>
-        <w:suppressAutoHyphens w:val="0"/>
-        <w:spacing w:line="360" w:lineRule="auto"/>
-        <w:ind w:leftChars="0" w:firstLineChars="0" w:firstLine="709"/>
-        <w:jc w:val="both"/>
-        <w:textDirection w:val="lrTb"/>
-        <w:textAlignment w:val="auto"/>
-        <w:outlineLvl w:val="9"/>
-        <w:rPr>
-          <w:sz w:val="28"/>
-          <w:szCs w:val="28"/>
-        </w:rPr>
-      </w:pPr>
-      <w:r>
-        <w:rPr>
-          <w:sz w:val="28"/>
-          <w:szCs w:val="28"/>
-        </w:rPr>
-        <w:t>until [ -f /var/www/html/wp-config.php ]; do sleep 1; done</w:t>
-      </w:r>
-    </w:p>
-    <w:p>
-      <w:pPr>
-        <w:suppressAutoHyphens w:val="0"/>
-        <w:spacing w:line="360" w:lineRule="auto"/>
-        <w:ind w:leftChars="0" w:firstLineChars="0" w:firstLine="709"/>
-        <w:jc w:val="both"/>
-        <w:textDirection w:val="lrTb"/>
-        <w:textAlignment w:val="auto"/>
-        <w:outlineLvl w:val="9"/>
-        <w:rPr>
-          <w:sz w:val="28"/>
-          <w:szCs w:val="28"/>
-        </w:rPr>
-      </w:pPr>
-    </w:p>
-    <w:p>
-      <w:pPr>
-        <w:suppressAutoHyphens w:val="0"/>
-        <w:spacing w:line="360" w:lineRule="auto"/>
-        <w:ind w:leftChars="0" w:firstLineChars="0" w:firstLine="709"/>
-        <w:jc w:val="both"/>
-        <w:textDirection w:val="lrTb"/>
-        <w:textAlignment w:val="auto"/>
-        <w:outlineLvl w:val="9"/>
-        <w:rPr>
-          <w:sz w:val="28"/>
-          <w:szCs w:val="28"/>
-        </w:rPr>
-      </w:pPr>
-      <w:r>
-        <w:rPr>
-          <w:sz w:val="28"/>
-          <w:szCs w:val="28"/>
-        </w:rPr>
-        <w:t># чекаємо готовність БД</w:t>
-      </w:r>
-    </w:p>
-    <w:p>
-      <w:pPr>
-        <w:suppressAutoHyphens w:val="0"/>
-        <w:spacing w:line="360" w:lineRule="auto"/>
-        <w:ind w:leftChars="0" w:firstLineChars="0" w:firstLine="709"/>
-        <w:jc w:val="both"/>
-        <w:textDirection w:val="lrTb"/>
-        <w:textAlignment w:val="auto"/>
-        <w:outlineLvl w:val="9"/>
-        <w:rPr>
-          <w:sz w:val="28"/>
-          <w:szCs w:val="28"/>
-        </w:rPr>
-      </w:pPr>
-      <w:r>
-        <w:rPr>
-          <w:sz w:val="28"/>
-          <w:szCs w:val="28"/>
-        </w:rPr>
-        <w:t>until wp db check --path=/var/www/html --allow-root --quiet 2&gt;/dev/null; do sleep 2; done</w:t>
-      </w:r>
-    </w:p>
-    <w:p>
-      <w:pPr>
-        <w:suppressAutoHyphens w:val="0"/>
-        <w:spacing w:line="360" w:lineRule="auto"/>
-        <w:ind w:leftChars="0" w:firstLineChars="0" w:firstLine="709"/>
-        <w:jc w:val="both"/>
-        <w:textDirection w:val="lrTb"/>
-        <w:textAlignment w:val="auto"/>
-        <w:outlineLvl w:val="9"/>
-        <w:rPr>
-          <w:sz w:val="28"/>
-          <w:szCs w:val="28"/>
-        </w:rPr>
-      </w:pPr>
-    </w:p>
-    <w:p>
-      <w:pPr>
-        <w:suppressAutoHyphens w:val="0"/>
-        <w:spacing w:line="360" w:lineRule="auto"/>
-        <w:ind w:leftChars="0" w:firstLineChars="0" w:firstLine="709"/>
-        <w:jc w:val="both"/>
-        <w:textDirection w:val="lrTb"/>
-        <w:textAlignment w:val="auto"/>
-        <w:outlineLvl w:val="9"/>
-        <w:rPr>
-          <w:sz w:val="28"/>
-          <w:szCs w:val="28"/>
-        </w:rPr>
-      </w:pPr>
-      <w:r>
-        <w:rPr>
-          <w:sz w:val="28"/>
-          <w:szCs w:val="28"/>
-        </w:rPr>
-        <w:t># автоматичне встановлення WordPress (лише один раз)</w:t>
-      </w:r>
-    </w:p>
-    <w:p>
-      <w:pPr>
-        <w:suppressAutoHyphens w:val="0"/>
-        <w:spacing w:line="360" w:lineRule="auto"/>
-        <w:ind w:leftChars="0" w:firstLineChars="0" w:firstLine="709"/>
-        <w:jc w:val="both"/>
-        <w:textDirection w:val="lrTb"/>
-        <w:textAlignment w:val="auto"/>
-        <w:outlineLvl w:val="9"/>
-        <w:rPr>
-          <w:sz w:val="28"/>
-          <w:szCs w:val="28"/>
-        </w:rPr>
-      </w:pPr>
-      <w:r>
-        <w:rPr>
-          <w:sz w:val="28"/>
-          <w:szCs w:val="28"/>
-        </w:rPr>
         <w:t>if ! wp core is-installed --path=/var/www/html --allow-root 2&gt;/dev/null; then</w:t>
       </w:r>
     </w:p>
@@ -4739,7 +5047,6 @@
           <w:sz w:val="28"/>
           <w:szCs w:val="28"/>
         </w:rPr>
-        <w:lastRenderedPageBreak/>
         <w:t xml:space="preserve">  wp core install \</w:t>
       </w:r>
     </w:p>
@@ -5291,6 +5598,7 @@
           <w:sz w:val="28"/>
           <w:szCs w:val="28"/>
         </w:rPr>
+        <w:lastRenderedPageBreak/>
         <w:t>Яким чином можна побудувати контейнер на основі Dockerfile ?</w:t>
       </w:r>
     </w:p>
@@ -5546,8 +5854,6 @@
           <w:szCs w:val="28"/>
         </w:rPr>
       </w:pPr>
-      <w:bookmarkStart w:id="0" w:name="_GoBack"/>
-      <w:bookmarkEnd w:id="0"/>
     </w:p>
     <w:sectPr>
       <w:footerReference w:type="even" r:id="rId12"/>
@@ -11490,7 +11796,7 @@
 </file>
 
 <file path=customXml/itemProps2.xml><?xml version="1.0" encoding="utf-8"?>
-<ds:datastoreItem xmlns:ds="http://schemas.openxmlformats.org/officeDocument/2006/customXml" ds:itemID="{57E04BC4-06C7-4B8B-9EA6-59418BA8F748}">
+<ds:datastoreItem xmlns:ds="http://schemas.openxmlformats.org/officeDocument/2006/customXml" ds:itemID="{49AE5FAC-052C-4C86-9A11-D9D387CBED4C}">
   <ds:schemaRefs>
     <ds:schemaRef ds:uri="http://schemas.openxmlformats.org/officeDocument/2006/bibliography"/>
   </ds:schemaRefs>

--- a/Адміністрування обчислювальних комплексів Зроблені ЛР/Лабораторна робота 10 - Матакова А.В. - 409а - Адміністрування обчислювальних комплексів.docx
+++ b/Адміністрування обчислювальних комплексів Зроблені ЛР/Лабораторна робота 10 - Матакова А.В. - 409а - Адміністрування обчислювальних комплексів.docx
@@ -1380,6 +1380,31 @@
     </w:p>
     <w:p>
       <w:pPr>
+        <w:suppressAutoHyphens w:val="0"/>
+        <w:spacing w:line="240" w:lineRule="auto"/>
+        <w:ind w:leftChars="0" w:left="0" w:firstLineChars="0" w:firstLine="0"/>
+        <w:textDirection w:val="lrTb"/>
+        <w:textAlignment w:val="auto"/>
+        <w:outlineLvl w:val="9"/>
+        <w:rPr>
+          <w:bCs/>
+          <w:iCs/>
+          <w:sz w:val="28"/>
+          <w:szCs w:val="28"/>
+        </w:rPr>
+      </w:pPr>
+      <w:r>
+        <w:rPr>
+          <w:bCs/>
+          <w:iCs/>
+          <w:sz w:val="28"/>
+          <w:szCs w:val="28"/>
+        </w:rPr>
+        <w:br w:type="page"/>
+      </w:r>
+    </w:p>
+    <w:p>
+      <w:pPr>
         <w:spacing w:line="360" w:lineRule="auto"/>
         <w:ind w:leftChars="0" w:left="3" w:hanging="3"/>
         <w:jc w:val="center"/>
@@ -1398,6 +1423,7 @@
           <w:sz w:val="28"/>
           <w:szCs w:val="28"/>
         </w:rPr>
+        <w:lastRenderedPageBreak/>
         <w:t>Хід роботи</w:t>
       </w:r>
     </w:p>
@@ -1456,15 +1482,7 @@
           <w:sz w:val="28"/>
           <w:szCs w:val="28"/>
         </w:rPr>
-        <w:t xml:space="preserve"> curl та клієнт MySQL, а також завантажено та зроблено виконуваним інструмент командного рядка wp-cli, необхідний для автоматизованого керування WordPress без участі веб-інтерфейсу. Командою COPY до образу додано власну тему оформлення сайту з локальної директорії shared/, розміщену за шляхом, який WordPress використовує для тем (wp-content/themes/inagro). Оскільки в оригінальних файлах теми був відсутній обов'язковий заголовковий блок </w:t>
-      </w:r>
-      <w:r>
-        <w:rPr>
-          <w:sz w:val="28"/>
-          <w:szCs w:val="28"/>
-        </w:rPr>
-        <w:lastRenderedPageBreak/>
-        <w:t>метаданих у style.css, без якого WordPress не розпізнає директорію як тему оформлення, цей файл було доповнено вручну. Також до образу скопійовано власний сценарій entrypoint.sh і призначено його точкою входу контейнера замість стандартної.</w:t>
+        <w:t xml:space="preserve"> curl та клієнт MySQL, а також завантажено та зроблено виконуваним інструмент командного рядка wp-cli, необхідний для автоматизованого керування WordPress без участі веб-інтерфейсу. Командою COPY до образу додано власну тему оформлення сайту з локальної директорії shared/, розміщену за шляхом, який WordPress використовує для тем (wp-content/themes/inagro). Оскільки в оригінальних файлах теми був відсутній обов'язковий заголовковий блок метаданих у style.css, без якого WordPress не розпізнає директорію як тему оформлення, цей файл було доповнено вручну. Також до образу скопійовано власний сценарій entrypoint.sh і призначено його точкою входу контейнера замість стандартної.</w:t>
       </w:r>
     </w:p>
     <w:p>
@@ -1503,13 +1521,11 @@
         <w:textAlignment w:val="auto"/>
         <w:outlineLvl w:val="9"/>
         <w:rPr>
-          <w:sz w:val="28"/>
-          <w:szCs w:val="28"/>
-        </w:rPr>
-      </w:pPr>
-      <w:r>
-        <w:rPr>
-          <w:sz w:val="28"/>
+          <w:szCs w:val="28"/>
+        </w:rPr>
+      </w:pPr>
+      <w:r>
+        <w:rPr>
           <w:szCs w:val="28"/>
         </w:rPr>
         <w:t>FROM wordpress:6.5-php8.2-apache</w:t>
@@ -1525,13 +1541,11 @@
         <w:textAlignment w:val="auto"/>
         <w:outlineLvl w:val="9"/>
         <w:rPr>
-          <w:sz w:val="28"/>
-          <w:szCs w:val="28"/>
-        </w:rPr>
-      </w:pPr>
-      <w:r>
-        <w:rPr>
-          <w:sz w:val="28"/>
+          <w:szCs w:val="28"/>
+        </w:rPr>
+      </w:pPr>
+      <w:r>
+        <w:rPr>
           <w:szCs w:val="28"/>
         </w:rPr>
         <w:t>RUN apt-get update &amp;&amp; apt-get install -y --no-install-recommends curl default-mysql-client \</w:t>
@@ -1547,13 +1561,11 @@
         <w:textAlignment w:val="auto"/>
         <w:outlineLvl w:val="9"/>
         <w:rPr>
-          <w:sz w:val="28"/>
-          <w:szCs w:val="28"/>
-        </w:rPr>
-      </w:pPr>
-      <w:r>
-        <w:rPr>
-          <w:sz w:val="28"/>
+          <w:szCs w:val="28"/>
+        </w:rPr>
+      </w:pPr>
+      <w:r>
+        <w:rPr>
           <w:szCs w:val="28"/>
         </w:rPr>
         <w:t xml:space="preserve">    &amp;&amp; rm -rf /var/lib/apt/lists/*</w:t>
@@ -1569,13 +1581,11 @@
         <w:textAlignment w:val="auto"/>
         <w:outlineLvl w:val="9"/>
         <w:rPr>
-          <w:sz w:val="28"/>
-          <w:szCs w:val="28"/>
-        </w:rPr>
-      </w:pPr>
-      <w:r>
-        <w:rPr>
-          <w:sz w:val="28"/>
+          <w:szCs w:val="28"/>
+        </w:rPr>
+      </w:pPr>
+      <w:r>
+        <w:rPr>
           <w:szCs w:val="28"/>
         </w:rPr>
         <w:t>RUN curl -o /usr/local/bin/wp -sSL https://raw.githubusercontent.com/wp-cli/builds/gh-pages/phar/wp-cli.phar \</w:t>
@@ -1591,13 +1601,11 @@
         <w:textAlignment w:val="auto"/>
         <w:outlineLvl w:val="9"/>
         <w:rPr>
-          <w:sz w:val="28"/>
-          <w:szCs w:val="28"/>
-        </w:rPr>
-      </w:pPr>
-      <w:r>
-        <w:rPr>
-          <w:sz w:val="28"/>
+          <w:szCs w:val="28"/>
+        </w:rPr>
+      </w:pPr>
+      <w:r>
+        <w:rPr>
           <w:szCs w:val="28"/>
         </w:rPr>
         <w:t xml:space="preserve">    &amp;&amp; chmod +x /usr/local/bin/wp</w:t>
@@ -1613,15 +1621,14 @@
         <w:textAlignment w:val="auto"/>
         <w:outlineLvl w:val="9"/>
         <w:rPr>
-          <w:sz w:val="28"/>
-          <w:szCs w:val="28"/>
-        </w:rPr>
-      </w:pPr>
-      <w:r>
-        <w:rPr>
-          <w:sz w:val="28"/>
-          <w:szCs w:val="28"/>
-        </w:rPr>
+          <w:szCs w:val="28"/>
+        </w:rPr>
+      </w:pPr>
+      <w:r>
+        <w:rPr>
+          <w:szCs w:val="28"/>
+        </w:rPr>
+        <w:lastRenderedPageBreak/>
         <w:t>COPY shared/wordpress1site-main/wordpress1site-main/ /usr/src/wordpress/wp-content/themes/inagro/</w:t>
       </w:r>
     </w:p>
@@ -1635,13 +1642,11 @@
         <w:textAlignment w:val="auto"/>
         <w:outlineLvl w:val="9"/>
         <w:rPr>
-          <w:sz w:val="28"/>
-          <w:szCs w:val="28"/>
-        </w:rPr>
-      </w:pPr>
-      <w:r>
-        <w:rPr>
-          <w:sz w:val="28"/>
+          <w:szCs w:val="28"/>
+        </w:rPr>
+      </w:pPr>
+      <w:r>
+        <w:rPr>
           <w:szCs w:val="28"/>
         </w:rPr>
         <w:t>COPY entrypoint.sh /usr/local/bin/entrypoint.sh</w:t>
@@ -1657,13 +1662,11 @@
         <w:textAlignment w:val="auto"/>
         <w:outlineLvl w:val="9"/>
         <w:rPr>
-          <w:sz w:val="28"/>
-          <w:szCs w:val="28"/>
-        </w:rPr>
-      </w:pPr>
-      <w:r>
-        <w:rPr>
-          <w:sz w:val="28"/>
+          <w:szCs w:val="28"/>
+        </w:rPr>
+      </w:pPr>
+      <w:r>
+        <w:rPr>
           <w:szCs w:val="28"/>
         </w:rPr>
         <w:t>RUN chmod +x /usr/local/bin/entrypoint.sh</w:t>
@@ -1679,13 +1682,11 @@
         <w:textAlignment w:val="auto"/>
         <w:outlineLvl w:val="9"/>
         <w:rPr>
-          <w:sz w:val="28"/>
-          <w:szCs w:val="28"/>
-        </w:rPr>
-      </w:pPr>
-      <w:r>
-        <w:rPr>
-          <w:sz w:val="28"/>
+          <w:szCs w:val="28"/>
+        </w:rPr>
+      </w:pPr>
+      <w:r>
+        <w:rPr>
           <w:szCs w:val="28"/>
         </w:rPr>
         <w:t>ENTRYPOINT ["entrypoint.sh"]</w:t>
@@ -1701,13 +1702,11 @@
         <w:textAlignment w:val="auto"/>
         <w:outlineLvl w:val="9"/>
         <w:rPr>
-          <w:sz w:val="28"/>
-          <w:szCs w:val="28"/>
-        </w:rPr>
-      </w:pPr>
-      <w:r>
-        <w:rPr>
-          <w:sz w:val="28"/>
+          <w:szCs w:val="28"/>
+        </w:rPr>
+      </w:pPr>
+      <w:r>
+        <w:rPr>
           <w:szCs w:val="28"/>
         </w:rPr>
         <w:t>CMD ["apache2-foreground"]</w:t>
@@ -1741,8 +1740,6 @@
         </w:rPr>
         <w:t>–</w:t>
       </w:r>
-      <w:bookmarkStart w:id="0" w:name="_GoBack"/>
-      <w:bookmarkEnd w:id="0"/>
       <w:r>
         <w:rPr>
           <w:sz w:val="28"/>
@@ -1774,7 +1771,366 @@
           <w:sz w:val="28"/>
           <w:szCs w:val="28"/>
         </w:rPr>
-        <w:t>Лістинг коду Dockerfile:</w:t>
+        <w:t xml:space="preserve">Лістинг коду </w:t>
+      </w:r>
+      <w:r>
+        <w:rPr>
+          <w:b/>
+          <w:i/>
+          <w:sz w:val="28"/>
+          <w:szCs w:val="28"/>
+        </w:rPr>
+        <w:t>entrypoint.sh для автоматичного встановлення WordPress та активації теми</w:t>
+      </w:r>
+      <w:r>
+        <w:rPr>
+          <w:b/>
+          <w:i/>
+          <w:sz w:val="28"/>
+          <w:szCs w:val="28"/>
+        </w:rPr>
+        <w:t>:</w:t>
+      </w:r>
+    </w:p>
+    <w:p>
+      <w:pPr>
+        <w:suppressAutoHyphens w:val="0"/>
+        <w:spacing w:line="360" w:lineRule="auto"/>
+        <w:ind w:leftChars="0" w:firstLineChars="0" w:firstLine="0"/>
+        <w:jc w:val="both"/>
+        <w:textDirection w:val="lrTb"/>
+        <w:textAlignment w:val="auto"/>
+        <w:outlineLvl w:val="9"/>
+        <w:rPr>
+          <w:szCs w:val="28"/>
+        </w:rPr>
+      </w:pPr>
+      <w:r>
+        <w:rPr>
+          <w:szCs w:val="28"/>
+        </w:rPr>
+        <w:t>#!/bin/bash</w:t>
+      </w:r>
+    </w:p>
+    <w:p>
+      <w:pPr>
+        <w:suppressAutoHyphens w:val="0"/>
+        <w:spacing w:line="360" w:lineRule="auto"/>
+        <w:ind w:leftChars="0" w:firstLineChars="0" w:firstLine="0"/>
+        <w:jc w:val="both"/>
+        <w:textDirection w:val="lrTb"/>
+        <w:textAlignment w:val="auto"/>
+        <w:outlineLvl w:val="9"/>
+        <w:rPr>
+          <w:szCs w:val="28"/>
+        </w:rPr>
+      </w:pPr>
+      <w:r>
+        <w:rPr>
+          <w:szCs w:val="28"/>
+        </w:rPr>
+        <w:t>set -e</w:t>
+      </w:r>
+    </w:p>
+    <w:p>
+      <w:pPr>
+        <w:suppressAutoHyphens w:val="0"/>
+        <w:spacing w:line="360" w:lineRule="auto"/>
+        <w:ind w:leftChars="0" w:firstLineChars="0" w:firstLine="0"/>
+        <w:jc w:val="both"/>
+        <w:textDirection w:val="lrTb"/>
+        <w:textAlignment w:val="auto"/>
+        <w:outlineLvl w:val="9"/>
+        <w:rPr>
+          <w:szCs w:val="28"/>
+        </w:rPr>
+      </w:pPr>
+      <w:r>
+        <w:rPr>
+          <w:szCs w:val="28"/>
+        </w:rPr>
+        <w:t>docker-entrypoint.sh apache2-foreground &amp;</w:t>
+      </w:r>
+    </w:p>
+    <w:p>
+      <w:pPr>
+        <w:suppressAutoHyphens w:val="0"/>
+        <w:spacing w:line="360" w:lineRule="auto"/>
+        <w:ind w:leftChars="0" w:firstLineChars="0" w:firstLine="0"/>
+        <w:jc w:val="both"/>
+        <w:textDirection w:val="lrTb"/>
+        <w:textAlignment w:val="auto"/>
+        <w:outlineLvl w:val="9"/>
+        <w:rPr>
+          <w:szCs w:val="28"/>
+        </w:rPr>
+      </w:pPr>
+      <w:r>
+        <w:rPr>
+          <w:szCs w:val="28"/>
+        </w:rPr>
+        <w:t>APACHE_PID=$!</w:t>
+      </w:r>
+    </w:p>
+    <w:p>
+      <w:pPr>
+        <w:suppressAutoHyphens w:val="0"/>
+        <w:spacing w:line="360" w:lineRule="auto"/>
+        <w:ind w:leftChars="0" w:firstLineChars="0" w:firstLine="0"/>
+        <w:jc w:val="both"/>
+        <w:textDirection w:val="lrTb"/>
+        <w:textAlignment w:val="auto"/>
+        <w:outlineLvl w:val="9"/>
+        <w:rPr>
+          <w:szCs w:val="28"/>
+        </w:rPr>
+      </w:pPr>
+      <w:r>
+        <w:rPr>
+          <w:szCs w:val="28"/>
+        </w:rPr>
+        <w:t>until [ -f /var/www/html/wp-config.php ]; do sleep 1; done</w:t>
+      </w:r>
+    </w:p>
+    <w:p>
+      <w:pPr>
+        <w:suppressAutoHyphens w:val="0"/>
+        <w:spacing w:line="360" w:lineRule="auto"/>
+        <w:ind w:leftChars="0" w:firstLineChars="0" w:firstLine="0"/>
+        <w:jc w:val="both"/>
+        <w:textDirection w:val="lrTb"/>
+        <w:textAlignment w:val="auto"/>
+        <w:outlineLvl w:val="9"/>
+        <w:rPr>
+          <w:szCs w:val="28"/>
+        </w:rPr>
+      </w:pPr>
+      <w:r>
+        <w:rPr>
+          <w:szCs w:val="28"/>
+        </w:rPr>
+        <w:t>until wp db check --path=/var/www/html --allow-root --quiet 2&gt;/dev/null; do sleep 2; done</w:t>
+      </w:r>
+    </w:p>
+    <w:p>
+      <w:pPr>
+        <w:suppressAutoHyphens w:val="0"/>
+        <w:spacing w:line="360" w:lineRule="auto"/>
+        <w:ind w:leftChars="0" w:firstLineChars="0" w:firstLine="0"/>
+        <w:jc w:val="both"/>
+        <w:textDirection w:val="lrTb"/>
+        <w:textAlignment w:val="auto"/>
+        <w:outlineLvl w:val="9"/>
+        <w:rPr>
+          <w:szCs w:val="28"/>
+        </w:rPr>
+      </w:pPr>
+      <w:r>
+        <w:rPr>
+          <w:szCs w:val="28"/>
+        </w:rPr>
+        <w:t>if ! wp core is-installed --path=/var/www/html --allow-root 2&gt;/dev/null; then</w:t>
+      </w:r>
+    </w:p>
+    <w:p>
+      <w:pPr>
+        <w:suppressAutoHyphens w:val="0"/>
+        <w:spacing w:line="360" w:lineRule="auto"/>
+        <w:ind w:leftChars="0" w:firstLineChars="0" w:firstLine="0"/>
+        <w:jc w:val="both"/>
+        <w:textDirection w:val="lrTb"/>
+        <w:textAlignment w:val="auto"/>
+        <w:outlineLvl w:val="9"/>
+        <w:rPr>
+          <w:szCs w:val="28"/>
+        </w:rPr>
+      </w:pPr>
+      <w:r>
+        <w:rPr>
+          <w:szCs w:val="28"/>
+        </w:rPr>
+        <w:t xml:space="preserve">  wp core install \</w:t>
+      </w:r>
+    </w:p>
+    <w:p>
+      <w:pPr>
+        <w:suppressAutoHyphens w:val="0"/>
+        <w:spacing w:line="360" w:lineRule="auto"/>
+        <w:ind w:leftChars="0" w:firstLineChars="0" w:firstLine="0"/>
+        <w:jc w:val="both"/>
+        <w:textDirection w:val="lrTb"/>
+        <w:textAlignment w:val="auto"/>
+        <w:outlineLvl w:val="9"/>
+        <w:rPr>
+          <w:szCs w:val="28"/>
+        </w:rPr>
+      </w:pPr>
+      <w:r>
+        <w:rPr>
+          <w:szCs w:val="28"/>
+        </w:rPr>
+        <w:t xml:space="preserve">    --path=/var/www/html \</w:t>
+      </w:r>
+    </w:p>
+    <w:p>
+      <w:pPr>
+        <w:suppressAutoHyphens w:val="0"/>
+        <w:spacing w:line="360" w:lineRule="auto"/>
+        <w:ind w:leftChars="0" w:firstLineChars="0" w:firstLine="0"/>
+        <w:jc w:val="both"/>
+        <w:textDirection w:val="lrTb"/>
+        <w:textAlignment w:val="auto"/>
+        <w:outlineLvl w:val="9"/>
+        <w:rPr>
+          <w:szCs w:val="28"/>
+        </w:rPr>
+      </w:pPr>
+      <w:r>
+        <w:rPr>
+          <w:szCs w:val="28"/>
+        </w:rPr>
+        <w:t xml:space="preserve">    --allow-root \</w:t>
+      </w:r>
+    </w:p>
+    <w:p>
+      <w:pPr>
+        <w:suppressAutoHyphens w:val="0"/>
+        <w:spacing w:line="360" w:lineRule="auto"/>
+        <w:ind w:leftChars="0" w:firstLineChars="0" w:firstLine="0"/>
+        <w:jc w:val="both"/>
+        <w:textDirection w:val="lrTb"/>
+        <w:textAlignment w:val="auto"/>
+        <w:outlineLvl w:val="9"/>
+        <w:rPr>
+          <w:szCs w:val="28"/>
+        </w:rPr>
+      </w:pPr>
+      <w:r>
+        <w:rPr>
+          <w:szCs w:val="28"/>
+        </w:rPr>
+        <w:t xml:space="preserve">    --url="${WP_SITE_URL:-http://localhost:8080}" \</w:t>
+      </w:r>
+    </w:p>
+    <w:p>
+      <w:pPr>
+        <w:suppressAutoHyphens w:val="0"/>
+        <w:spacing w:line="360" w:lineRule="auto"/>
+        <w:ind w:leftChars="0" w:firstLineChars="0" w:firstLine="0"/>
+        <w:jc w:val="both"/>
+        <w:textDirection w:val="lrTb"/>
+        <w:textAlignment w:val="auto"/>
+        <w:outlineLvl w:val="9"/>
+        <w:rPr>
+          <w:szCs w:val="28"/>
+        </w:rPr>
+      </w:pPr>
+      <w:r>
+        <w:rPr>
+          <w:szCs w:val="28"/>
+        </w:rPr>
+        <w:t xml:space="preserve">    --title="${WP_SITE_TITLE:-My WordPress}" \</w:t>
+      </w:r>
+    </w:p>
+    <w:p>
+      <w:pPr>
+        <w:suppressAutoHyphens w:val="0"/>
+        <w:spacing w:line="360" w:lineRule="auto"/>
+        <w:ind w:leftChars="0" w:firstLineChars="0" w:firstLine="0"/>
+        <w:jc w:val="both"/>
+        <w:textDirection w:val="lrTb"/>
+        <w:textAlignment w:val="auto"/>
+        <w:outlineLvl w:val="9"/>
+        <w:rPr>
+          <w:szCs w:val="28"/>
+        </w:rPr>
+      </w:pPr>
+      <w:r>
+        <w:rPr>
+          <w:szCs w:val="28"/>
+        </w:rPr>
+        <w:t xml:space="preserve">    --admin_user="${WP_ADMIN_USER:-admin}" \</w:t>
+      </w:r>
+    </w:p>
+    <w:p>
+      <w:pPr>
+        <w:suppressAutoHyphens w:val="0"/>
+        <w:spacing w:line="360" w:lineRule="auto"/>
+        <w:ind w:leftChars="0" w:firstLineChars="0" w:firstLine="0"/>
+        <w:jc w:val="both"/>
+        <w:textDirection w:val="lrTb"/>
+        <w:textAlignment w:val="auto"/>
+        <w:outlineLvl w:val="9"/>
+        <w:rPr>
+          <w:szCs w:val="28"/>
+        </w:rPr>
+      </w:pPr>
+      <w:r>
+        <w:rPr>
+          <w:szCs w:val="28"/>
+        </w:rPr>
+        <w:t xml:space="preserve">    --admin_password="${WP_ADMIN_PASSWORD:-admin12345}" \</w:t>
+      </w:r>
+    </w:p>
+    <w:p>
+      <w:pPr>
+        <w:suppressAutoHyphens w:val="0"/>
+        <w:spacing w:line="360" w:lineRule="auto"/>
+        <w:ind w:leftChars="0" w:firstLineChars="0" w:firstLine="0"/>
+        <w:jc w:val="both"/>
+        <w:textDirection w:val="lrTb"/>
+        <w:textAlignment w:val="auto"/>
+        <w:outlineLvl w:val="9"/>
+        <w:rPr>
+          <w:szCs w:val="28"/>
+        </w:rPr>
+      </w:pPr>
+      <w:r>
+        <w:rPr>
+          <w:szCs w:val="28"/>
+        </w:rPr>
+        <w:lastRenderedPageBreak/>
+        <w:t xml:space="preserve">    --admin_email="${WP_ADMIN_EMAIL:-admin@example.com}"</w:t>
+      </w:r>
+    </w:p>
+    <w:p>
+      <w:pPr>
+        <w:suppressAutoHyphens w:val="0"/>
+        <w:spacing w:line="360" w:lineRule="auto"/>
+        <w:ind w:leftChars="0" w:firstLineChars="0" w:firstLine="0"/>
+        <w:jc w:val="both"/>
+        <w:textDirection w:val="lrTb"/>
+        <w:textAlignment w:val="auto"/>
+        <w:outlineLvl w:val="9"/>
+        <w:rPr>
+          <w:szCs w:val="28"/>
+        </w:rPr>
+      </w:pPr>
+      <w:r>
+        <w:rPr>
+          <w:szCs w:val="28"/>
+        </w:rPr>
+        <w:t xml:space="preserve">  wp theme activate inagro --path=/var/www/html --allow-root || true</w:t>
+      </w:r>
+    </w:p>
+    <w:p>
+      <w:pPr>
+        <w:suppressAutoHyphens w:val="0"/>
+        <w:spacing w:line="360" w:lineRule="auto"/>
+        <w:ind w:leftChars="0" w:firstLineChars="0" w:firstLine="0"/>
+        <w:jc w:val="both"/>
+        <w:textDirection w:val="lrTb"/>
+        <w:textAlignment w:val="auto"/>
+        <w:outlineLvl w:val="9"/>
+        <w:rPr>
+          <w:szCs w:val="28"/>
+        </w:rPr>
+      </w:pPr>
+      <w:r>
+        <w:rPr>
+          <w:szCs w:val="28"/>
+        </w:rPr>
+        <w:t>fi</w:t>
       </w:r>
     </w:p>
     <w:p>
@@ -1787,10 +2143,15 @@
         <w:textAlignment w:val="auto"/>
         <w:outlineLvl w:val="9"/>
         <w:rPr>
-          <w:sz w:val="28"/>
-          <w:szCs w:val="28"/>
-        </w:rPr>
-      </w:pPr>
+          <w:szCs w:val="28"/>
+        </w:rPr>
+      </w:pPr>
+      <w:r>
+        <w:rPr>
+          <w:szCs w:val="28"/>
+        </w:rPr>
+        <w:t>wait "$APACHE_PID"</w:t>
+      </w:r>
     </w:p>
     <w:p>
       <w:pPr>
@@ -1806,6 +2167,755 @@
           <w:szCs w:val="28"/>
         </w:rPr>
       </w:pPr>
+      <w:r>
+        <w:rPr>
+          <w:sz w:val="28"/>
+          <w:szCs w:val="28"/>
+        </w:rPr>
+        <w:t>Взаємодія обох контейнерів (WordPress звертається до бази даних db за іменем сервіса на порту 3306) та проброс порту 8080 хост-машини на порт 80 контейнера з WordPress описані у файлі docker-compose.yml, що дозволяє керувати всім середовищем як єдиним цілим.</w:t>
+      </w:r>
+    </w:p>
+    <w:p>
+      <w:pPr>
+        <w:suppressAutoHyphens w:val="0"/>
+        <w:spacing w:line="360" w:lineRule="auto"/>
+        <w:ind w:leftChars="0" w:left="0" w:firstLineChars="0" w:firstLine="709"/>
+        <w:jc w:val="both"/>
+        <w:textDirection w:val="lrTb"/>
+        <w:textAlignment w:val="auto"/>
+        <w:outlineLvl w:val="9"/>
+        <w:rPr>
+          <w:b/>
+          <w:i/>
+          <w:sz w:val="28"/>
+          <w:szCs w:val="28"/>
+        </w:rPr>
+      </w:pPr>
+      <w:r>
+        <w:rPr>
+          <w:b/>
+          <w:i/>
+          <w:sz w:val="28"/>
+          <w:szCs w:val="28"/>
+        </w:rPr>
+        <w:t xml:space="preserve">Лістинг коду </w:t>
+      </w:r>
+      <w:r>
+        <w:rPr>
+          <w:b/>
+          <w:i/>
+          <w:sz w:val="28"/>
+          <w:szCs w:val="28"/>
+        </w:rPr>
+        <w:t>docker-compose.yml для запуску сервісів db та wordpress</w:t>
+      </w:r>
+      <w:r>
+        <w:rPr>
+          <w:b/>
+          <w:i/>
+          <w:sz w:val="28"/>
+          <w:szCs w:val="28"/>
+        </w:rPr>
+        <w:t>:</w:t>
+      </w:r>
+    </w:p>
+    <w:p>
+      <w:pPr>
+        <w:suppressAutoHyphens w:val="0"/>
+        <w:spacing w:line="360" w:lineRule="auto"/>
+        <w:ind w:leftChars="0" w:firstLineChars="0" w:firstLine="1"/>
+        <w:jc w:val="both"/>
+        <w:textDirection w:val="lrTb"/>
+        <w:textAlignment w:val="auto"/>
+        <w:outlineLvl w:val="9"/>
+        <w:rPr>
+          <w:szCs w:val="28"/>
+        </w:rPr>
+      </w:pPr>
+      <w:r>
+        <w:rPr>
+          <w:szCs w:val="28"/>
+        </w:rPr>
+        <w:t>services:</w:t>
+      </w:r>
+    </w:p>
+    <w:p>
+      <w:pPr>
+        <w:suppressAutoHyphens w:val="0"/>
+        <w:spacing w:line="360" w:lineRule="auto"/>
+        <w:ind w:leftChars="0" w:firstLineChars="0" w:firstLine="1"/>
+        <w:jc w:val="both"/>
+        <w:textDirection w:val="lrTb"/>
+        <w:textAlignment w:val="auto"/>
+        <w:outlineLvl w:val="9"/>
+        <w:rPr>
+          <w:szCs w:val="28"/>
+        </w:rPr>
+      </w:pPr>
+      <w:r>
+        <w:rPr>
+          <w:szCs w:val="28"/>
+        </w:rPr>
+        <w:t xml:space="preserve">  db:</w:t>
+      </w:r>
+    </w:p>
+    <w:p>
+      <w:pPr>
+        <w:suppressAutoHyphens w:val="0"/>
+        <w:spacing w:line="360" w:lineRule="auto"/>
+        <w:ind w:leftChars="0" w:firstLineChars="0" w:firstLine="1"/>
+        <w:jc w:val="both"/>
+        <w:textDirection w:val="lrTb"/>
+        <w:textAlignment w:val="auto"/>
+        <w:outlineLvl w:val="9"/>
+        <w:rPr>
+          <w:szCs w:val="28"/>
+        </w:rPr>
+      </w:pPr>
+      <w:r>
+        <w:rPr>
+          <w:szCs w:val="28"/>
+        </w:rPr>
+        <w:t xml:space="preserve">    image: mysql:8.0</w:t>
+      </w:r>
+    </w:p>
+    <w:p>
+      <w:pPr>
+        <w:suppressAutoHyphens w:val="0"/>
+        <w:spacing w:line="360" w:lineRule="auto"/>
+        <w:ind w:leftChars="0" w:firstLineChars="0" w:firstLine="1"/>
+        <w:jc w:val="both"/>
+        <w:textDirection w:val="lrTb"/>
+        <w:textAlignment w:val="auto"/>
+        <w:outlineLvl w:val="9"/>
+        <w:rPr>
+          <w:szCs w:val="28"/>
+        </w:rPr>
+      </w:pPr>
+      <w:r>
+        <w:rPr>
+          <w:szCs w:val="28"/>
+        </w:rPr>
+        <w:t xml:space="preserve">    restart: unless-stopped</w:t>
+      </w:r>
+    </w:p>
+    <w:p>
+      <w:pPr>
+        <w:suppressAutoHyphens w:val="0"/>
+        <w:spacing w:line="360" w:lineRule="auto"/>
+        <w:ind w:leftChars="0" w:firstLineChars="0" w:firstLine="1"/>
+        <w:jc w:val="both"/>
+        <w:textDirection w:val="lrTb"/>
+        <w:textAlignment w:val="auto"/>
+        <w:outlineLvl w:val="9"/>
+        <w:rPr>
+          <w:szCs w:val="28"/>
+        </w:rPr>
+      </w:pPr>
+      <w:r>
+        <w:rPr>
+          <w:szCs w:val="28"/>
+        </w:rPr>
+        <w:t xml:space="preserve">    environment:</w:t>
+      </w:r>
+    </w:p>
+    <w:p>
+      <w:pPr>
+        <w:suppressAutoHyphens w:val="0"/>
+        <w:spacing w:line="360" w:lineRule="auto"/>
+        <w:ind w:leftChars="0" w:firstLineChars="0" w:firstLine="1"/>
+        <w:jc w:val="both"/>
+        <w:textDirection w:val="lrTb"/>
+        <w:textAlignment w:val="auto"/>
+        <w:outlineLvl w:val="9"/>
+        <w:rPr>
+          <w:szCs w:val="28"/>
+        </w:rPr>
+      </w:pPr>
+      <w:r>
+        <w:rPr>
+          <w:szCs w:val="28"/>
+        </w:rPr>
+        <w:t xml:space="preserve">      MYSQL_DATABASE: ${MYSQL_DATABASE}</w:t>
+      </w:r>
+    </w:p>
+    <w:p>
+      <w:pPr>
+        <w:suppressAutoHyphens w:val="0"/>
+        <w:spacing w:line="360" w:lineRule="auto"/>
+        <w:ind w:leftChars="0" w:firstLineChars="0" w:firstLine="1"/>
+        <w:jc w:val="both"/>
+        <w:textDirection w:val="lrTb"/>
+        <w:textAlignment w:val="auto"/>
+        <w:outlineLvl w:val="9"/>
+        <w:rPr>
+          <w:szCs w:val="28"/>
+        </w:rPr>
+      </w:pPr>
+      <w:r>
+        <w:rPr>
+          <w:szCs w:val="28"/>
+        </w:rPr>
+        <w:t xml:space="preserve">      MYSQL_USER: ${MYSQL_USER}</w:t>
+      </w:r>
+    </w:p>
+    <w:p>
+      <w:pPr>
+        <w:suppressAutoHyphens w:val="0"/>
+        <w:spacing w:line="360" w:lineRule="auto"/>
+        <w:ind w:leftChars="0" w:firstLineChars="0" w:firstLine="1"/>
+        <w:jc w:val="both"/>
+        <w:textDirection w:val="lrTb"/>
+        <w:textAlignment w:val="auto"/>
+        <w:outlineLvl w:val="9"/>
+        <w:rPr>
+          <w:szCs w:val="28"/>
+        </w:rPr>
+      </w:pPr>
+      <w:r>
+        <w:rPr>
+          <w:szCs w:val="28"/>
+        </w:rPr>
+        <w:t xml:space="preserve">      MYSQL_PASSWORD: ${MYSQL_PASSWORD}</w:t>
+      </w:r>
+    </w:p>
+    <w:p>
+      <w:pPr>
+        <w:suppressAutoHyphens w:val="0"/>
+        <w:spacing w:line="360" w:lineRule="auto"/>
+        <w:ind w:leftChars="0" w:firstLineChars="0" w:firstLine="1"/>
+        <w:jc w:val="both"/>
+        <w:textDirection w:val="lrTb"/>
+        <w:textAlignment w:val="auto"/>
+        <w:outlineLvl w:val="9"/>
+        <w:rPr>
+          <w:szCs w:val="28"/>
+        </w:rPr>
+      </w:pPr>
+      <w:r>
+        <w:rPr>
+          <w:szCs w:val="28"/>
+        </w:rPr>
+        <w:t xml:space="preserve">      MYSQL_ROOT_PASSWORD: ${MYSQL_ROOT_PASSWORD}</w:t>
+      </w:r>
+    </w:p>
+    <w:p>
+      <w:pPr>
+        <w:suppressAutoHyphens w:val="0"/>
+        <w:spacing w:line="360" w:lineRule="auto"/>
+        <w:ind w:leftChars="0" w:firstLineChars="0" w:firstLine="1"/>
+        <w:jc w:val="both"/>
+        <w:textDirection w:val="lrTb"/>
+        <w:textAlignment w:val="auto"/>
+        <w:outlineLvl w:val="9"/>
+        <w:rPr>
+          <w:szCs w:val="28"/>
+        </w:rPr>
+      </w:pPr>
+      <w:r>
+        <w:rPr>
+          <w:szCs w:val="28"/>
+        </w:rPr>
+        <w:t xml:space="preserve">    volumes:</w:t>
+      </w:r>
+    </w:p>
+    <w:p>
+      <w:pPr>
+        <w:suppressAutoHyphens w:val="0"/>
+        <w:spacing w:line="360" w:lineRule="auto"/>
+        <w:ind w:leftChars="0" w:firstLineChars="0" w:firstLine="1"/>
+        <w:jc w:val="both"/>
+        <w:textDirection w:val="lrTb"/>
+        <w:textAlignment w:val="auto"/>
+        <w:outlineLvl w:val="9"/>
+        <w:rPr>
+          <w:szCs w:val="28"/>
+        </w:rPr>
+      </w:pPr>
+      <w:r>
+        <w:rPr>
+          <w:szCs w:val="28"/>
+        </w:rPr>
+        <w:t xml:space="preserve">      - db_data:/var/lib/mysql</w:t>
+      </w:r>
+    </w:p>
+    <w:p>
+      <w:pPr>
+        <w:suppressAutoHyphens w:val="0"/>
+        <w:spacing w:line="360" w:lineRule="auto"/>
+        <w:ind w:leftChars="0" w:firstLineChars="0" w:firstLine="1"/>
+        <w:jc w:val="both"/>
+        <w:textDirection w:val="lrTb"/>
+        <w:textAlignment w:val="auto"/>
+        <w:outlineLvl w:val="9"/>
+        <w:rPr>
+          <w:szCs w:val="28"/>
+        </w:rPr>
+      </w:pPr>
+      <w:r>
+        <w:rPr>
+          <w:szCs w:val="28"/>
+        </w:rPr>
+        <w:t xml:space="preserve">  wordpress:</w:t>
+      </w:r>
+    </w:p>
+    <w:p>
+      <w:pPr>
+        <w:suppressAutoHyphens w:val="0"/>
+        <w:spacing w:line="360" w:lineRule="auto"/>
+        <w:ind w:leftChars="0" w:firstLineChars="0" w:firstLine="1"/>
+        <w:jc w:val="both"/>
+        <w:textDirection w:val="lrTb"/>
+        <w:textAlignment w:val="auto"/>
+        <w:outlineLvl w:val="9"/>
+        <w:rPr>
+          <w:szCs w:val="28"/>
+        </w:rPr>
+      </w:pPr>
+      <w:r>
+        <w:rPr>
+          <w:szCs w:val="28"/>
+        </w:rPr>
+        <w:t xml:space="preserve">    build: .</w:t>
+      </w:r>
+    </w:p>
+    <w:p>
+      <w:pPr>
+        <w:suppressAutoHyphens w:val="0"/>
+        <w:spacing w:line="360" w:lineRule="auto"/>
+        <w:ind w:leftChars="0" w:firstLineChars="0" w:firstLine="1"/>
+        <w:jc w:val="both"/>
+        <w:textDirection w:val="lrTb"/>
+        <w:textAlignment w:val="auto"/>
+        <w:outlineLvl w:val="9"/>
+        <w:rPr>
+          <w:szCs w:val="28"/>
+        </w:rPr>
+      </w:pPr>
+      <w:r>
+        <w:rPr>
+          <w:szCs w:val="28"/>
+        </w:rPr>
+        <w:t xml:space="preserve">    depends_on:</w:t>
+      </w:r>
+    </w:p>
+    <w:p>
+      <w:pPr>
+        <w:suppressAutoHyphens w:val="0"/>
+        <w:spacing w:line="360" w:lineRule="auto"/>
+        <w:ind w:leftChars="0" w:firstLineChars="0" w:firstLine="1"/>
+        <w:jc w:val="both"/>
+        <w:textDirection w:val="lrTb"/>
+        <w:textAlignment w:val="auto"/>
+        <w:outlineLvl w:val="9"/>
+        <w:rPr>
+          <w:szCs w:val="28"/>
+        </w:rPr>
+      </w:pPr>
+      <w:r>
+        <w:rPr>
+          <w:szCs w:val="28"/>
+        </w:rPr>
+        <w:t xml:space="preserve">      - db</w:t>
+      </w:r>
+    </w:p>
+    <w:p>
+      <w:pPr>
+        <w:suppressAutoHyphens w:val="0"/>
+        <w:spacing w:line="360" w:lineRule="auto"/>
+        <w:ind w:leftChars="0" w:firstLineChars="0" w:firstLine="1"/>
+        <w:jc w:val="both"/>
+        <w:textDirection w:val="lrTb"/>
+        <w:textAlignment w:val="auto"/>
+        <w:outlineLvl w:val="9"/>
+        <w:rPr>
+          <w:szCs w:val="28"/>
+        </w:rPr>
+      </w:pPr>
+      <w:r>
+        <w:rPr>
+          <w:szCs w:val="28"/>
+        </w:rPr>
+        <w:t xml:space="preserve">    restart: unless-stopped</w:t>
+      </w:r>
+    </w:p>
+    <w:p>
+      <w:pPr>
+        <w:suppressAutoHyphens w:val="0"/>
+        <w:spacing w:line="360" w:lineRule="auto"/>
+        <w:ind w:leftChars="0" w:firstLineChars="0" w:firstLine="1"/>
+        <w:jc w:val="both"/>
+        <w:textDirection w:val="lrTb"/>
+        <w:textAlignment w:val="auto"/>
+        <w:outlineLvl w:val="9"/>
+        <w:rPr>
+          <w:szCs w:val="28"/>
+        </w:rPr>
+      </w:pPr>
+      <w:r>
+        <w:rPr>
+          <w:szCs w:val="28"/>
+        </w:rPr>
+        <w:t xml:space="preserve">    ports:</w:t>
+      </w:r>
+    </w:p>
+    <w:p>
+      <w:pPr>
+        <w:suppressAutoHyphens w:val="0"/>
+        <w:spacing w:line="360" w:lineRule="auto"/>
+        <w:ind w:leftChars="0" w:firstLineChars="0" w:firstLine="1"/>
+        <w:jc w:val="both"/>
+        <w:textDirection w:val="lrTb"/>
+        <w:textAlignment w:val="auto"/>
+        <w:outlineLvl w:val="9"/>
+        <w:rPr>
+          <w:szCs w:val="28"/>
+        </w:rPr>
+      </w:pPr>
+      <w:r>
+        <w:rPr>
+          <w:szCs w:val="28"/>
+        </w:rPr>
+        <w:t xml:space="preserve">      - "8080:80"</w:t>
+      </w:r>
+    </w:p>
+    <w:p>
+      <w:pPr>
+        <w:suppressAutoHyphens w:val="0"/>
+        <w:spacing w:line="360" w:lineRule="auto"/>
+        <w:ind w:leftChars="0" w:firstLineChars="0" w:firstLine="1"/>
+        <w:jc w:val="both"/>
+        <w:textDirection w:val="lrTb"/>
+        <w:textAlignment w:val="auto"/>
+        <w:outlineLvl w:val="9"/>
+        <w:rPr>
+          <w:szCs w:val="28"/>
+        </w:rPr>
+      </w:pPr>
+      <w:r>
+        <w:rPr>
+          <w:szCs w:val="28"/>
+        </w:rPr>
+        <w:t xml:space="preserve">    environment:</w:t>
+      </w:r>
+    </w:p>
+    <w:p>
+      <w:pPr>
+        <w:suppressAutoHyphens w:val="0"/>
+        <w:spacing w:line="360" w:lineRule="auto"/>
+        <w:ind w:leftChars="0" w:firstLineChars="0" w:firstLine="1"/>
+        <w:jc w:val="both"/>
+        <w:textDirection w:val="lrTb"/>
+        <w:textAlignment w:val="auto"/>
+        <w:outlineLvl w:val="9"/>
+        <w:rPr>
+          <w:szCs w:val="28"/>
+        </w:rPr>
+      </w:pPr>
+      <w:r>
+        <w:rPr>
+          <w:szCs w:val="28"/>
+        </w:rPr>
+        <w:t xml:space="preserve">      WORDPRESS_DB_HOST: db:3306</w:t>
+      </w:r>
+    </w:p>
+    <w:p>
+      <w:pPr>
+        <w:suppressAutoHyphens w:val="0"/>
+        <w:spacing w:line="360" w:lineRule="auto"/>
+        <w:ind w:leftChars="0" w:firstLineChars="0" w:firstLine="1"/>
+        <w:jc w:val="both"/>
+        <w:textDirection w:val="lrTb"/>
+        <w:textAlignment w:val="auto"/>
+        <w:outlineLvl w:val="9"/>
+        <w:rPr>
+          <w:szCs w:val="28"/>
+        </w:rPr>
+      </w:pPr>
+      <w:r>
+        <w:rPr>
+          <w:szCs w:val="28"/>
+        </w:rPr>
+        <w:t xml:space="preserve">      WORDPRESS_DB_NAME: ${MYSQL_DATABASE}</w:t>
+      </w:r>
+    </w:p>
+    <w:p>
+      <w:pPr>
+        <w:suppressAutoHyphens w:val="0"/>
+        <w:spacing w:line="360" w:lineRule="auto"/>
+        <w:ind w:leftChars="0" w:firstLineChars="0" w:firstLine="1"/>
+        <w:jc w:val="both"/>
+        <w:textDirection w:val="lrTb"/>
+        <w:textAlignment w:val="auto"/>
+        <w:outlineLvl w:val="9"/>
+        <w:rPr>
+          <w:szCs w:val="28"/>
+        </w:rPr>
+      </w:pPr>
+      <w:r>
+        <w:rPr>
+          <w:szCs w:val="28"/>
+        </w:rPr>
+        <w:t xml:space="preserve">      WORDPRESS_DB_USER: ${MYSQL_USER}</w:t>
+      </w:r>
+    </w:p>
+    <w:p>
+      <w:pPr>
+        <w:suppressAutoHyphens w:val="0"/>
+        <w:spacing w:line="360" w:lineRule="auto"/>
+        <w:ind w:leftChars="0" w:firstLineChars="0" w:firstLine="1"/>
+        <w:jc w:val="both"/>
+        <w:textDirection w:val="lrTb"/>
+        <w:textAlignment w:val="auto"/>
+        <w:outlineLvl w:val="9"/>
+        <w:rPr>
+          <w:szCs w:val="28"/>
+        </w:rPr>
+      </w:pPr>
+      <w:r>
+        <w:rPr>
+          <w:szCs w:val="28"/>
+        </w:rPr>
+        <w:t xml:space="preserve">      WORDPRESS_DB_PASSWORD: ${MYSQL_PASSWORD}</w:t>
+      </w:r>
+    </w:p>
+    <w:p>
+      <w:pPr>
+        <w:suppressAutoHyphens w:val="0"/>
+        <w:spacing w:line="360" w:lineRule="auto"/>
+        <w:ind w:leftChars="0" w:firstLineChars="0" w:firstLine="1"/>
+        <w:jc w:val="both"/>
+        <w:textDirection w:val="lrTb"/>
+        <w:textAlignment w:val="auto"/>
+        <w:outlineLvl w:val="9"/>
+        <w:rPr>
+          <w:szCs w:val="28"/>
+        </w:rPr>
+      </w:pPr>
+      <w:r>
+        <w:rPr>
+          <w:szCs w:val="28"/>
+        </w:rPr>
+        <w:t xml:space="preserve">      WP_ADMIN_USER: ${WP_ADMIN_USER}</w:t>
+      </w:r>
+    </w:p>
+    <w:p>
+      <w:pPr>
+        <w:suppressAutoHyphens w:val="0"/>
+        <w:spacing w:line="360" w:lineRule="auto"/>
+        <w:ind w:leftChars="0" w:firstLineChars="0" w:firstLine="1"/>
+        <w:jc w:val="both"/>
+        <w:textDirection w:val="lrTb"/>
+        <w:textAlignment w:val="auto"/>
+        <w:outlineLvl w:val="9"/>
+        <w:rPr>
+          <w:szCs w:val="28"/>
+        </w:rPr>
+      </w:pPr>
+      <w:r>
+        <w:rPr>
+          <w:szCs w:val="28"/>
+        </w:rPr>
+        <w:t xml:space="preserve">      WP_ADMIN_PASSWORD: ${WP_ADMIN_PASSWORD}</w:t>
+      </w:r>
+    </w:p>
+    <w:p>
+      <w:pPr>
+        <w:suppressAutoHyphens w:val="0"/>
+        <w:spacing w:line="360" w:lineRule="auto"/>
+        <w:ind w:leftChars="0" w:firstLineChars="0" w:firstLine="1"/>
+        <w:jc w:val="both"/>
+        <w:textDirection w:val="lrTb"/>
+        <w:textAlignment w:val="auto"/>
+        <w:outlineLvl w:val="9"/>
+        <w:rPr>
+          <w:szCs w:val="28"/>
+        </w:rPr>
+      </w:pPr>
+      <w:r>
+        <w:rPr>
+          <w:szCs w:val="28"/>
+        </w:rPr>
+        <w:lastRenderedPageBreak/>
+        <w:t xml:space="preserve">      WP_ADMIN_EMAIL: ${WP_ADMIN_EMAIL}</w:t>
+      </w:r>
+    </w:p>
+    <w:p>
+      <w:pPr>
+        <w:suppressAutoHyphens w:val="0"/>
+        <w:spacing w:line="360" w:lineRule="auto"/>
+        <w:ind w:leftChars="0" w:firstLineChars="0" w:firstLine="1"/>
+        <w:jc w:val="both"/>
+        <w:textDirection w:val="lrTb"/>
+        <w:textAlignment w:val="auto"/>
+        <w:outlineLvl w:val="9"/>
+        <w:rPr>
+          <w:szCs w:val="28"/>
+        </w:rPr>
+      </w:pPr>
+      <w:r>
+        <w:rPr>
+          <w:szCs w:val="28"/>
+        </w:rPr>
+        <w:t xml:space="preserve">      WP_SITE_TITLE: ${WP_SITE_TITLE}</w:t>
+      </w:r>
+    </w:p>
+    <w:p>
+      <w:pPr>
+        <w:suppressAutoHyphens w:val="0"/>
+        <w:spacing w:line="360" w:lineRule="auto"/>
+        <w:ind w:leftChars="0" w:firstLineChars="0" w:firstLine="1"/>
+        <w:jc w:val="both"/>
+        <w:textDirection w:val="lrTb"/>
+        <w:textAlignment w:val="auto"/>
+        <w:outlineLvl w:val="9"/>
+        <w:rPr>
+          <w:szCs w:val="28"/>
+        </w:rPr>
+      </w:pPr>
+      <w:r>
+        <w:rPr>
+          <w:szCs w:val="28"/>
+        </w:rPr>
+        <w:t xml:space="preserve">      WP_SITE_URL: ${WP_SITE_URL}</w:t>
+      </w:r>
+    </w:p>
+    <w:p>
+      <w:pPr>
+        <w:suppressAutoHyphens w:val="0"/>
+        <w:spacing w:line="360" w:lineRule="auto"/>
+        <w:ind w:leftChars="0" w:firstLineChars="0" w:firstLine="1"/>
+        <w:jc w:val="both"/>
+        <w:textDirection w:val="lrTb"/>
+        <w:textAlignment w:val="auto"/>
+        <w:outlineLvl w:val="9"/>
+        <w:rPr>
+          <w:szCs w:val="28"/>
+        </w:rPr>
+      </w:pPr>
+      <w:r>
+        <w:rPr>
+          <w:szCs w:val="28"/>
+        </w:rPr>
+        <w:t xml:space="preserve">    volumes:</w:t>
+      </w:r>
+    </w:p>
+    <w:p>
+      <w:pPr>
+        <w:suppressAutoHyphens w:val="0"/>
+        <w:spacing w:line="360" w:lineRule="auto"/>
+        <w:ind w:leftChars="0" w:firstLineChars="0" w:firstLine="1"/>
+        <w:jc w:val="both"/>
+        <w:textDirection w:val="lrTb"/>
+        <w:textAlignment w:val="auto"/>
+        <w:outlineLvl w:val="9"/>
+        <w:rPr>
+          <w:szCs w:val="28"/>
+        </w:rPr>
+      </w:pPr>
+      <w:r>
+        <w:rPr>
+          <w:szCs w:val="28"/>
+        </w:rPr>
+        <w:t xml:space="preserve">      - wp_data:/var/www/html</w:t>
+      </w:r>
+    </w:p>
+    <w:p>
+      <w:pPr>
+        <w:suppressAutoHyphens w:val="0"/>
+        <w:spacing w:line="360" w:lineRule="auto"/>
+        <w:ind w:leftChars="0" w:firstLineChars="0" w:firstLine="1"/>
+        <w:jc w:val="both"/>
+        <w:textDirection w:val="lrTb"/>
+        <w:textAlignment w:val="auto"/>
+        <w:outlineLvl w:val="9"/>
+        <w:rPr>
+          <w:szCs w:val="28"/>
+        </w:rPr>
+      </w:pPr>
+      <w:r>
+        <w:rPr>
+          <w:szCs w:val="28"/>
+        </w:rPr>
+        <w:t>volumes:</w:t>
+      </w:r>
+    </w:p>
+    <w:p>
+      <w:pPr>
+        <w:suppressAutoHyphens w:val="0"/>
+        <w:spacing w:line="360" w:lineRule="auto"/>
+        <w:ind w:leftChars="0" w:firstLineChars="0" w:firstLine="1"/>
+        <w:jc w:val="both"/>
+        <w:textDirection w:val="lrTb"/>
+        <w:textAlignment w:val="auto"/>
+        <w:outlineLvl w:val="9"/>
+        <w:rPr>
+          <w:szCs w:val="28"/>
+        </w:rPr>
+      </w:pPr>
+      <w:r>
+        <w:rPr>
+          <w:szCs w:val="28"/>
+        </w:rPr>
+        <w:t xml:space="preserve">  db_data:</w:t>
+      </w:r>
+    </w:p>
+    <w:p>
+      <w:pPr>
+        <w:suppressAutoHyphens w:val="0"/>
+        <w:spacing w:line="360" w:lineRule="auto"/>
+        <w:ind w:leftChars="0" w:left="0" w:firstLineChars="0" w:firstLine="1"/>
+        <w:jc w:val="both"/>
+        <w:textDirection w:val="lrTb"/>
+        <w:textAlignment w:val="auto"/>
+        <w:outlineLvl w:val="9"/>
+        <w:rPr>
+          <w:sz w:val="28"/>
+          <w:szCs w:val="28"/>
+        </w:rPr>
+      </w:pPr>
+      <w:r>
+        <w:rPr>
+          <w:szCs w:val="28"/>
+        </w:rPr>
+        <w:t xml:space="preserve">  wp_data:</w:t>
+      </w:r>
+    </w:p>
+    <w:p>
+      <w:pPr>
+        <w:suppressAutoHyphens w:val="0"/>
+        <w:spacing w:line="360" w:lineRule="auto"/>
+        <w:ind w:leftChars="0" w:left="0" w:firstLineChars="0" w:firstLine="709"/>
+        <w:jc w:val="both"/>
+        <w:textDirection w:val="lrTb"/>
+        <w:textAlignment w:val="auto"/>
+        <w:outlineLvl w:val="9"/>
+        <w:rPr>
+          <w:sz w:val="28"/>
+          <w:szCs w:val="28"/>
+        </w:rPr>
+      </w:pPr>
+      <w:r>
+        <w:rPr>
+          <w:sz w:val="28"/>
+          <w:szCs w:val="28"/>
+        </w:rPr>
+        <w:t>Розгортання середовища виконано командою docker compose up -d --build, яка одночасно побудувала власний образ lr10ao-wordpress за описаним Dockerfile</w:t>
+      </w:r>
+      <w:r>
+        <w:rPr>
+          <w:sz w:val="28"/>
+          <w:szCs w:val="28"/>
+        </w:rPr>
+        <w:t xml:space="preserve"> та запустила обидва контейнери</w:t>
+      </w:r>
+      <w:r>
+        <w:rPr>
+          <w:sz w:val="28"/>
+          <w:szCs w:val="28"/>
+        </w:rPr>
+        <w:t>. Перевірка стану командою docker compose ps підтвердила, що обидва контейнери перебувають у стані «Up», при цьому контейнер wordpress має прокинутий порт 0.0.0.0:8080-&gt;80/tcp, тобто доступний як локально, так і з інших пристроїв мережі за IP-адресою хоста.</w:t>
+      </w:r>
     </w:p>
     <w:p>
       <w:pPr>
@@ -1821,1364 +2931,6 @@
           <w:szCs w:val="28"/>
         </w:rPr>
       </w:pPr>
-    </w:p>
-    <w:p>
-      <w:pPr>
-        <w:suppressAutoHyphens w:val="0"/>
-        <w:spacing w:line="360" w:lineRule="auto"/>
-        <w:ind w:leftChars="0" w:left="0" w:firstLineChars="0" w:firstLine="0"/>
-        <w:jc w:val="center"/>
-        <w:textDirection w:val="lrTb"/>
-        <w:textAlignment w:val="auto"/>
-        <w:outlineLvl w:val="9"/>
-        <w:rPr>
-          <w:sz w:val="28"/>
-          <w:szCs w:val="28"/>
-        </w:rPr>
-      </w:pPr>
-      <w:r>
-        <w:rPr>
-          <w:sz w:val="28"/>
-          <w:szCs w:val="28"/>
-        </w:rPr>
-        <w:t>Рисунок 1 –</w:t>
-      </w:r>
-      <w:r>
-        <w:rPr>
-          <w:sz w:val="28"/>
-          <w:szCs w:val="28"/>
-        </w:rPr>
-        <w:t xml:space="preserve"> </w:t>
-      </w:r>
-      <w:r>
-        <w:rPr>
-          <w:sz w:val="28"/>
-          <w:szCs w:val="28"/>
-        </w:rPr>
-        <w:t>Результат тестування</w:t>
-      </w:r>
-    </w:p>
-    <w:p>
-      <w:pPr>
-        <w:suppressAutoHyphens w:val="0"/>
-        <w:spacing w:line="360" w:lineRule="auto"/>
-        <w:ind w:leftChars="0" w:left="0" w:firstLineChars="0" w:firstLine="709"/>
-        <w:jc w:val="both"/>
-        <w:textDirection w:val="lrTb"/>
-        <w:textAlignment w:val="auto"/>
-        <w:outlineLvl w:val="9"/>
-        <w:rPr>
-          <w:sz w:val="28"/>
-          <w:szCs w:val="28"/>
-        </w:rPr>
-      </w:pPr>
-      <w:r>
-        <w:rPr>
-          <w:sz w:val="28"/>
-          <w:szCs w:val="28"/>
-        </w:rPr>
-        <w:t>Таблиця 1 – Параметри опису usecase</w:t>
-      </w:r>
-    </w:p>
-    <w:p>
-      <w:pPr>
-        <w:suppressAutoHyphens w:val="0"/>
-        <w:spacing w:line="360" w:lineRule="auto"/>
-        <w:ind w:leftChars="0" w:firstLineChars="0" w:firstLine="709"/>
-        <w:jc w:val="both"/>
-        <w:textDirection w:val="lrTb"/>
-        <w:textAlignment w:val="auto"/>
-        <w:outlineLvl w:val="9"/>
-        <w:rPr>
-          <w:sz w:val="28"/>
-          <w:szCs w:val="28"/>
-        </w:rPr>
-      </w:pPr>
-      <w:r>
-        <w:rPr>
-          <w:sz w:val="28"/>
-          <w:szCs w:val="28"/>
-        </w:rPr>
-        <w:t>Docker-середовище для WordPress зібрано, запущено і перевірено наживо (HTTP 200, тема активна, сайт "Inagro Lab10" доступний на порту 8080, прив'язка 0.0.0.0:8080, тобто доступ можливий і з локальної мережі).</w:t>
-      </w:r>
-    </w:p>
-    <w:p>
-      <w:pPr>
-        <w:suppressAutoHyphens w:val="0"/>
-        <w:spacing w:line="360" w:lineRule="auto"/>
-        <w:ind w:leftChars="0" w:firstLineChars="0" w:firstLine="709"/>
-        <w:jc w:val="both"/>
-        <w:textDirection w:val="lrTb"/>
-        <w:textAlignment w:val="auto"/>
-        <w:outlineLvl w:val="9"/>
-        <w:rPr>
-          <w:sz w:val="28"/>
-          <w:szCs w:val="28"/>
-        </w:rPr>
-      </w:pPr>
-    </w:p>
-    <w:p>
-      <w:pPr>
-        <w:suppressAutoHyphens w:val="0"/>
-        <w:spacing w:line="360" w:lineRule="auto"/>
-        <w:ind w:leftChars="0" w:firstLineChars="0" w:firstLine="709"/>
-        <w:jc w:val="both"/>
-        <w:textDirection w:val="lrTb"/>
-        <w:textAlignment w:val="auto"/>
-        <w:outlineLvl w:val="9"/>
-        <w:rPr>
-          <w:sz w:val="28"/>
-          <w:szCs w:val="28"/>
-        </w:rPr>
-      </w:pPr>
-      <w:r>
-        <w:rPr>
-          <w:sz w:val="28"/>
-          <w:szCs w:val="28"/>
-        </w:rPr>
-        <w:t>Що створено</w:t>
-      </w:r>
-    </w:p>
-    <w:p>
-      <w:pPr>
-        <w:suppressAutoHyphens w:val="0"/>
-        <w:spacing w:line="360" w:lineRule="auto"/>
-        <w:ind w:leftChars="0" w:firstLineChars="0" w:firstLine="709"/>
-        <w:jc w:val="both"/>
-        <w:textDirection w:val="lrTb"/>
-        <w:textAlignment w:val="auto"/>
-        <w:outlineLvl w:val="9"/>
-        <w:rPr>
-          <w:sz w:val="28"/>
-          <w:szCs w:val="28"/>
-        </w:rPr>
-      </w:pPr>
-    </w:p>
-    <w:p>
-      <w:pPr>
-        <w:suppressAutoHyphens w:val="0"/>
-        <w:spacing w:line="360" w:lineRule="auto"/>
-        <w:ind w:leftChars="0" w:firstLineChars="0" w:firstLine="709"/>
-        <w:jc w:val="both"/>
-        <w:textDirection w:val="lrTb"/>
-        <w:textAlignment w:val="auto"/>
-        <w:outlineLvl w:val="9"/>
-        <w:rPr>
-          <w:sz w:val="28"/>
-          <w:szCs w:val="28"/>
-        </w:rPr>
-      </w:pPr>
-      <w:r>
-        <w:rPr>
-          <w:sz w:val="28"/>
-          <w:szCs w:val="28"/>
-        </w:rPr>
-        <w:t>┌──────────────────────┬────────────────────────────────────────────────────────────────────────────────────────────────────────────────────────┐</w:t>
-      </w:r>
-    </w:p>
-    <w:p>
-      <w:pPr>
-        <w:suppressAutoHyphens w:val="0"/>
-        <w:spacing w:line="360" w:lineRule="auto"/>
-        <w:ind w:leftChars="0" w:firstLineChars="0" w:firstLine="709"/>
-        <w:jc w:val="both"/>
-        <w:textDirection w:val="lrTb"/>
-        <w:textAlignment w:val="auto"/>
-        <w:outlineLvl w:val="9"/>
-        <w:rPr>
-          <w:sz w:val="28"/>
-          <w:szCs w:val="28"/>
-        </w:rPr>
-      </w:pPr>
-      <w:r>
-        <w:rPr>
-          <w:sz w:val="28"/>
-          <w:szCs w:val="28"/>
-        </w:rPr>
-        <w:t>│         Файл         │                                                      Призначення                                                       │</w:t>
-      </w:r>
-    </w:p>
-    <w:p>
-      <w:pPr>
-        <w:suppressAutoHyphens w:val="0"/>
-        <w:spacing w:line="360" w:lineRule="auto"/>
-        <w:ind w:leftChars="0" w:firstLineChars="0" w:firstLine="709"/>
-        <w:jc w:val="both"/>
-        <w:textDirection w:val="lrTb"/>
-        <w:textAlignment w:val="auto"/>
-        <w:outlineLvl w:val="9"/>
-        <w:rPr>
-          <w:sz w:val="28"/>
-          <w:szCs w:val="28"/>
-        </w:rPr>
-      </w:pPr>
-      <w:r>
-        <w:rPr>
-          <w:sz w:val="28"/>
-          <w:szCs w:val="28"/>
-        </w:rPr>
-        <w:t>├──────────────────────┼────────────────────────────────────────────────────────────────────────────────────────────────────────────────────────┤</w:t>
-      </w:r>
-    </w:p>
-    <w:p>
-      <w:pPr>
-        <w:suppressAutoHyphens w:val="0"/>
-        <w:spacing w:line="360" w:lineRule="auto"/>
-        <w:ind w:leftChars="0" w:firstLineChars="0" w:firstLine="709"/>
-        <w:jc w:val="both"/>
-        <w:textDirection w:val="lrTb"/>
-        <w:textAlignment w:val="auto"/>
-        <w:outlineLvl w:val="9"/>
-        <w:rPr>
-          <w:sz w:val="28"/>
-          <w:szCs w:val="28"/>
-        </w:rPr>
-      </w:pPr>
-      <w:r>
-        <w:rPr>
-          <w:sz w:val="28"/>
-          <w:szCs w:val="28"/>
-        </w:rPr>
-        <w:t>│ Dockerfile           │ власний образ на базі wordpress:6.5-php8.2-apache, встановлює wp-cli, копіює тему з shared/, підключає свій entrypoint │</w:t>
-      </w:r>
-    </w:p>
-    <w:p>
-      <w:pPr>
-        <w:suppressAutoHyphens w:val="0"/>
-        <w:spacing w:line="360" w:lineRule="auto"/>
-        <w:ind w:leftChars="0" w:firstLineChars="0" w:firstLine="709"/>
-        <w:jc w:val="both"/>
-        <w:textDirection w:val="lrTb"/>
-        <w:textAlignment w:val="auto"/>
-        <w:outlineLvl w:val="9"/>
-        <w:rPr>
-          <w:sz w:val="28"/>
-          <w:szCs w:val="28"/>
-        </w:rPr>
-      </w:pPr>
-      <w:r>
-        <w:rPr>
-          <w:sz w:val="28"/>
-          <w:szCs w:val="28"/>
-        </w:rPr>
-        <w:t>├──────────────────────┼────────────────────────────────────────────────────────────────────────────────────────────────────────────────────────┤</w:t>
-      </w:r>
-    </w:p>
-    <w:p>
-      <w:pPr>
-        <w:suppressAutoHyphens w:val="0"/>
-        <w:spacing w:line="360" w:lineRule="auto"/>
-        <w:ind w:leftChars="0" w:firstLineChars="0" w:firstLine="709"/>
-        <w:jc w:val="both"/>
-        <w:textDirection w:val="lrTb"/>
-        <w:textAlignment w:val="auto"/>
-        <w:outlineLvl w:val="9"/>
-        <w:rPr>
-          <w:sz w:val="28"/>
-          <w:szCs w:val="28"/>
-        </w:rPr>
-      </w:pPr>
-      <w:r>
-        <w:rPr>
-          <w:sz w:val="28"/>
-          <w:szCs w:val="28"/>
-        </w:rPr>
-        <w:t>│ docker-compose.yml   │ сервіси db (mysql:8.0) + wordpress (build з Dockerfile), порт 8080:80, volume для persist даних                        │</w:t>
-      </w:r>
-    </w:p>
-    <w:p>
-      <w:pPr>
-        <w:suppressAutoHyphens w:val="0"/>
-        <w:spacing w:line="360" w:lineRule="auto"/>
-        <w:ind w:leftChars="0" w:firstLineChars="0" w:firstLine="709"/>
-        <w:jc w:val="both"/>
-        <w:textDirection w:val="lrTb"/>
-        <w:textAlignment w:val="auto"/>
-        <w:outlineLvl w:val="9"/>
-        <w:rPr>
-          <w:sz w:val="28"/>
-          <w:szCs w:val="28"/>
-        </w:rPr>
-      </w:pPr>
-      <w:r>
-        <w:rPr>
-          <w:sz w:val="28"/>
-          <w:szCs w:val="28"/>
-        </w:rPr>
-        <w:t>├──────────────────────┼────────────────────────────────────────────────────────────────────────────────────────────────────────────────────────┤</w:t>
-      </w:r>
-    </w:p>
-    <w:p>
-      <w:pPr>
-        <w:suppressAutoHyphens w:val="0"/>
-        <w:spacing w:line="360" w:lineRule="auto"/>
-        <w:ind w:leftChars="0" w:firstLineChars="0" w:firstLine="709"/>
-        <w:jc w:val="both"/>
-        <w:textDirection w:val="lrTb"/>
-        <w:textAlignment w:val="auto"/>
-        <w:outlineLvl w:val="9"/>
-        <w:rPr>
-          <w:sz w:val="28"/>
-          <w:szCs w:val="28"/>
-        </w:rPr>
-      </w:pPr>
-      <w:r>
-        <w:rPr>
-          <w:sz w:val="28"/>
-          <w:szCs w:val="28"/>
-        </w:rPr>
-        <w:lastRenderedPageBreak/>
-        <w:t>│ entrypoint.sh        │ чекає БД → автоматично wp core install → активує тему inagro → запускає apache                                         │</w:t>
-      </w:r>
-    </w:p>
-    <w:p>
-      <w:pPr>
-        <w:suppressAutoHyphens w:val="0"/>
-        <w:spacing w:line="360" w:lineRule="auto"/>
-        <w:ind w:leftChars="0" w:firstLineChars="0" w:firstLine="709"/>
-        <w:jc w:val="both"/>
-        <w:textDirection w:val="lrTb"/>
-        <w:textAlignment w:val="auto"/>
-        <w:outlineLvl w:val="9"/>
-        <w:rPr>
-          <w:sz w:val="28"/>
-          <w:szCs w:val="28"/>
-        </w:rPr>
-      </w:pPr>
-      <w:r>
-        <w:rPr>
-          <w:sz w:val="28"/>
-          <w:szCs w:val="28"/>
-        </w:rPr>
-        <w:t>├──────────────────────┼────────────────────────────────────────────────────────────────────────────────────────────────────────────────────────┤</w:t>
-      </w:r>
-    </w:p>
-    <w:p>
-      <w:pPr>
-        <w:suppressAutoHyphens w:val="0"/>
-        <w:spacing w:line="360" w:lineRule="auto"/>
-        <w:ind w:leftChars="0" w:firstLineChars="0" w:firstLine="709"/>
-        <w:jc w:val="both"/>
-        <w:textDirection w:val="lrTb"/>
-        <w:textAlignment w:val="auto"/>
-        <w:outlineLvl w:val="9"/>
-        <w:rPr>
-          <w:sz w:val="28"/>
-          <w:szCs w:val="28"/>
-        </w:rPr>
-      </w:pPr>
-      <w:r>
-        <w:rPr>
-          <w:sz w:val="28"/>
-          <w:szCs w:val="28"/>
-        </w:rPr>
-        <w:t>│ .env                 │ змінні (логін/пароль БД та адміна WP, назва сайту)                                                                     │</w:t>
-      </w:r>
-    </w:p>
-    <w:p>
-      <w:pPr>
-        <w:suppressAutoHyphens w:val="0"/>
-        <w:spacing w:line="360" w:lineRule="auto"/>
-        <w:ind w:leftChars="0" w:firstLineChars="0" w:firstLine="709"/>
-        <w:jc w:val="both"/>
-        <w:textDirection w:val="lrTb"/>
-        <w:textAlignment w:val="auto"/>
-        <w:outlineLvl w:val="9"/>
-        <w:rPr>
-          <w:sz w:val="28"/>
-          <w:szCs w:val="28"/>
-        </w:rPr>
-      </w:pPr>
-      <w:r>
-        <w:rPr>
-          <w:sz w:val="28"/>
-          <w:szCs w:val="28"/>
-        </w:rPr>
-        <w:t>├──────────────────────┼───────────────────────────────────────────────────────────────────────────────────────────┤</w:t>
-      </w:r>
-    </w:p>
-    <w:p>
-      <w:pPr>
-        <w:suppressAutoHyphens w:val="0"/>
-        <w:spacing w:line="360" w:lineRule="auto"/>
-        <w:ind w:leftChars="0" w:firstLineChars="0" w:firstLine="709"/>
-        <w:jc w:val="both"/>
-        <w:textDirection w:val="lrTb"/>
-        <w:textAlignment w:val="auto"/>
-        <w:outlineLvl w:val="9"/>
-        <w:rPr>
-          <w:sz w:val="28"/>
-          <w:szCs w:val="28"/>
-        </w:rPr>
-      </w:pPr>
-      <w:r>
-        <w:rPr>
-          <w:sz w:val="28"/>
-          <w:szCs w:val="28"/>
-        </w:rPr>
-        <w:t>│ shared/.../style.css │ доданий, бо в темі не було обов'язкового заголовка теми (без нього WP не бачив тему взагалі)                           │</w:t>
-      </w:r>
-    </w:p>
-    <w:p>
-      <w:pPr>
-        <w:suppressAutoHyphens w:val="0"/>
-        <w:spacing w:line="360" w:lineRule="auto"/>
-        <w:ind w:leftChars="0" w:firstLineChars="0" w:firstLine="709"/>
-        <w:jc w:val="both"/>
-        <w:textDirection w:val="lrTb"/>
-        <w:textAlignment w:val="auto"/>
-        <w:outlineLvl w:val="9"/>
-        <w:rPr>
-          <w:sz w:val="28"/>
-          <w:szCs w:val="28"/>
-        </w:rPr>
-      </w:pPr>
-      <w:r>
-        <w:rPr>
-          <w:sz w:val="28"/>
-          <w:szCs w:val="28"/>
-        </w:rPr>
-        <w:t>└──────────────────────┴───────────────────────────────────────────────────────────────────────────────────────────┘</w:t>
-      </w:r>
-    </w:p>
-    <w:p>
-      <w:pPr>
-        <w:suppressAutoHyphens w:val="0"/>
-        <w:spacing w:line="360" w:lineRule="auto"/>
-        <w:ind w:leftChars="0" w:firstLineChars="0" w:firstLine="709"/>
-        <w:jc w:val="both"/>
-        <w:textDirection w:val="lrTb"/>
-        <w:textAlignment w:val="auto"/>
-        <w:outlineLvl w:val="9"/>
-        <w:rPr>
-          <w:sz w:val="28"/>
-          <w:szCs w:val="28"/>
-        </w:rPr>
-      </w:pPr>
-    </w:p>
-    <w:p>
-      <w:pPr>
-        <w:suppressAutoHyphens w:val="0"/>
-        <w:spacing w:line="360" w:lineRule="auto"/>
-        <w:ind w:leftChars="0" w:firstLineChars="0" w:firstLine="709"/>
-        <w:jc w:val="both"/>
-        <w:textDirection w:val="lrTb"/>
-        <w:textAlignment w:val="auto"/>
-        <w:outlineLvl w:val="9"/>
-        <w:rPr>
-          <w:sz w:val="28"/>
-          <w:szCs w:val="28"/>
-        </w:rPr>
-      </w:pPr>
-      <w:r>
-        <w:rPr>
-          <w:sz w:val="28"/>
-          <w:szCs w:val="28"/>
-        </w:rPr>
-        <w:t>Все зараз запущено: db і wordpress контейнери в статусі Up, саocalhost:8080/.</w:t>
-      </w:r>
-    </w:p>
-    <w:p>
-      <w:pPr>
-        <w:suppressAutoHyphens w:val="0"/>
-        <w:spacing w:line="360" w:lineRule="auto"/>
-        <w:ind w:leftChars="0" w:firstLineChars="0" w:firstLine="709"/>
-        <w:jc w:val="both"/>
-        <w:textDirection w:val="lrTb"/>
-        <w:textAlignment w:val="auto"/>
-        <w:outlineLvl w:val="9"/>
-        <w:rPr>
-          <w:sz w:val="28"/>
-          <w:szCs w:val="28"/>
-        </w:rPr>
-      </w:pPr>
-    </w:p>
-    <w:p>
-      <w:pPr>
-        <w:suppressAutoHyphens w:val="0"/>
-        <w:spacing w:line="360" w:lineRule="auto"/>
-        <w:ind w:leftChars="0" w:firstLineChars="0" w:firstLine="709"/>
-        <w:jc w:val="both"/>
-        <w:textDirection w:val="lrTb"/>
-        <w:textAlignment w:val="auto"/>
-        <w:outlineLvl w:val="9"/>
-        <w:rPr>
-          <w:sz w:val="28"/>
-          <w:szCs w:val="28"/>
-        </w:rPr>
-      </w:pPr>
-      <w:r>
-        <w:rPr>
-          <w:sz w:val="28"/>
-          <w:szCs w:val="28"/>
-        </w:rPr>
-        <w:t>Команди для роботи з середовищем (Docker)</w:t>
-      </w:r>
-    </w:p>
-    <w:p>
-      <w:pPr>
-        <w:suppressAutoHyphens w:val="0"/>
-        <w:spacing w:line="360" w:lineRule="auto"/>
-        <w:ind w:leftChars="0" w:firstLineChars="0" w:firstLine="709"/>
-        <w:jc w:val="both"/>
-        <w:textDirection w:val="lrTb"/>
-        <w:textAlignment w:val="auto"/>
-        <w:outlineLvl w:val="9"/>
-        <w:rPr>
-          <w:sz w:val="28"/>
-          <w:szCs w:val="28"/>
-        </w:rPr>
-      </w:pPr>
-    </w:p>
-    <w:p>
-      <w:pPr>
-        <w:suppressAutoHyphens w:val="0"/>
-        <w:spacing w:line="360" w:lineRule="auto"/>
-        <w:ind w:leftChars="0" w:firstLineChars="0" w:firstLine="709"/>
-        <w:jc w:val="both"/>
-        <w:textDirection w:val="lrTb"/>
-        <w:textAlignment w:val="auto"/>
-        <w:outlineLvl w:val="9"/>
-        <w:rPr>
-          <w:sz w:val="28"/>
-          <w:szCs w:val="28"/>
-        </w:rPr>
-      </w:pPr>
-      <w:r>
-        <w:rPr>
-          <w:sz w:val="28"/>
-          <w:szCs w:val="28"/>
-        </w:rPr>
-        <w:t># збірка образу + запуск обох контейнерів</w:t>
-      </w:r>
-    </w:p>
-    <w:p>
-      <w:pPr>
-        <w:suppressAutoHyphens w:val="0"/>
-        <w:spacing w:line="360" w:lineRule="auto"/>
-        <w:ind w:leftChars="0" w:firstLineChars="0" w:firstLine="709"/>
-        <w:jc w:val="both"/>
-        <w:textDirection w:val="lrTb"/>
-        <w:textAlignment w:val="auto"/>
-        <w:outlineLvl w:val="9"/>
-        <w:rPr>
-          <w:sz w:val="28"/>
-          <w:szCs w:val="28"/>
-        </w:rPr>
-      </w:pPr>
-      <w:r>
-        <w:rPr>
-          <w:sz w:val="28"/>
-          <w:szCs w:val="28"/>
-        </w:rPr>
-        <w:t>docker compose up -d --build</w:t>
-      </w:r>
-    </w:p>
-    <w:p>
-      <w:pPr>
-        <w:suppressAutoHyphens w:val="0"/>
-        <w:spacing w:line="360" w:lineRule="auto"/>
-        <w:ind w:leftChars="0" w:firstLineChars="0" w:firstLine="709"/>
-        <w:jc w:val="both"/>
-        <w:textDirection w:val="lrTb"/>
-        <w:textAlignment w:val="auto"/>
-        <w:outlineLvl w:val="9"/>
-        <w:rPr>
-          <w:sz w:val="28"/>
-          <w:szCs w:val="28"/>
-        </w:rPr>
-      </w:pPr>
-    </w:p>
-    <w:p>
-      <w:pPr>
-        <w:suppressAutoHyphens w:val="0"/>
-        <w:spacing w:line="360" w:lineRule="auto"/>
-        <w:ind w:leftChars="0" w:firstLineChars="0" w:firstLine="709"/>
-        <w:jc w:val="both"/>
-        <w:textDirection w:val="lrTb"/>
-        <w:textAlignment w:val="auto"/>
-        <w:outlineLvl w:val="9"/>
-        <w:rPr>
-          <w:sz w:val="28"/>
-          <w:szCs w:val="28"/>
-        </w:rPr>
-      </w:pPr>
-      <w:r>
-        <w:rPr>
-          <w:sz w:val="28"/>
-          <w:szCs w:val="28"/>
-        </w:rPr>
-        <w:t># перегляд статусу контейнерів</w:t>
-      </w:r>
-    </w:p>
-    <w:p>
-      <w:pPr>
-        <w:suppressAutoHyphens w:val="0"/>
-        <w:spacing w:line="360" w:lineRule="auto"/>
-        <w:ind w:leftChars="0" w:firstLineChars="0" w:firstLine="709"/>
-        <w:jc w:val="both"/>
-        <w:textDirection w:val="lrTb"/>
-        <w:textAlignment w:val="auto"/>
-        <w:outlineLvl w:val="9"/>
-        <w:rPr>
-          <w:sz w:val="28"/>
-          <w:szCs w:val="28"/>
-        </w:rPr>
-      </w:pPr>
-      <w:r>
-        <w:rPr>
-          <w:sz w:val="28"/>
-          <w:szCs w:val="28"/>
-        </w:rPr>
-        <w:t>docker compose ps</w:t>
-      </w:r>
-    </w:p>
-    <w:p>
-      <w:pPr>
-        <w:suppressAutoHyphens w:val="0"/>
-        <w:spacing w:line="360" w:lineRule="auto"/>
-        <w:ind w:leftChars="0" w:firstLineChars="0" w:firstLine="709"/>
-        <w:jc w:val="both"/>
-        <w:textDirection w:val="lrTb"/>
-        <w:textAlignment w:val="auto"/>
-        <w:outlineLvl w:val="9"/>
-        <w:rPr>
-          <w:sz w:val="28"/>
-          <w:szCs w:val="28"/>
-        </w:rPr>
-      </w:pPr>
-    </w:p>
-    <w:p>
-      <w:pPr>
-        <w:suppressAutoHyphens w:val="0"/>
-        <w:spacing w:line="360" w:lineRule="auto"/>
-        <w:ind w:leftChars="0" w:firstLineChars="0" w:firstLine="709"/>
-        <w:jc w:val="both"/>
-        <w:textDirection w:val="lrTb"/>
-        <w:textAlignment w:val="auto"/>
-        <w:outlineLvl w:val="9"/>
-        <w:rPr>
-          <w:sz w:val="28"/>
-          <w:szCs w:val="28"/>
-        </w:rPr>
-      </w:pPr>
-      <w:r>
-        <w:rPr>
-          <w:sz w:val="28"/>
-          <w:szCs w:val="28"/>
-        </w:rPr>
-        <w:t># логи (перевірка автовстановлення WP)</w:t>
-      </w:r>
-    </w:p>
-    <w:p>
-      <w:pPr>
-        <w:suppressAutoHyphens w:val="0"/>
-        <w:spacing w:line="360" w:lineRule="auto"/>
-        <w:ind w:leftChars="0" w:firstLineChars="0" w:firstLine="709"/>
-        <w:jc w:val="both"/>
-        <w:textDirection w:val="lrTb"/>
-        <w:textAlignment w:val="auto"/>
-        <w:outlineLvl w:val="9"/>
-        <w:rPr>
-          <w:sz w:val="28"/>
-          <w:szCs w:val="28"/>
-        </w:rPr>
-      </w:pPr>
-      <w:r>
-        <w:rPr>
-          <w:sz w:val="28"/>
-          <w:szCs w:val="28"/>
-        </w:rPr>
-        <w:t>docker compose logs wordpress --tail=60</w:t>
-      </w:r>
-    </w:p>
-    <w:p>
-      <w:pPr>
-        <w:suppressAutoHyphens w:val="0"/>
-        <w:spacing w:line="360" w:lineRule="auto"/>
-        <w:ind w:leftChars="0" w:firstLineChars="0" w:firstLine="709"/>
-        <w:jc w:val="both"/>
-        <w:textDirection w:val="lrTb"/>
-        <w:textAlignment w:val="auto"/>
-        <w:outlineLvl w:val="9"/>
-        <w:rPr>
-          <w:sz w:val="28"/>
-          <w:szCs w:val="28"/>
-        </w:rPr>
-      </w:pPr>
-    </w:p>
-    <w:p>
-      <w:pPr>
-        <w:suppressAutoHyphens w:val="0"/>
-        <w:spacing w:line="360" w:lineRule="auto"/>
-        <w:ind w:leftChars="0" w:firstLineChars="0" w:firstLine="709"/>
-        <w:jc w:val="both"/>
-        <w:textDirection w:val="lrTb"/>
-        <w:textAlignment w:val="auto"/>
-        <w:outlineLvl w:val="9"/>
-        <w:rPr>
-          <w:sz w:val="28"/>
-          <w:szCs w:val="28"/>
-        </w:rPr>
-      </w:pPr>
-      <w:r>
-        <w:rPr>
-          <w:sz w:val="28"/>
-          <w:szCs w:val="28"/>
-        </w:rPr>
-        <w:t># перевірка доступності сайту</w:t>
-      </w:r>
-    </w:p>
-    <w:p>
-      <w:pPr>
-        <w:suppressAutoHyphens w:val="0"/>
-        <w:spacing w:line="360" w:lineRule="auto"/>
-        <w:ind w:leftChars="0" w:firstLineChars="0" w:firstLine="709"/>
-        <w:jc w:val="both"/>
-        <w:textDirection w:val="lrTb"/>
-        <w:textAlignment w:val="auto"/>
-        <w:outlineLvl w:val="9"/>
-        <w:rPr>
-          <w:sz w:val="28"/>
-          <w:szCs w:val="28"/>
-        </w:rPr>
-      </w:pPr>
-      <w:r>
-        <w:rPr>
-          <w:sz w:val="28"/>
-          <w:szCs w:val="28"/>
-        </w:rPr>
-        <w:lastRenderedPageBreak/>
-        <w:t>curl -I http://localhost:8080/</w:t>
-      </w:r>
-    </w:p>
-    <w:p>
-      <w:pPr>
-        <w:suppressAutoHyphens w:val="0"/>
-        <w:spacing w:line="360" w:lineRule="auto"/>
-        <w:ind w:leftChars="0" w:firstLineChars="0" w:firstLine="709"/>
-        <w:jc w:val="both"/>
-        <w:textDirection w:val="lrTb"/>
-        <w:textAlignment w:val="auto"/>
-        <w:outlineLvl w:val="9"/>
-        <w:rPr>
-          <w:sz w:val="28"/>
-          <w:szCs w:val="28"/>
-        </w:rPr>
-      </w:pPr>
-    </w:p>
-    <w:p>
-      <w:pPr>
-        <w:suppressAutoHyphens w:val="0"/>
-        <w:spacing w:line="360" w:lineRule="auto"/>
-        <w:ind w:leftChars="0" w:firstLineChars="0" w:firstLine="709"/>
-        <w:jc w:val="both"/>
-        <w:textDirection w:val="lrTb"/>
-        <w:textAlignment w:val="auto"/>
-        <w:outlineLvl w:val="9"/>
-        <w:rPr>
-          <w:sz w:val="28"/>
-          <w:szCs w:val="28"/>
-        </w:rPr>
-      </w:pPr>
-      <w:r>
-        <w:rPr>
-          <w:sz w:val="28"/>
-          <w:szCs w:val="28"/>
-        </w:rPr>
-        <w:t># зайти всередину контейнера (наприклад, керувати WP через wp-</w:t>
-      </w:r>
-    </w:p>
-    <w:p>
-      <w:pPr>
-        <w:suppressAutoHyphens w:val="0"/>
-        <w:spacing w:line="360" w:lineRule="auto"/>
-        <w:ind w:leftChars="0" w:firstLineChars="0" w:firstLine="709"/>
-        <w:jc w:val="both"/>
-        <w:textDirection w:val="lrTb"/>
-        <w:textAlignment w:val="auto"/>
-        <w:outlineLvl w:val="9"/>
-        <w:rPr>
-          <w:sz w:val="28"/>
-          <w:szCs w:val="28"/>
-        </w:rPr>
-      </w:pPr>
-      <w:r>
-        <w:rPr>
-          <w:sz w:val="28"/>
-          <w:szCs w:val="28"/>
-        </w:rPr>
-        <w:t>docker compose exec wordpress bash</w:t>
-      </w:r>
-    </w:p>
-    <w:p>
-      <w:pPr>
-        <w:suppressAutoHyphens w:val="0"/>
-        <w:spacing w:line="360" w:lineRule="auto"/>
-        <w:ind w:leftChars="0" w:firstLineChars="0" w:firstLine="709"/>
-        <w:jc w:val="both"/>
-        <w:textDirection w:val="lrTb"/>
-        <w:textAlignment w:val="auto"/>
-        <w:outlineLvl w:val="9"/>
-        <w:rPr>
-          <w:sz w:val="28"/>
-          <w:szCs w:val="28"/>
-        </w:rPr>
-      </w:pPr>
-      <w:r>
-        <w:rPr>
-          <w:sz w:val="28"/>
-          <w:szCs w:val="28"/>
-        </w:rPr>
-        <w:t>docker compose exec wordpress wp theme list --allow-root</w:t>
-      </w:r>
-    </w:p>
-    <w:p>
-      <w:pPr>
-        <w:suppressAutoHyphens w:val="0"/>
-        <w:spacing w:line="360" w:lineRule="auto"/>
-        <w:ind w:leftChars="0" w:firstLineChars="0" w:firstLine="709"/>
-        <w:jc w:val="both"/>
-        <w:textDirection w:val="lrTb"/>
-        <w:textAlignment w:val="auto"/>
-        <w:outlineLvl w:val="9"/>
-        <w:rPr>
-          <w:sz w:val="28"/>
-          <w:szCs w:val="28"/>
-        </w:rPr>
-      </w:pPr>
-    </w:p>
-    <w:p>
-      <w:pPr>
-        <w:suppressAutoHyphens w:val="0"/>
-        <w:spacing w:line="360" w:lineRule="auto"/>
-        <w:ind w:leftChars="0" w:firstLineChars="0" w:firstLine="709"/>
-        <w:jc w:val="both"/>
-        <w:textDirection w:val="lrTb"/>
-        <w:textAlignment w:val="auto"/>
-        <w:outlineLvl w:val="9"/>
-        <w:rPr>
-          <w:sz w:val="28"/>
-          <w:szCs w:val="28"/>
-        </w:rPr>
-      </w:pPr>
-      <w:r>
-        <w:rPr>
-          <w:sz w:val="28"/>
-          <w:szCs w:val="28"/>
-        </w:rPr>
-        <w:t># зупинити середовище</w:t>
-      </w:r>
-    </w:p>
-    <w:p>
-      <w:pPr>
-        <w:suppressAutoHyphens w:val="0"/>
-        <w:spacing w:line="360" w:lineRule="auto"/>
-        <w:ind w:leftChars="0" w:firstLineChars="0" w:firstLine="709"/>
-        <w:jc w:val="both"/>
-        <w:textDirection w:val="lrTb"/>
-        <w:textAlignment w:val="auto"/>
-        <w:outlineLvl w:val="9"/>
-        <w:rPr>
-          <w:sz w:val="28"/>
-          <w:szCs w:val="28"/>
-        </w:rPr>
-      </w:pPr>
-      <w:r>
-        <w:rPr>
-          <w:sz w:val="28"/>
-          <w:szCs w:val="28"/>
-        </w:rPr>
-        <w:t>docker compose down</w:t>
-      </w:r>
-    </w:p>
-    <w:p>
-      <w:pPr>
-        <w:suppressAutoHyphens w:val="0"/>
-        <w:spacing w:line="360" w:lineRule="auto"/>
-        <w:ind w:leftChars="0" w:firstLineChars="0" w:firstLine="709"/>
-        <w:jc w:val="both"/>
-        <w:textDirection w:val="lrTb"/>
-        <w:textAlignment w:val="auto"/>
-        <w:outlineLvl w:val="9"/>
-        <w:rPr>
-          <w:sz w:val="28"/>
-          <w:szCs w:val="28"/>
-        </w:rPr>
-      </w:pPr>
-    </w:p>
-    <w:p>
-      <w:pPr>
-        <w:suppressAutoHyphens w:val="0"/>
-        <w:spacing w:line="360" w:lineRule="auto"/>
-        <w:ind w:leftChars="0" w:firstLineChars="0" w:firstLine="709"/>
-        <w:jc w:val="both"/>
-        <w:textDirection w:val="lrTb"/>
-        <w:textAlignment w:val="auto"/>
-        <w:outlineLvl w:val="9"/>
-        <w:rPr>
-          <w:sz w:val="28"/>
-          <w:szCs w:val="28"/>
-        </w:rPr>
-      </w:pPr>
-      <w:r>
-        <w:rPr>
-          <w:sz w:val="28"/>
-          <w:szCs w:val="28"/>
-        </w:rPr>
-        <w:t># зупинити і видалити volumes (повне очищення БД/файлів WP)</w:t>
-      </w:r>
-    </w:p>
-    <w:p>
-      <w:pPr>
-        <w:suppressAutoHyphens w:val="0"/>
-        <w:spacing w:line="360" w:lineRule="auto"/>
-        <w:ind w:leftChars="0" w:firstLineChars="0" w:firstLine="709"/>
-        <w:jc w:val="both"/>
-        <w:textDirection w:val="lrTb"/>
-        <w:textAlignment w:val="auto"/>
-        <w:outlineLvl w:val="9"/>
-        <w:rPr>
-          <w:sz w:val="28"/>
-          <w:szCs w:val="28"/>
-        </w:rPr>
-      </w:pPr>
-      <w:r>
-        <w:rPr>
-          <w:sz w:val="28"/>
-          <w:szCs w:val="28"/>
-        </w:rPr>
-        <w:t>docker compose down -v</w:t>
-      </w:r>
-    </w:p>
-    <w:p>
-      <w:pPr>
-        <w:suppressAutoHyphens w:val="0"/>
-        <w:spacing w:line="360" w:lineRule="auto"/>
-        <w:ind w:leftChars="0" w:firstLineChars="0" w:firstLine="709"/>
-        <w:jc w:val="both"/>
-        <w:textDirection w:val="lrTb"/>
-        <w:textAlignment w:val="auto"/>
-        <w:outlineLvl w:val="9"/>
-        <w:rPr>
-          <w:sz w:val="28"/>
-          <w:szCs w:val="28"/>
-        </w:rPr>
-      </w:pPr>
-    </w:p>
-    <w:p>
-      <w:pPr>
-        <w:suppressAutoHyphens w:val="0"/>
-        <w:spacing w:line="360" w:lineRule="auto"/>
-        <w:ind w:leftChars="0" w:firstLineChars="0" w:firstLine="709"/>
-        <w:jc w:val="both"/>
-        <w:textDirection w:val="lrTb"/>
-        <w:textAlignment w:val="auto"/>
-        <w:outlineLvl w:val="9"/>
-        <w:rPr>
-          <w:sz w:val="28"/>
-          <w:szCs w:val="28"/>
-        </w:rPr>
-      </w:pPr>
-      <w:r>
-        <w:rPr>
-          <w:sz w:val="28"/>
-          <w:szCs w:val="28"/>
-        </w:rPr>
-        <w:t># зупинити середовище</w:t>
-      </w:r>
-    </w:p>
-    <w:p>
-      <w:pPr>
-        <w:suppressAutoHyphens w:val="0"/>
-        <w:spacing w:line="360" w:lineRule="auto"/>
-        <w:ind w:leftChars="0" w:firstLineChars="0" w:firstLine="709"/>
-        <w:jc w:val="both"/>
-        <w:textDirection w:val="lrTb"/>
-        <w:textAlignment w:val="auto"/>
-        <w:outlineLvl w:val="9"/>
-        <w:rPr>
-          <w:sz w:val="28"/>
-          <w:szCs w:val="28"/>
-        </w:rPr>
-      </w:pPr>
-      <w:r>
-        <w:rPr>
-          <w:sz w:val="28"/>
-          <w:szCs w:val="28"/>
-        </w:rPr>
-        <w:t>docker compose down</w:t>
-      </w:r>
-    </w:p>
-    <w:p>
-      <w:pPr>
-        <w:suppressAutoHyphens w:val="0"/>
-        <w:spacing w:line="360" w:lineRule="auto"/>
-        <w:ind w:leftChars="0" w:firstLineChars="0" w:firstLine="709"/>
-        <w:jc w:val="both"/>
-        <w:textDirection w:val="lrTb"/>
-        <w:textAlignment w:val="auto"/>
-        <w:outlineLvl w:val="9"/>
-        <w:rPr>
-          <w:sz w:val="28"/>
-          <w:szCs w:val="28"/>
-        </w:rPr>
-      </w:pPr>
-    </w:p>
-    <w:p>
-      <w:pPr>
-        <w:suppressAutoHyphens w:val="0"/>
-        <w:spacing w:line="360" w:lineRule="auto"/>
-        <w:ind w:leftChars="0" w:firstLineChars="0" w:firstLine="709"/>
-        <w:jc w:val="both"/>
-        <w:textDirection w:val="lrTb"/>
-        <w:textAlignment w:val="auto"/>
-        <w:outlineLvl w:val="9"/>
-        <w:rPr>
-          <w:sz w:val="28"/>
-          <w:szCs w:val="28"/>
-        </w:rPr>
-      </w:pPr>
-      <w:r>
-        <w:rPr>
-          <w:sz w:val="28"/>
-          <w:szCs w:val="28"/>
-        </w:rPr>
-        <w:t># зупинити і видалити volumes (повне очищення БД/файлів WP)</w:t>
-      </w:r>
-    </w:p>
-    <w:p>
-      <w:pPr>
-        <w:suppressAutoHyphens w:val="0"/>
-        <w:spacing w:line="360" w:lineRule="auto"/>
-        <w:ind w:leftChars="0" w:firstLineChars="0" w:firstLine="709"/>
-        <w:jc w:val="both"/>
-        <w:textDirection w:val="lrTb"/>
-        <w:textAlignment w:val="auto"/>
-        <w:outlineLvl w:val="9"/>
-        <w:rPr>
-          <w:sz w:val="28"/>
-          <w:szCs w:val="28"/>
-        </w:rPr>
-      </w:pPr>
-      <w:r>
-        <w:rPr>
-          <w:sz w:val="28"/>
-          <w:szCs w:val="28"/>
-        </w:rPr>
-        <w:t>docker compose down -v</w:t>
-      </w:r>
-    </w:p>
-    <w:p>
-      <w:pPr>
-        <w:suppressAutoHyphens w:val="0"/>
-        <w:spacing w:line="360" w:lineRule="auto"/>
-        <w:ind w:leftChars="0" w:firstLineChars="0" w:firstLine="709"/>
-        <w:jc w:val="both"/>
-        <w:textDirection w:val="lrTb"/>
-        <w:textAlignment w:val="auto"/>
-        <w:outlineLvl w:val="9"/>
-        <w:rPr>
-          <w:sz w:val="28"/>
-          <w:szCs w:val="28"/>
-        </w:rPr>
-      </w:pPr>
-    </w:p>
-    <w:p>
-      <w:pPr>
-        <w:suppressAutoHyphens w:val="0"/>
-        <w:spacing w:line="360" w:lineRule="auto"/>
-        <w:ind w:leftChars="0" w:firstLineChars="0" w:firstLine="709"/>
-        <w:jc w:val="both"/>
-        <w:textDirection w:val="lrTb"/>
-        <w:textAlignment w:val="auto"/>
-        <w:outlineLvl w:val="9"/>
-        <w:rPr>
-          <w:sz w:val="28"/>
-          <w:szCs w:val="28"/>
-        </w:rPr>
-      </w:pPr>
-      <w:r>
-        <w:rPr>
-          <w:sz w:val="28"/>
-          <w:szCs w:val="28"/>
-        </w:rPr>
-        <w:t>Доступ з локальної мережі: інший пристрій в тій же мережі відк (напр. docker network inspect lr10ao_default або ipconfig, щоб дізнатись IP хоста).</w:t>
-      </w:r>
-    </w:p>
-    <w:p>
-      <w:pPr>
-        <w:suppressAutoHyphens w:val="0"/>
-        <w:spacing w:line="360" w:lineRule="auto"/>
-        <w:ind w:leftChars="0" w:firstLineChars="0" w:firstLine="709"/>
-        <w:jc w:val="both"/>
-        <w:textDirection w:val="lrTb"/>
-        <w:textAlignment w:val="auto"/>
-        <w:outlineLvl w:val="9"/>
-        <w:rPr>
-          <w:sz w:val="28"/>
-          <w:szCs w:val="28"/>
-        </w:rPr>
-      </w:pPr>
-    </w:p>
-    <w:p>
-      <w:pPr>
-        <w:suppressAutoHyphens w:val="0"/>
-        <w:spacing w:line="360" w:lineRule="auto"/>
-        <w:ind w:leftChars="0" w:firstLineChars="0" w:firstLine="709"/>
-        <w:jc w:val="both"/>
-        <w:textDirection w:val="lrTb"/>
-        <w:textAlignment w:val="auto"/>
-        <w:outlineLvl w:val="9"/>
-        <w:rPr>
-          <w:sz w:val="28"/>
-          <w:szCs w:val="28"/>
-        </w:rPr>
-      </w:pPr>
-      <w:r>
-        <w:rPr>
-          <w:sz w:val="28"/>
-          <w:szCs w:val="28"/>
-        </w:rPr>
-        <w:t>Команди, які я використав для роботи з файлами (цього чату)</w:t>
-      </w:r>
-    </w:p>
-    <w:p>
-      <w:pPr>
-        <w:suppressAutoHyphens w:val="0"/>
-        <w:spacing w:line="360" w:lineRule="auto"/>
-        <w:ind w:leftChars="0" w:firstLineChars="0" w:firstLine="709"/>
-        <w:jc w:val="both"/>
-        <w:textDirection w:val="lrTb"/>
-        <w:textAlignment w:val="auto"/>
-        <w:outlineLvl w:val="9"/>
-        <w:rPr>
-          <w:sz w:val="28"/>
-          <w:szCs w:val="28"/>
-        </w:rPr>
-      </w:pPr>
-    </w:p>
-    <w:p>
-      <w:pPr>
-        <w:suppressAutoHyphens w:val="0"/>
-        <w:spacing w:line="360" w:lineRule="auto"/>
-        <w:ind w:leftChars="0" w:firstLineChars="0" w:firstLine="709"/>
-        <w:jc w:val="both"/>
-        <w:textDirection w:val="lrTb"/>
-        <w:textAlignment w:val="auto"/>
-        <w:outlineLvl w:val="9"/>
-        <w:rPr>
-          <w:sz w:val="28"/>
-          <w:szCs w:val="28"/>
-        </w:rPr>
-      </w:pPr>
-      <w:r>
-        <w:rPr>
-          <w:sz w:val="28"/>
-          <w:szCs w:val="28"/>
-        </w:rPr>
-        <w:t>- Bash: ls, find — огляд shared/ і структури теми WordPress</w:t>
-      </w:r>
-    </w:p>
-    <w:p>
-      <w:pPr>
-        <w:suppressAutoHyphens w:val="0"/>
-        <w:spacing w:line="360" w:lineRule="auto"/>
-        <w:ind w:leftChars="0" w:firstLineChars="0" w:firstLine="709"/>
-        <w:jc w:val="both"/>
-        <w:textDirection w:val="lrTb"/>
-        <w:textAlignment w:val="auto"/>
-        <w:outlineLvl w:val="9"/>
-        <w:rPr>
-          <w:sz w:val="28"/>
-          <w:szCs w:val="28"/>
-        </w:rPr>
-      </w:pPr>
-      <w:r>
-        <w:rPr>
-          <w:sz w:val="28"/>
-          <w:szCs w:val="28"/>
-        </w:rPr>
-        <w:t>- Grep — пошук style.css (не знайшов), пошук Theme Name, пошукns.php</w:t>
-      </w:r>
-    </w:p>
-    <w:p>
-      <w:pPr>
-        <w:suppressAutoHyphens w:val="0"/>
-        <w:spacing w:line="360" w:lineRule="auto"/>
-        <w:ind w:leftChars="0" w:firstLineChars="0" w:firstLine="709"/>
-        <w:jc w:val="both"/>
-        <w:textDirection w:val="lrTb"/>
-        <w:textAlignment w:val="auto"/>
-        <w:outlineLvl w:val="9"/>
-        <w:rPr>
-          <w:sz w:val="28"/>
-          <w:szCs w:val="28"/>
-        </w:rPr>
-      </w:pPr>
-      <w:r>
-        <w:rPr>
-          <w:sz w:val="28"/>
-          <w:szCs w:val="28"/>
-        </w:rPr>
-        <w:t>- Read — читання Лабораторна робота 10.docx.md, functions.php, acfe-fields.php</w:t>
-      </w:r>
-    </w:p>
-    <w:p>
-      <w:pPr>
-        <w:suppressAutoHyphens w:val="0"/>
-        <w:spacing w:line="360" w:lineRule="auto"/>
-        <w:ind w:leftChars="0" w:firstLineChars="0" w:firstLine="709"/>
-        <w:jc w:val="both"/>
-        <w:textDirection w:val="lrTb"/>
-        <w:textAlignment w:val="auto"/>
-        <w:outlineLvl w:val="9"/>
-        <w:rPr>
-          <w:sz w:val="28"/>
-          <w:szCs w:val="28"/>
-        </w:rPr>
-      </w:pPr>
-      <w:r>
-        <w:rPr>
-          <w:sz w:val="28"/>
-          <w:szCs w:val="28"/>
-        </w:rPr>
-        <w:t>- Write — створення style.css, .env, entrypoint.sh, Dockerfile</w:t>
-      </w:r>
-    </w:p>
-    <w:p>
-      <w:pPr>
-        <w:suppressAutoHyphens w:val="0"/>
-        <w:spacing w:line="360" w:lineRule="auto"/>
-        <w:ind w:leftChars="0" w:firstLineChars="0" w:firstLine="709"/>
-        <w:jc w:val="both"/>
-        <w:textDirection w:val="lrTb"/>
-        <w:textAlignment w:val="auto"/>
-        <w:outlineLvl w:val="9"/>
-        <w:rPr>
-          <w:sz w:val="28"/>
-          <w:szCs w:val="28"/>
-        </w:rPr>
-      </w:pPr>
-      <w:r>
-        <w:rPr>
-          <w:sz w:val="28"/>
-          <w:szCs w:val="28"/>
-        </w:rPr>
-        <w:t>- Bash: docker --version, docker compose version — перевірка наявності Docker</w:t>
-      </w:r>
-    </w:p>
-    <w:p>
-      <w:pPr>
-        <w:suppressAutoHyphens w:val="0"/>
-        <w:spacing w:line="360" w:lineRule="auto"/>
-        <w:ind w:leftChars="0" w:firstLineChars="0" w:firstLine="709"/>
-        <w:jc w:val="both"/>
-        <w:textDirection w:val="lrTb"/>
-        <w:textAlignment w:val="auto"/>
-        <w:outlineLvl w:val="9"/>
-        <w:rPr>
-          <w:sz w:val="28"/>
-          <w:szCs w:val="28"/>
-        </w:rPr>
-      </w:pPr>
-      <w:r>
-        <w:rPr>
-          <w:sz w:val="28"/>
-          <w:szCs w:val="28"/>
-        </w:rPr>
-        <w:t>- Bash: docker compose up -d --build — збірка образу і запуск</w:t>
-      </w:r>
-    </w:p>
-    <w:p>
-      <w:pPr>
-        <w:suppressAutoHyphens w:val="0"/>
-        <w:spacing w:line="360" w:lineRule="auto"/>
-        <w:ind w:leftChars="0" w:firstLineChars="0" w:firstLine="709"/>
-        <w:jc w:val="both"/>
-        <w:textDirection w:val="lrTb"/>
-        <w:textAlignment w:val="auto"/>
-        <w:outlineLvl w:val="9"/>
-        <w:rPr>
-          <w:sz w:val="28"/>
-          <w:szCs w:val="28"/>
-        </w:rPr>
-      </w:pPr>
-      <w:r>
-        <w:rPr>
-          <w:sz w:val="28"/>
-          <w:szCs w:val="28"/>
-        </w:rPr>
-        <w:lastRenderedPageBreak/>
-        <w:t xml:space="preserve">- Bash: docker compose logs, curl, docker compose ps, docker images — перевірка працездатності                                                          </w:t>
-      </w:r>
-    </w:p>
-    <w:p>
-      <w:pPr>
-        <w:suppressAutoHyphens w:val="0"/>
-        <w:spacing w:line="360" w:lineRule="auto"/>
-        <w:ind w:leftChars="0" w:left="0" w:firstLineChars="0" w:firstLine="709"/>
-        <w:jc w:val="both"/>
-        <w:textDirection w:val="lrTb"/>
-        <w:textAlignment w:val="auto"/>
-        <w:outlineLvl w:val="9"/>
-        <w:rPr>
-          <w:sz w:val="28"/>
-          <w:szCs w:val="28"/>
-        </w:rPr>
-      </w:pPr>
-      <w:r>
-        <w:rPr>
-          <w:sz w:val="28"/>
-          <w:szCs w:val="28"/>
-        </w:rPr>
-        <w:t>Для захисту не забудьте: скріншот docker compose ps + відкритий сайт у браузері за http://localhost:8080 (і/або з іншого пристрою по IP хоста) — це і є доказ "власного" образу та контейнера.</w:t>
-      </w:r>
-    </w:p>
-    <w:p>
-      <w:pPr>
-        <w:suppressAutoHyphens w:val="0"/>
-        <w:spacing w:line="360" w:lineRule="auto"/>
-        <w:ind w:leftChars="0" w:left="0" w:firstLineChars="0" w:firstLine="709"/>
-        <w:jc w:val="both"/>
-        <w:textDirection w:val="lrTb"/>
-        <w:textAlignment w:val="auto"/>
-        <w:outlineLvl w:val="9"/>
-        <w:rPr>
-          <w:sz w:val="28"/>
-          <w:szCs w:val="28"/>
-        </w:rPr>
-      </w:pPr>
-    </w:p>
-    <w:p>
-      <w:pPr>
-        <w:suppressAutoHyphens w:val="0"/>
-        <w:spacing w:line="360" w:lineRule="auto"/>
-        <w:ind w:leftChars="0" w:left="0" w:firstLineChars="0" w:firstLine="709"/>
-        <w:jc w:val="both"/>
-        <w:textDirection w:val="lrTb"/>
-        <w:textAlignment w:val="auto"/>
-        <w:outlineLvl w:val="9"/>
-        <w:rPr>
-          <w:sz w:val="28"/>
-          <w:szCs w:val="28"/>
-        </w:rPr>
-      </w:pPr>
-    </w:p>
-    <w:p>
-      <w:pPr>
-        <w:suppressAutoHyphens w:val="0"/>
-        <w:spacing w:line="360" w:lineRule="auto"/>
-        <w:ind w:leftChars="0" w:left="0" w:firstLineChars="0" w:firstLine="709"/>
-        <w:jc w:val="both"/>
-        <w:textDirection w:val="lrTb"/>
-        <w:textAlignment w:val="auto"/>
-        <w:outlineLvl w:val="9"/>
-        <w:rPr>
-          <w:sz w:val="28"/>
-          <w:szCs w:val="28"/>
-        </w:rPr>
-      </w:pPr>
       <w:r>
         <w:rPr>
           <w:noProof/>
@@ -3187,9 +2939,9 @@
           <w:lang w:val="ru-RU"/>
         </w:rPr>
         <w:drawing>
-          <wp:inline distT="0" distB="0" distL="0" distR="0" wp14:anchorId="5027F0A2" wp14:editId="67E2C2ED">
-            <wp:extent cx="6299835" cy="3404870"/>
-            <wp:effectExtent l="0" t="0" r="5715" b="5080"/>
+          <wp:inline distT="0" distB="0" distL="0" distR="0" wp14:anchorId="7AF3FB35" wp14:editId="4048F47E">
+            <wp:extent cx="6212793" cy="3357826"/>
+            <wp:effectExtent l="0" t="0" r="0" b="0"/>
             <wp:docPr id="2" name="Рисунок 2"/>
             <wp:cNvGraphicFramePr>
               <a:graphicFrameLocks xmlns:a="http://schemas.openxmlformats.org/drawingml/2006/main" noChangeAspect="1"/>
@@ -3210,7 +2962,7 @@
                   <pic:spPr>
                     <a:xfrm>
                       <a:off x="0" y="0"/>
-                      <a:ext cx="6299835" cy="3404870"/>
+                      <a:ext cx="6272213" cy="3389941"/>
                     </a:xfrm>
                     <a:prstGeom prst="rect">
                       <a:avLst/>
@@ -3222,6 +2974,101 @@
           </wp:inline>
         </w:drawing>
       </w:r>
+    </w:p>
+    <w:p>
+      <w:pPr>
+        <w:suppressAutoHyphens w:val="0"/>
+        <w:spacing w:line="360" w:lineRule="auto"/>
+        <w:ind w:leftChars="0" w:left="0" w:firstLineChars="0" w:firstLine="0"/>
+        <w:jc w:val="center"/>
+        <w:textDirection w:val="lrTb"/>
+        <w:textAlignment w:val="auto"/>
+        <w:outlineLvl w:val="9"/>
+        <w:rPr>
+          <w:sz w:val="28"/>
+          <w:szCs w:val="28"/>
+        </w:rPr>
+      </w:pPr>
+      <w:r>
+        <w:rPr>
+          <w:sz w:val="28"/>
+          <w:szCs w:val="28"/>
+        </w:rPr>
+        <w:t>Рисунок 1 –</w:t>
+      </w:r>
+      <w:r>
+        <w:rPr>
+          <w:sz w:val="28"/>
+          <w:szCs w:val="28"/>
+        </w:rPr>
+        <w:t xml:space="preserve"> </w:t>
+      </w:r>
+      <w:r>
+        <w:rPr>
+          <w:sz w:val="28"/>
+          <w:szCs w:val="28"/>
+        </w:rPr>
+        <w:t>Побудова образу та запуск контейнерів, перевірка статусу</w:t>
+      </w:r>
+    </w:p>
+    <w:p>
+      <w:pPr>
+        <w:suppressAutoHyphens w:val="0"/>
+        <w:spacing w:line="360" w:lineRule="auto"/>
+        <w:ind w:leftChars="0" w:left="0" w:firstLineChars="0" w:firstLine="709"/>
+        <w:jc w:val="both"/>
+        <w:textDirection w:val="lrTb"/>
+        <w:textAlignment w:val="auto"/>
+        <w:outlineLvl w:val="9"/>
+        <w:rPr>
+          <w:sz w:val="28"/>
+          <w:szCs w:val="28"/>
+        </w:rPr>
+      </w:pPr>
+      <w:r>
+        <w:rPr>
+          <w:sz w:val="28"/>
+          <w:szCs w:val="28"/>
+        </w:rPr>
+        <w:t xml:space="preserve">Стан контейнерів додатково перевірено через графічний інтерфейс Docker Desktop, де в проєкті lr10ao відображено обидва запущені сервіси </w:t>
+      </w:r>
+      <w:r>
+        <w:rPr>
+          <w:sz w:val="28"/>
+          <w:szCs w:val="28"/>
+        </w:rPr>
+        <w:t>–</w:t>
+      </w:r>
+      <w:r>
+        <w:rPr>
+          <w:sz w:val="28"/>
+          <w:szCs w:val="28"/>
+        </w:rPr>
+        <w:t xml:space="preserve"> db (mysql:8.0) та wordpress (lr10ao-wordpress, порт 8080:80). У панелі логів контейнера wordpress видно реальні HTTP-запити до ресурсів теми (зображення, стилі, favicon) зі </w:t>
+      </w:r>
+      <w:r>
+        <w:rPr>
+          <w:sz w:val="28"/>
+          <w:szCs w:val="28"/>
+        </w:rPr>
+        <w:lastRenderedPageBreak/>
+        <w:t>статусом 200, що підтверджує коректну роздачу вмісту власної теми Apache-сервером усередині контейнера.</w:t>
+      </w:r>
+    </w:p>
+    <w:p>
+      <w:pPr>
+        <w:suppressAutoHyphens w:val="0"/>
+        <w:spacing w:line="360" w:lineRule="auto"/>
+        <w:ind w:leftChars="0" w:left="0" w:firstLineChars="0" w:firstLine="0"/>
+        <w:jc w:val="center"/>
+        <w:textDirection w:val="lrTb"/>
+        <w:textAlignment w:val="auto"/>
+        <w:outlineLvl w:val="9"/>
+        <w:rPr>
+          <w:sz w:val="28"/>
+          <w:szCs w:val="28"/>
+        </w:rPr>
+      </w:pPr>
       <w:r>
         <w:rPr>
           <w:noProof/>
@@ -3230,9 +3077,9 @@
           <w:lang w:val="ru-RU"/>
         </w:rPr>
         <w:drawing>
-          <wp:inline distT="0" distB="0" distL="0" distR="0" wp14:anchorId="6FFD3851" wp14:editId="3619511C">
-            <wp:extent cx="6299835" cy="3328670"/>
-            <wp:effectExtent l="0" t="0" r="5715" b="5080"/>
+          <wp:inline distT="0" distB="0" distL="0" distR="0" wp14:anchorId="312975C0" wp14:editId="2B7E967C">
+            <wp:extent cx="5563235" cy="2939470"/>
+            <wp:effectExtent l="0" t="0" r="0" b="0"/>
             <wp:docPr id="3" name="Рисунок 3"/>
             <wp:cNvGraphicFramePr>
               <a:graphicFrameLocks xmlns:a="http://schemas.openxmlformats.org/drawingml/2006/main" noChangeAspect="1"/>
@@ -3253,7 +3100,7 @@
                   <pic:spPr>
                     <a:xfrm>
                       <a:off x="0" y="0"/>
-                      <a:ext cx="6299835" cy="3328670"/>
+                      <a:ext cx="5566820" cy="2941364"/>
                     </a:xfrm>
                     <a:prstGeom prst="rect">
                       <a:avLst/>
@@ -3268,25 +3115,96 @@
     </w:p>
     <w:p>
       <w:pPr>
+        <w:tabs>
+          <w:tab w:val="left" w:pos="8931"/>
+        </w:tabs>
         <w:suppressAutoHyphens w:val="0"/>
         <w:spacing w:line="360" w:lineRule="auto"/>
-        <w:ind w:leftChars="0" w:left="0" w:firstLineChars="0" w:firstLine="709"/>
-        <w:jc w:val="both"/>
+        <w:ind w:leftChars="0" w:left="0" w:firstLineChars="0" w:firstLine="0"/>
+        <w:jc w:val="center"/>
         <w:textDirection w:val="lrTb"/>
         <w:textAlignment w:val="auto"/>
         <w:outlineLvl w:val="9"/>
         <w:rPr>
           <w:sz w:val="28"/>
           <w:szCs w:val="28"/>
-        </w:rPr>
-      </w:pPr>
+          <w:lang w:val="en-US"/>
+        </w:rPr>
+      </w:pPr>
+      <w:r>
+        <w:rPr>
+          <w:sz w:val="28"/>
+          <w:szCs w:val="28"/>
+        </w:rPr>
+        <w:t xml:space="preserve">Рисунок </w:t>
+      </w:r>
+      <w:r>
+        <w:rPr>
+          <w:sz w:val="28"/>
+          <w:szCs w:val="28"/>
+        </w:rPr>
+        <w:t xml:space="preserve">2 – Стан контейнерів </w:t>
+      </w:r>
+      <w:r>
+        <w:rPr>
+          <w:sz w:val="28"/>
+          <w:szCs w:val="28"/>
+          <w:lang w:val="en-US"/>
+        </w:rPr>
+        <w:t>db</w:t>
+      </w:r>
+      <w:r>
+        <w:rPr>
+          <w:sz w:val="28"/>
+          <w:szCs w:val="28"/>
+        </w:rPr>
+        <w:t xml:space="preserve"> та </w:t>
+      </w:r>
+      <w:r>
+        <w:rPr>
+          <w:sz w:val="28"/>
+          <w:szCs w:val="28"/>
+          <w:lang w:val="en-US"/>
+        </w:rPr>
+        <w:t>wordpress</w:t>
+      </w:r>
+      <w:r>
+        <w:rPr>
+          <w:sz w:val="28"/>
+          <w:szCs w:val="28"/>
+        </w:rPr>
+        <w:t xml:space="preserve"> у </w:t>
+      </w:r>
+      <w:r>
+        <w:rPr>
+          <w:sz w:val="28"/>
+          <w:szCs w:val="28"/>
+          <w:lang w:val="en-US"/>
+        </w:rPr>
+        <w:t>Docker</w:t>
+      </w:r>
+      <w:r>
+        <w:rPr>
+          <w:sz w:val="28"/>
+          <w:szCs w:val="28"/>
+        </w:rPr>
+        <w:t xml:space="preserve"> </w:t>
+      </w:r>
+      <w:r>
+        <w:rPr>
+          <w:sz w:val="28"/>
+          <w:szCs w:val="28"/>
+          <w:lang w:val="en-US"/>
+        </w:rPr>
+        <w:t>Desktop</w:t>
+      </w:r>
     </w:p>
     <w:p>
       <w:pPr>
         <w:suppressAutoHyphens w:val="0"/>
         <w:spacing w:line="360" w:lineRule="auto"/>
-        <w:ind w:leftChars="0" w:left="0" w:firstLineChars="0" w:firstLine="709"/>
-        <w:jc w:val="both"/>
+        <w:ind w:leftChars="0" w:left="0" w:firstLineChars="0" w:firstLine="0"/>
+        <w:jc w:val="center"/>
         <w:textDirection w:val="lrTb"/>
         <w:textAlignment w:val="auto"/>
         <w:outlineLvl w:val="9"/>
@@ -3343,8 +3261,8 @@
       <w:pPr>
         <w:suppressAutoHyphens w:val="0"/>
         <w:spacing w:line="360" w:lineRule="auto"/>
-        <w:ind w:leftChars="0" w:firstLineChars="0" w:firstLine="709"/>
-        <w:jc w:val="both"/>
+        <w:ind w:leftChars="0" w:left="0" w:firstLineChars="0" w:firstLine="0"/>
+        <w:jc w:val="center"/>
         <w:textDirection w:val="lrTb"/>
         <w:textAlignment w:val="auto"/>
         <w:outlineLvl w:val="9"/>
@@ -3358,369 +3276,35 @@
           <w:sz w:val="28"/>
           <w:szCs w:val="28"/>
         </w:rPr>
-        <w:t># базовий офіційний образ WordPress з PHP+Apache</w:t>
-      </w:r>
-    </w:p>
-    <w:p>
-      <w:pPr>
-        <w:suppressAutoHyphens w:val="0"/>
-        <w:spacing w:line="360" w:lineRule="auto"/>
-        <w:ind w:leftChars="0" w:firstLineChars="0" w:firstLine="709"/>
-        <w:jc w:val="both"/>
-        <w:textDirection w:val="lrTb"/>
-        <w:textAlignment w:val="auto"/>
-        <w:outlineLvl w:val="9"/>
-        <w:rPr>
-          <w:sz w:val="28"/>
-          <w:szCs w:val="28"/>
-        </w:rPr>
-      </w:pPr>
-      <w:r>
-        <w:rPr>
-          <w:sz w:val="28"/>
-          <w:szCs w:val="28"/>
-        </w:rPr>
-        <w:t>FROM wordpress:6.5-php8.2-apache</w:t>
-      </w:r>
-    </w:p>
-    <w:p>
-      <w:pPr>
-        <w:suppressAutoHyphens w:val="0"/>
-        <w:spacing w:line="360" w:lineRule="auto"/>
-        <w:ind w:leftChars="0" w:firstLineChars="0" w:firstLine="709"/>
-        <w:jc w:val="both"/>
-        <w:textDirection w:val="lrTb"/>
-        <w:textAlignment w:val="auto"/>
-        <w:outlineLvl w:val="9"/>
-        <w:rPr>
-          <w:sz w:val="28"/>
-          <w:szCs w:val="28"/>
-        </w:rPr>
-      </w:pPr>
-    </w:p>
-    <w:p>
-      <w:pPr>
-        <w:suppressAutoHyphens w:val="0"/>
-        <w:spacing w:line="360" w:lineRule="auto"/>
-        <w:ind w:leftChars="0" w:firstLineChars="0" w:firstLine="709"/>
-        <w:jc w:val="both"/>
-        <w:textDirection w:val="lrTb"/>
-        <w:textAlignment w:val="auto"/>
-        <w:outlineLvl w:val="9"/>
-        <w:rPr>
-          <w:sz w:val="28"/>
-          <w:szCs w:val="28"/>
-        </w:rPr>
-      </w:pPr>
-      <w:r>
-        <w:rPr>
-          <w:sz w:val="28"/>
-          <w:szCs w:val="28"/>
-        </w:rPr>
-        <w:t># інструменти для встановлення wp-cli</w:t>
-      </w:r>
-    </w:p>
-    <w:p>
-      <w:pPr>
-        <w:suppressAutoHyphens w:val="0"/>
-        <w:spacing w:line="360" w:lineRule="auto"/>
-        <w:ind w:leftChars="0" w:firstLineChars="0" w:firstLine="709"/>
-        <w:jc w:val="both"/>
-        <w:textDirection w:val="lrTb"/>
-        <w:textAlignment w:val="auto"/>
-        <w:outlineLvl w:val="9"/>
-        <w:rPr>
-          <w:sz w:val="28"/>
-          <w:szCs w:val="28"/>
-        </w:rPr>
-      </w:pPr>
-      <w:r>
-        <w:rPr>
-          <w:sz w:val="28"/>
-          <w:szCs w:val="28"/>
-        </w:rPr>
-        <w:t>RUN apt-get update &amp;&amp; apt-get install -y --no-install-recommends curl default-mysql-client \</w:t>
-      </w:r>
-    </w:p>
-    <w:p>
-      <w:pPr>
-        <w:suppressAutoHyphens w:val="0"/>
-        <w:spacing w:line="360" w:lineRule="auto"/>
-        <w:ind w:leftChars="0" w:firstLineChars="0" w:firstLine="709"/>
-        <w:jc w:val="both"/>
-        <w:textDirection w:val="lrTb"/>
-        <w:textAlignment w:val="auto"/>
-        <w:outlineLvl w:val="9"/>
-        <w:rPr>
-          <w:sz w:val="28"/>
-          <w:szCs w:val="28"/>
-        </w:rPr>
-      </w:pPr>
-      <w:r>
-        <w:rPr>
-          <w:sz w:val="28"/>
-          <w:szCs w:val="28"/>
-        </w:rPr>
-        <w:t xml:space="preserve">    &amp;&amp; rm -rf /var/lib/apt/lists/*</w:t>
-      </w:r>
-    </w:p>
-    <w:p>
-      <w:pPr>
-        <w:suppressAutoHyphens w:val="0"/>
-        <w:spacing w:line="360" w:lineRule="auto"/>
-        <w:ind w:leftChars="0" w:firstLineChars="0" w:firstLine="709"/>
-        <w:jc w:val="both"/>
-        <w:textDirection w:val="lrTb"/>
-        <w:textAlignment w:val="auto"/>
-        <w:outlineLvl w:val="9"/>
-        <w:rPr>
-          <w:sz w:val="28"/>
-          <w:szCs w:val="28"/>
-        </w:rPr>
-      </w:pPr>
-    </w:p>
-    <w:p>
-      <w:pPr>
-        <w:suppressAutoHyphens w:val="0"/>
-        <w:spacing w:line="360" w:lineRule="auto"/>
-        <w:ind w:leftChars="0" w:firstLineChars="0" w:firstLine="709"/>
-        <w:jc w:val="both"/>
-        <w:textDirection w:val="lrTb"/>
-        <w:textAlignment w:val="auto"/>
-        <w:outlineLvl w:val="9"/>
-        <w:rPr>
-          <w:sz w:val="28"/>
-          <w:szCs w:val="28"/>
-        </w:rPr>
-      </w:pPr>
-      <w:r>
-        <w:rPr>
-          <w:sz w:val="28"/>
-          <w:szCs w:val="28"/>
-        </w:rPr>
-        <w:t># встановлення wp-cli для автоматичного налаштування WP</w:t>
-      </w:r>
-    </w:p>
-    <w:p>
-      <w:pPr>
-        <w:suppressAutoHyphens w:val="0"/>
-        <w:spacing w:line="360" w:lineRule="auto"/>
-        <w:ind w:leftChars="0" w:firstLineChars="0" w:firstLine="709"/>
-        <w:jc w:val="both"/>
-        <w:textDirection w:val="lrTb"/>
-        <w:textAlignment w:val="auto"/>
-        <w:outlineLvl w:val="9"/>
-        <w:rPr>
-          <w:sz w:val="28"/>
-          <w:szCs w:val="28"/>
-        </w:rPr>
-      </w:pPr>
-      <w:r>
-        <w:rPr>
-          <w:sz w:val="28"/>
-          <w:szCs w:val="28"/>
-        </w:rPr>
-        <w:t>RUN curl -o /usr/local/bin/wp -sSL https://raw.githubusercontent.com/wp-cli/builds/gh-pages/phar/wp-cli.phar \</w:t>
-      </w:r>
-    </w:p>
-    <w:p>
-      <w:pPr>
-        <w:suppressAutoHyphens w:val="0"/>
-        <w:spacing w:line="360" w:lineRule="auto"/>
-        <w:ind w:leftChars="0" w:firstLineChars="0" w:firstLine="709"/>
-        <w:jc w:val="both"/>
-        <w:textDirection w:val="lrTb"/>
-        <w:textAlignment w:val="auto"/>
-        <w:outlineLvl w:val="9"/>
-        <w:rPr>
-          <w:sz w:val="28"/>
-          <w:szCs w:val="28"/>
-        </w:rPr>
-      </w:pPr>
-      <w:r>
-        <w:rPr>
-          <w:sz w:val="28"/>
-          <w:szCs w:val="28"/>
-        </w:rPr>
-        <w:t xml:space="preserve">    &amp;&amp; chmod +x /usr/local/bin/wp</w:t>
-      </w:r>
-    </w:p>
-    <w:p>
-      <w:pPr>
-        <w:suppressAutoHyphens w:val="0"/>
-        <w:spacing w:line="360" w:lineRule="auto"/>
-        <w:ind w:leftChars="0" w:firstLineChars="0" w:firstLine="709"/>
-        <w:jc w:val="both"/>
-        <w:textDirection w:val="lrTb"/>
-        <w:textAlignment w:val="auto"/>
-        <w:outlineLvl w:val="9"/>
-        <w:rPr>
-          <w:sz w:val="28"/>
-          <w:szCs w:val="28"/>
-        </w:rPr>
-      </w:pPr>
-    </w:p>
-    <w:p>
-      <w:pPr>
-        <w:suppressAutoHyphens w:val="0"/>
-        <w:spacing w:line="360" w:lineRule="auto"/>
-        <w:ind w:leftChars="0" w:firstLineChars="0" w:firstLine="709"/>
-        <w:jc w:val="both"/>
-        <w:textDirection w:val="lrTb"/>
-        <w:textAlignment w:val="auto"/>
-        <w:outlineLvl w:val="9"/>
-        <w:rPr>
-          <w:sz w:val="28"/>
-          <w:szCs w:val="28"/>
-        </w:rPr>
-      </w:pPr>
-      <w:r>
-        <w:rPr>
-          <w:sz w:val="28"/>
-          <w:szCs w:val="28"/>
-        </w:rPr>
-        <w:t># копіюємо власну тему сайту в образ</w:t>
-      </w:r>
-    </w:p>
-    <w:p>
-      <w:pPr>
-        <w:suppressAutoHyphens w:val="0"/>
-        <w:spacing w:line="360" w:lineRule="auto"/>
-        <w:ind w:leftChars="0" w:firstLineChars="0" w:firstLine="709"/>
-        <w:jc w:val="both"/>
-        <w:textDirection w:val="lrTb"/>
-        <w:textAlignment w:val="auto"/>
-        <w:outlineLvl w:val="9"/>
-        <w:rPr>
-          <w:sz w:val="28"/>
-          <w:szCs w:val="28"/>
-        </w:rPr>
-      </w:pPr>
-      <w:r>
-        <w:rPr>
-          <w:sz w:val="28"/>
-          <w:szCs w:val="28"/>
-        </w:rPr>
-        <w:t>COPY shared/wordpress1site-main/wordpress1site-main/ /usr/src/wordpress/wp-content/themes/inagro/</w:t>
-      </w:r>
-    </w:p>
-    <w:p>
-      <w:pPr>
-        <w:suppressAutoHyphens w:val="0"/>
-        <w:spacing w:line="360" w:lineRule="auto"/>
-        <w:ind w:leftChars="0" w:firstLineChars="0" w:firstLine="709"/>
-        <w:jc w:val="both"/>
-        <w:textDirection w:val="lrTb"/>
-        <w:textAlignment w:val="auto"/>
-        <w:outlineLvl w:val="9"/>
-        <w:rPr>
-          <w:sz w:val="28"/>
-          <w:szCs w:val="28"/>
-        </w:rPr>
-      </w:pPr>
-    </w:p>
-    <w:p>
-      <w:pPr>
-        <w:suppressAutoHyphens w:val="0"/>
-        <w:spacing w:line="360" w:lineRule="auto"/>
-        <w:ind w:leftChars="0" w:firstLineChars="0" w:firstLine="709"/>
-        <w:jc w:val="both"/>
-        <w:textDirection w:val="lrTb"/>
-        <w:textAlignment w:val="auto"/>
-        <w:outlineLvl w:val="9"/>
-        <w:rPr>
-          <w:sz w:val="28"/>
-          <w:szCs w:val="28"/>
-        </w:rPr>
-      </w:pPr>
-      <w:r>
-        <w:rPr>
-          <w:sz w:val="28"/>
-          <w:szCs w:val="28"/>
-        </w:rPr>
-        <w:t># власний entrypoint для авто-встановлення WP і активації теми</w:t>
-      </w:r>
-    </w:p>
-    <w:p>
-      <w:pPr>
-        <w:suppressAutoHyphens w:val="0"/>
-        <w:spacing w:line="360" w:lineRule="auto"/>
-        <w:ind w:leftChars="0" w:firstLineChars="0" w:firstLine="709"/>
-        <w:jc w:val="both"/>
-        <w:textDirection w:val="lrTb"/>
-        <w:textAlignment w:val="auto"/>
-        <w:outlineLvl w:val="9"/>
-        <w:rPr>
-          <w:sz w:val="28"/>
-          <w:szCs w:val="28"/>
-        </w:rPr>
-      </w:pPr>
-      <w:r>
-        <w:rPr>
-          <w:sz w:val="28"/>
-          <w:szCs w:val="28"/>
-        </w:rPr>
-        <w:t>COPY entrypoint.sh /usr/local/bin/entrypoint.sh</w:t>
-      </w:r>
-    </w:p>
-    <w:p>
-      <w:pPr>
-        <w:suppressAutoHyphens w:val="0"/>
-        <w:spacing w:line="360" w:lineRule="auto"/>
-        <w:ind w:leftChars="0" w:firstLineChars="0" w:firstLine="709"/>
-        <w:jc w:val="both"/>
-        <w:textDirection w:val="lrTb"/>
-        <w:textAlignment w:val="auto"/>
-        <w:outlineLvl w:val="9"/>
-        <w:rPr>
-          <w:sz w:val="28"/>
-          <w:szCs w:val="28"/>
-        </w:rPr>
-      </w:pPr>
-      <w:r>
-        <w:rPr>
-          <w:sz w:val="28"/>
-          <w:szCs w:val="28"/>
-        </w:rPr>
-        <w:lastRenderedPageBreak/>
-        <w:t>RUN chmod +x /usr/local/bin/entrypoint.sh</w:t>
-      </w:r>
-    </w:p>
-    <w:p>
-      <w:pPr>
-        <w:suppressAutoHyphens w:val="0"/>
-        <w:spacing w:line="360" w:lineRule="auto"/>
-        <w:ind w:leftChars="0" w:firstLineChars="0" w:firstLine="709"/>
-        <w:jc w:val="both"/>
-        <w:textDirection w:val="lrTb"/>
-        <w:textAlignment w:val="auto"/>
-        <w:outlineLvl w:val="9"/>
-        <w:rPr>
-          <w:sz w:val="28"/>
-          <w:szCs w:val="28"/>
-        </w:rPr>
-      </w:pPr>
-    </w:p>
-    <w:p>
-      <w:pPr>
-        <w:suppressAutoHyphens w:val="0"/>
-        <w:spacing w:line="360" w:lineRule="auto"/>
-        <w:ind w:leftChars="0" w:firstLineChars="0" w:firstLine="709"/>
-        <w:jc w:val="both"/>
-        <w:textDirection w:val="lrTb"/>
-        <w:textAlignment w:val="auto"/>
-        <w:outlineLvl w:val="9"/>
-        <w:rPr>
-          <w:sz w:val="28"/>
-          <w:szCs w:val="28"/>
-        </w:rPr>
-      </w:pPr>
-      <w:r>
-        <w:rPr>
-          <w:sz w:val="28"/>
-          <w:szCs w:val="28"/>
-        </w:rPr>
-        <w:t>ENTRYPOINT ["entrypoint.sh"]</w:t>
+        <w:t xml:space="preserve">Рисунок </w:t>
+      </w:r>
+      <w:r>
+        <w:rPr>
+          <w:sz w:val="28"/>
+          <w:szCs w:val="28"/>
+        </w:rPr>
+        <w:t>3</w:t>
+      </w:r>
+      <w:r>
+        <w:rPr>
+          <w:sz w:val="28"/>
+          <w:szCs w:val="28"/>
+        </w:rPr>
+        <w:t xml:space="preserve"> – </w:t>
+      </w:r>
+      <w:r>
+        <w:rPr>
+          <w:sz w:val="28"/>
+          <w:szCs w:val="28"/>
+        </w:rPr>
+        <w:t>Сайт</w:t>
+      </w:r>
+      <w:r>
+        <w:rPr>
+          <w:sz w:val="28"/>
+          <w:szCs w:val="28"/>
+        </w:rPr>
+        <w:t xml:space="preserve"> на базі WordPress, розгорнутий у Docker-контейнері</w:t>
       </w:r>
     </w:p>
     <w:p>
@@ -3742,1606 +3326,7 @@
           <w:sz w:val="28"/>
           <w:szCs w:val="28"/>
         </w:rPr>
-        <w:t>CMD ["apache2-foreground"]</w:t>
-      </w:r>
-    </w:p>
-    <w:p>
-      <w:pPr>
-        <w:suppressAutoHyphens w:val="0"/>
-        <w:spacing w:line="360" w:lineRule="auto"/>
-        <w:ind w:leftChars="0" w:left="0" w:firstLineChars="0" w:firstLine="709"/>
-        <w:jc w:val="both"/>
-        <w:textDirection w:val="lrTb"/>
-        <w:textAlignment w:val="auto"/>
-        <w:outlineLvl w:val="9"/>
-        <w:rPr>
-          <w:sz w:val="28"/>
-          <w:szCs w:val="28"/>
-        </w:rPr>
-      </w:pPr>
-    </w:p>
-    <w:p>
-      <w:pPr>
-        <w:suppressAutoHyphens w:val="0"/>
-        <w:spacing w:line="360" w:lineRule="auto"/>
-        <w:ind w:leftChars="0" w:left="0" w:firstLineChars="0" w:firstLine="709"/>
-        <w:jc w:val="both"/>
-        <w:textDirection w:val="lrTb"/>
-        <w:textAlignment w:val="auto"/>
-        <w:outlineLvl w:val="9"/>
-        <w:rPr>
-          <w:sz w:val="28"/>
-          <w:szCs w:val="28"/>
-        </w:rPr>
-      </w:pPr>
-      <w:r>
-        <w:rPr>
-          <w:sz w:val="28"/>
-          <w:szCs w:val="28"/>
-        </w:rPr>
-        <w:t>--</w:t>
-      </w:r>
-    </w:p>
-    <w:p>
-      <w:pPr>
-        <w:suppressAutoHyphens w:val="0"/>
-        <w:spacing w:line="360" w:lineRule="auto"/>
-        <w:ind w:leftChars="0" w:firstLineChars="0" w:firstLine="709"/>
-        <w:jc w:val="both"/>
-        <w:textDirection w:val="lrTb"/>
-        <w:textAlignment w:val="auto"/>
-        <w:outlineLvl w:val="9"/>
-        <w:rPr>
-          <w:sz w:val="28"/>
-          <w:szCs w:val="28"/>
-          <w:lang w:val="en-US"/>
-        </w:rPr>
-      </w:pPr>
-      <w:r>
-        <w:rPr>
-          <w:sz w:val="28"/>
-          <w:szCs w:val="28"/>
-          <w:lang w:val="en-US"/>
-        </w:rPr>
-        <w:t>services:</w:t>
-      </w:r>
-    </w:p>
-    <w:p>
-      <w:pPr>
-        <w:suppressAutoHyphens w:val="0"/>
-        <w:spacing w:line="360" w:lineRule="auto"/>
-        <w:ind w:leftChars="0" w:firstLineChars="0" w:firstLine="709"/>
-        <w:jc w:val="both"/>
-        <w:textDirection w:val="lrTb"/>
-        <w:textAlignment w:val="auto"/>
-        <w:outlineLvl w:val="9"/>
-        <w:rPr>
-          <w:sz w:val="28"/>
-          <w:szCs w:val="28"/>
-          <w:lang w:val="en-US"/>
-        </w:rPr>
-      </w:pPr>
-      <w:r>
-        <w:rPr>
-          <w:sz w:val="28"/>
-          <w:szCs w:val="28"/>
-          <w:lang w:val="en-US"/>
-        </w:rPr>
-        <w:t xml:space="preserve">  # база даних для WordPress</w:t>
-      </w:r>
-    </w:p>
-    <w:p>
-      <w:pPr>
-        <w:suppressAutoHyphens w:val="0"/>
-        <w:spacing w:line="360" w:lineRule="auto"/>
-        <w:ind w:leftChars="0" w:firstLineChars="0" w:firstLine="709"/>
-        <w:jc w:val="both"/>
-        <w:textDirection w:val="lrTb"/>
-        <w:textAlignment w:val="auto"/>
-        <w:outlineLvl w:val="9"/>
-        <w:rPr>
-          <w:sz w:val="28"/>
-          <w:szCs w:val="28"/>
-          <w:lang w:val="en-US"/>
-        </w:rPr>
-      </w:pPr>
-      <w:r>
-        <w:rPr>
-          <w:sz w:val="28"/>
-          <w:szCs w:val="28"/>
-          <w:lang w:val="en-US"/>
-        </w:rPr>
-        <w:t xml:space="preserve">  db:</w:t>
-      </w:r>
-    </w:p>
-    <w:p>
-      <w:pPr>
-        <w:suppressAutoHyphens w:val="0"/>
-        <w:spacing w:line="360" w:lineRule="auto"/>
-        <w:ind w:leftChars="0" w:firstLineChars="0" w:firstLine="709"/>
-        <w:jc w:val="both"/>
-        <w:textDirection w:val="lrTb"/>
-        <w:textAlignment w:val="auto"/>
-        <w:outlineLvl w:val="9"/>
-        <w:rPr>
-          <w:sz w:val="28"/>
-          <w:szCs w:val="28"/>
-          <w:lang w:val="en-US"/>
-        </w:rPr>
-      </w:pPr>
-      <w:r>
-        <w:rPr>
-          <w:sz w:val="28"/>
-          <w:szCs w:val="28"/>
-          <w:lang w:val="en-US"/>
-        </w:rPr>
-        <w:t xml:space="preserve">    image: mysql:8.0</w:t>
-      </w:r>
-    </w:p>
-    <w:p>
-      <w:pPr>
-        <w:suppressAutoHyphens w:val="0"/>
-        <w:spacing w:line="360" w:lineRule="auto"/>
-        <w:ind w:leftChars="0" w:firstLineChars="0" w:firstLine="709"/>
-        <w:jc w:val="both"/>
-        <w:textDirection w:val="lrTb"/>
-        <w:textAlignment w:val="auto"/>
-        <w:outlineLvl w:val="9"/>
-        <w:rPr>
-          <w:sz w:val="28"/>
-          <w:szCs w:val="28"/>
-          <w:lang w:val="en-US"/>
-        </w:rPr>
-      </w:pPr>
-      <w:r>
-        <w:rPr>
-          <w:sz w:val="28"/>
-          <w:szCs w:val="28"/>
-          <w:lang w:val="en-US"/>
-        </w:rPr>
-        <w:t xml:space="preserve">    restart: unless-stopped</w:t>
-      </w:r>
-    </w:p>
-    <w:p>
-      <w:pPr>
-        <w:suppressAutoHyphens w:val="0"/>
-        <w:spacing w:line="360" w:lineRule="auto"/>
-        <w:ind w:leftChars="0" w:firstLineChars="0" w:firstLine="709"/>
-        <w:jc w:val="both"/>
-        <w:textDirection w:val="lrTb"/>
-        <w:textAlignment w:val="auto"/>
-        <w:outlineLvl w:val="9"/>
-        <w:rPr>
-          <w:sz w:val="28"/>
-          <w:szCs w:val="28"/>
-          <w:lang w:val="en-US"/>
-        </w:rPr>
-      </w:pPr>
-      <w:r>
-        <w:rPr>
-          <w:sz w:val="28"/>
-          <w:szCs w:val="28"/>
-          <w:lang w:val="en-US"/>
-        </w:rPr>
-        <w:t xml:space="preserve">    environment:</w:t>
-      </w:r>
-    </w:p>
-    <w:p>
-      <w:pPr>
-        <w:suppressAutoHyphens w:val="0"/>
-        <w:spacing w:line="360" w:lineRule="auto"/>
-        <w:ind w:leftChars="0" w:firstLineChars="0" w:firstLine="709"/>
-        <w:jc w:val="both"/>
-        <w:textDirection w:val="lrTb"/>
-        <w:textAlignment w:val="auto"/>
-        <w:outlineLvl w:val="9"/>
-        <w:rPr>
-          <w:sz w:val="28"/>
-          <w:szCs w:val="28"/>
-          <w:lang w:val="en-US"/>
-        </w:rPr>
-      </w:pPr>
-      <w:r>
-        <w:rPr>
-          <w:sz w:val="28"/>
-          <w:szCs w:val="28"/>
-          <w:lang w:val="en-US"/>
-        </w:rPr>
-        <w:t xml:space="preserve">      MYSQL_DATABASE: ${MYSQL_DATABASE}</w:t>
-      </w:r>
-    </w:p>
-    <w:p>
-      <w:pPr>
-        <w:suppressAutoHyphens w:val="0"/>
-        <w:spacing w:line="360" w:lineRule="auto"/>
-        <w:ind w:leftChars="0" w:firstLineChars="0" w:firstLine="709"/>
-        <w:jc w:val="both"/>
-        <w:textDirection w:val="lrTb"/>
-        <w:textAlignment w:val="auto"/>
-        <w:outlineLvl w:val="9"/>
-        <w:rPr>
-          <w:sz w:val="28"/>
-          <w:szCs w:val="28"/>
-          <w:lang w:val="en-US"/>
-        </w:rPr>
-      </w:pPr>
-      <w:r>
-        <w:rPr>
-          <w:sz w:val="28"/>
-          <w:szCs w:val="28"/>
-          <w:lang w:val="en-US"/>
-        </w:rPr>
-        <w:t xml:space="preserve">      MYSQL_USER: ${MYSQL_USER}</w:t>
-      </w:r>
-    </w:p>
-    <w:p>
-      <w:pPr>
-        <w:suppressAutoHyphens w:val="0"/>
-        <w:spacing w:line="360" w:lineRule="auto"/>
-        <w:ind w:leftChars="0" w:firstLineChars="0" w:firstLine="709"/>
-        <w:jc w:val="both"/>
-        <w:textDirection w:val="lrTb"/>
-        <w:textAlignment w:val="auto"/>
-        <w:outlineLvl w:val="9"/>
-        <w:rPr>
-          <w:sz w:val="28"/>
-          <w:szCs w:val="28"/>
-          <w:lang w:val="en-US"/>
-        </w:rPr>
-      </w:pPr>
-      <w:r>
-        <w:rPr>
-          <w:sz w:val="28"/>
-          <w:szCs w:val="28"/>
-          <w:lang w:val="en-US"/>
-        </w:rPr>
-        <w:t xml:space="preserve">      MYSQL_PASSWORD: ${MYSQL_PASSWORD}</w:t>
-      </w:r>
-    </w:p>
-    <w:p>
-      <w:pPr>
-        <w:suppressAutoHyphens w:val="0"/>
-        <w:spacing w:line="360" w:lineRule="auto"/>
-        <w:ind w:leftChars="0" w:firstLineChars="0" w:firstLine="709"/>
-        <w:jc w:val="both"/>
-        <w:textDirection w:val="lrTb"/>
-        <w:textAlignment w:val="auto"/>
-        <w:outlineLvl w:val="9"/>
-        <w:rPr>
-          <w:sz w:val="28"/>
-          <w:szCs w:val="28"/>
-          <w:lang w:val="en-US"/>
-        </w:rPr>
-      </w:pPr>
-      <w:r>
-        <w:rPr>
-          <w:sz w:val="28"/>
-          <w:szCs w:val="28"/>
-          <w:lang w:val="en-US"/>
-        </w:rPr>
-        <w:t xml:space="preserve">      MYSQL_ROOT_PASSWORD: ${MYSQL_ROOT_PASSWORD}</w:t>
-      </w:r>
-    </w:p>
-    <w:p>
-      <w:pPr>
-        <w:suppressAutoHyphens w:val="0"/>
-        <w:spacing w:line="360" w:lineRule="auto"/>
-        <w:ind w:leftChars="0" w:firstLineChars="0" w:firstLine="709"/>
-        <w:jc w:val="both"/>
-        <w:textDirection w:val="lrTb"/>
-        <w:textAlignment w:val="auto"/>
-        <w:outlineLvl w:val="9"/>
-        <w:rPr>
-          <w:sz w:val="28"/>
-          <w:szCs w:val="28"/>
-          <w:lang w:val="en-US"/>
-        </w:rPr>
-      </w:pPr>
-      <w:r>
-        <w:rPr>
-          <w:sz w:val="28"/>
-          <w:szCs w:val="28"/>
-          <w:lang w:val="en-US"/>
-        </w:rPr>
-        <w:t xml:space="preserve">    volumes:</w:t>
-      </w:r>
-    </w:p>
-    <w:p>
-      <w:pPr>
-        <w:suppressAutoHyphens w:val="0"/>
-        <w:spacing w:line="360" w:lineRule="auto"/>
-        <w:ind w:leftChars="0" w:firstLineChars="0" w:firstLine="709"/>
-        <w:jc w:val="both"/>
-        <w:textDirection w:val="lrTb"/>
-        <w:textAlignment w:val="auto"/>
-        <w:outlineLvl w:val="9"/>
-        <w:rPr>
-          <w:sz w:val="28"/>
-          <w:szCs w:val="28"/>
-          <w:lang w:val="en-US"/>
-        </w:rPr>
-      </w:pPr>
-      <w:r>
-        <w:rPr>
-          <w:sz w:val="28"/>
-          <w:szCs w:val="28"/>
-          <w:lang w:val="en-US"/>
-        </w:rPr>
-        <w:t xml:space="preserve">      - db_data:/var/lib/mysql</w:t>
-      </w:r>
-    </w:p>
-    <w:p>
-      <w:pPr>
-        <w:suppressAutoHyphens w:val="0"/>
-        <w:spacing w:line="360" w:lineRule="auto"/>
-        <w:ind w:leftChars="0" w:firstLineChars="0" w:firstLine="709"/>
-        <w:jc w:val="both"/>
-        <w:textDirection w:val="lrTb"/>
-        <w:textAlignment w:val="auto"/>
-        <w:outlineLvl w:val="9"/>
-        <w:rPr>
-          <w:sz w:val="28"/>
-          <w:szCs w:val="28"/>
-          <w:lang w:val="en-US"/>
-        </w:rPr>
-      </w:pPr>
-    </w:p>
-    <w:p>
-      <w:pPr>
-        <w:suppressAutoHyphens w:val="0"/>
-        <w:spacing w:line="360" w:lineRule="auto"/>
-        <w:ind w:leftChars="0" w:firstLineChars="0" w:firstLine="709"/>
-        <w:jc w:val="both"/>
-        <w:textDirection w:val="lrTb"/>
-        <w:textAlignment w:val="auto"/>
-        <w:outlineLvl w:val="9"/>
-        <w:rPr>
-          <w:sz w:val="28"/>
-          <w:szCs w:val="28"/>
-          <w:lang w:val="en-US"/>
-        </w:rPr>
-      </w:pPr>
-      <w:r>
-        <w:rPr>
-          <w:sz w:val="28"/>
-          <w:szCs w:val="28"/>
-          <w:lang w:val="en-US"/>
-        </w:rPr>
-        <w:t xml:space="preserve">  # власний образ WordPress (Dockerfile)</w:t>
-      </w:r>
-    </w:p>
-    <w:p>
-      <w:pPr>
-        <w:suppressAutoHyphens w:val="0"/>
-        <w:spacing w:line="360" w:lineRule="auto"/>
-        <w:ind w:leftChars="0" w:firstLineChars="0" w:firstLine="709"/>
-        <w:jc w:val="both"/>
-        <w:textDirection w:val="lrTb"/>
-        <w:textAlignment w:val="auto"/>
-        <w:outlineLvl w:val="9"/>
-        <w:rPr>
-          <w:sz w:val="28"/>
-          <w:szCs w:val="28"/>
-          <w:lang w:val="en-US"/>
-        </w:rPr>
-      </w:pPr>
-      <w:r>
-        <w:rPr>
-          <w:sz w:val="28"/>
-          <w:szCs w:val="28"/>
-          <w:lang w:val="en-US"/>
-        </w:rPr>
-        <w:t xml:space="preserve">  wordpress:</w:t>
-      </w:r>
-    </w:p>
-    <w:p>
-      <w:pPr>
-        <w:suppressAutoHyphens w:val="0"/>
-        <w:spacing w:line="360" w:lineRule="auto"/>
-        <w:ind w:leftChars="0" w:firstLineChars="0" w:firstLine="709"/>
-        <w:jc w:val="both"/>
-        <w:textDirection w:val="lrTb"/>
-        <w:textAlignment w:val="auto"/>
-        <w:outlineLvl w:val="9"/>
-        <w:rPr>
-          <w:sz w:val="28"/>
-          <w:szCs w:val="28"/>
-          <w:lang w:val="en-US"/>
-        </w:rPr>
-      </w:pPr>
-      <w:r>
-        <w:rPr>
-          <w:sz w:val="28"/>
-          <w:szCs w:val="28"/>
-          <w:lang w:val="en-US"/>
-        </w:rPr>
-        <w:t xml:space="preserve">    build: .</w:t>
-      </w:r>
-    </w:p>
-    <w:p>
-      <w:pPr>
-        <w:suppressAutoHyphens w:val="0"/>
-        <w:spacing w:line="360" w:lineRule="auto"/>
-        <w:ind w:leftChars="0" w:firstLineChars="0" w:firstLine="709"/>
-        <w:jc w:val="both"/>
-        <w:textDirection w:val="lrTb"/>
-        <w:textAlignment w:val="auto"/>
-        <w:outlineLvl w:val="9"/>
-        <w:rPr>
-          <w:sz w:val="28"/>
-          <w:szCs w:val="28"/>
-          <w:lang w:val="en-US"/>
-        </w:rPr>
-      </w:pPr>
-      <w:r>
-        <w:rPr>
-          <w:sz w:val="28"/>
-          <w:szCs w:val="28"/>
-          <w:lang w:val="en-US"/>
-        </w:rPr>
-        <w:t xml:space="preserve">    depends_on:</w:t>
-      </w:r>
-    </w:p>
-    <w:p>
-      <w:pPr>
-        <w:suppressAutoHyphens w:val="0"/>
-        <w:spacing w:line="360" w:lineRule="auto"/>
-        <w:ind w:leftChars="0" w:firstLineChars="0" w:firstLine="709"/>
-        <w:jc w:val="both"/>
-        <w:textDirection w:val="lrTb"/>
-        <w:textAlignment w:val="auto"/>
-        <w:outlineLvl w:val="9"/>
-        <w:rPr>
-          <w:sz w:val="28"/>
-          <w:szCs w:val="28"/>
-          <w:lang w:val="en-US"/>
-        </w:rPr>
-      </w:pPr>
-      <w:r>
-        <w:rPr>
-          <w:sz w:val="28"/>
-          <w:szCs w:val="28"/>
-          <w:lang w:val="en-US"/>
-        </w:rPr>
-        <w:t xml:space="preserve">      - db</w:t>
-      </w:r>
-    </w:p>
-    <w:p>
-      <w:pPr>
-        <w:suppressAutoHyphens w:val="0"/>
-        <w:spacing w:line="360" w:lineRule="auto"/>
-        <w:ind w:leftChars="0" w:firstLineChars="0" w:firstLine="709"/>
-        <w:jc w:val="both"/>
-        <w:textDirection w:val="lrTb"/>
-        <w:textAlignment w:val="auto"/>
-        <w:outlineLvl w:val="9"/>
-        <w:rPr>
-          <w:sz w:val="28"/>
-          <w:szCs w:val="28"/>
-          <w:lang w:val="en-US"/>
-        </w:rPr>
-      </w:pPr>
-      <w:r>
-        <w:rPr>
-          <w:sz w:val="28"/>
-          <w:szCs w:val="28"/>
-          <w:lang w:val="en-US"/>
-        </w:rPr>
-        <w:t xml:space="preserve">    restart: unless-stopped</w:t>
-      </w:r>
-    </w:p>
-    <w:p>
-      <w:pPr>
-        <w:suppressAutoHyphens w:val="0"/>
-        <w:spacing w:line="360" w:lineRule="auto"/>
-        <w:ind w:leftChars="0" w:firstLineChars="0" w:firstLine="709"/>
-        <w:jc w:val="both"/>
-        <w:textDirection w:val="lrTb"/>
-        <w:textAlignment w:val="auto"/>
-        <w:outlineLvl w:val="9"/>
-        <w:rPr>
-          <w:sz w:val="28"/>
-          <w:szCs w:val="28"/>
-          <w:lang w:val="ru-RU"/>
-        </w:rPr>
-      </w:pPr>
-      <w:r>
-        <w:rPr>
-          <w:sz w:val="28"/>
-          <w:szCs w:val="28"/>
-          <w:lang w:val="en-US"/>
-        </w:rPr>
-        <w:t xml:space="preserve">    ports</w:t>
-      </w:r>
-      <w:r>
-        <w:rPr>
-          <w:sz w:val="28"/>
-          <w:szCs w:val="28"/>
-          <w:lang w:val="ru-RU"/>
-        </w:rPr>
-        <w:t>:</w:t>
-      </w:r>
-    </w:p>
-    <w:p>
-      <w:pPr>
-        <w:suppressAutoHyphens w:val="0"/>
-        <w:spacing w:line="360" w:lineRule="auto"/>
-        <w:ind w:leftChars="0" w:firstLineChars="0" w:firstLine="709"/>
-        <w:jc w:val="both"/>
-        <w:textDirection w:val="lrTb"/>
-        <w:textAlignment w:val="auto"/>
-        <w:outlineLvl w:val="9"/>
-        <w:rPr>
-          <w:sz w:val="28"/>
-          <w:szCs w:val="28"/>
-          <w:lang w:val="ru-RU"/>
-        </w:rPr>
-      </w:pPr>
-      <w:r>
-        <w:rPr>
-          <w:sz w:val="28"/>
-          <w:szCs w:val="28"/>
-          <w:lang w:val="ru-RU"/>
-        </w:rPr>
-        <w:t xml:space="preserve">      - "8080:80" # доступ з локальної мережі за </w:t>
-      </w:r>
-      <w:r>
-        <w:rPr>
-          <w:sz w:val="28"/>
-          <w:szCs w:val="28"/>
-          <w:lang w:val="en-US"/>
-        </w:rPr>
-        <w:t>IP</w:t>
-      </w:r>
-      <w:r>
-        <w:rPr>
-          <w:sz w:val="28"/>
-          <w:szCs w:val="28"/>
-          <w:lang w:val="ru-RU"/>
-        </w:rPr>
-        <w:t xml:space="preserve"> хоста:8080</w:t>
-      </w:r>
-    </w:p>
-    <w:p>
-      <w:pPr>
-        <w:suppressAutoHyphens w:val="0"/>
-        <w:spacing w:line="360" w:lineRule="auto"/>
-        <w:ind w:leftChars="0" w:firstLineChars="0" w:firstLine="709"/>
-        <w:jc w:val="both"/>
-        <w:textDirection w:val="lrTb"/>
-        <w:textAlignment w:val="auto"/>
-        <w:outlineLvl w:val="9"/>
-        <w:rPr>
-          <w:sz w:val="28"/>
-          <w:szCs w:val="28"/>
-          <w:lang w:val="en-US"/>
-        </w:rPr>
-      </w:pPr>
-      <w:r>
-        <w:rPr>
-          <w:sz w:val="28"/>
-          <w:szCs w:val="28"/>
-          <w:lang w:val="ru-RU"/>
-        </w:rPr>
-        <w:t xml:space="preserve">    </w:t>
-      </w:r>
-      <w:r>
-        <w:rPr>
-          <w:sz w:val="28"/>
-          <w:szCs w:val="28"/>
-          <w:lang w:val="en-US"/>
-        </w:rPr>
-        <w:t>environment:</w:t>
-      </w:r>
-    </w:p>
-    <w:p>
-      <w:pPr>
-        <w:suppressAutoHyphens w:val="0"/>
-        <w:spacing w:line="360" w:lineRule="auto"/>
-        <w:ind w:leftChars="0" w:firstLineChars="0" w:firstLine="709"/>
-        <w:jc w:val="both"/>
-        <w:textDirection w:val="lrTb"/>
-        <w:textAlignment w:val="auto"/>
-        <w:outlineLvl w:val="9"/>
-        <w:rPr>
-          <w:sz w:val="28"/>
-          <w:szCs w:val="28"/>
-          <w:lang w:val="en-US"/>
-        </w:rPr>
-      </w:pPr>
-      <w:r>
-        <w:rPr>
-          <w:sz w:val="28"/>
-          <w:szCs w:val="28"/>
-          <w:lang w:val="en-US"/>
-        </w:rPr>
-        <w:t xml:space="preserve">      WORDPRESS_DB_HOST: db:3306</w:t>
-      </w:r>
-    </w:p>
-    <w:p>
-      <w:pPr>
-        <w:suppressAutoHyphens w:val="0"/>
-        <w:spacing w:line="360" w:lineRule="auto"/>
-        <w:ind w:leftChars="0" w:firstLineChars="0" w:firstLine="709"/>
-        <w:jc w:val="both"/>
-        <w:textDirection w:val="lrTb"/>
-        <w:textAlignment w:val="auto"/>
-        <w:outlineLvl w:val="9"/>
-        <w:rPr>
-          <w:sz w:val="28"/>
-          <w:szCs w:val="28"/>
-          <w:lang w:val="en-US"/>
-        </w:rPr>
-      </w:pPr>
-      <w:r>
-        <w:rPr>
-          <w:sz w:val="28"/>
-          <w:szCs w:val="28"/>
-          <w:lang w:val="en-US"/>
-        </w:rPr>
-        <w:t xml:space="preserve">      WORDPRESS_DB_NAME: ${MYSQL_DATABASE}</w:t>
-      </w:r>
-    </w:p>
-    <w:p>
-      <w:pPr>
-        <w:suppressAutoHyphens w:val="0"/>
-        <w:spacing w:line="360" w:lineRule="auto"/>
-        <w:ind w:leftChars="0" w:firstLineChars="0" w:firstLine="709"/>
-        <w:jc w:val="both"/>
-        <w:textDirection w:val="lrTb"/>
-        <w:textAlignment w:val="auto"/>
-        <w:outlineLvl w:val="9"/>
-        <w:rPr>
-          <w:sz w:val="28"/>
-          <w:szCs w:val="28"/>
-          <w:lang w:val="en-US"/>
-        </w:rPr>
-      </w:pPr>
-      <w:r>
-        <w:rPr>
-          <w:sz w:val="28"/>
-          <w:szCs w:val="28"/>
-          <w:lang w:val="en-US"/>
-        </w:rPr>
-        <w:lastRenderedPageBreak/>
-        <w:t xml:space="preserve">      WORDPRESS_DB_USER: ${MYSQL_USER}</w:t>
-      </w:r>
-    </w:p>
-    <w:p>
-      <w:pPr>
-        <w:suppressAutoHyphens w:val="0"/>
-        <w:spacing w:line="360" w:lineRule="auto"/>
-        <w:ind w:leftChars="0" w:firstLineChars="0" w:firstLine="709"/>
-        <w:jc w:val="both"/>
-        <w:textDirection w:val="lrTb"/>
-        <w:textAlignment w:val="auto"/>
-        <w:outlineLvl w:val="9"/>
-        <w:rPr>
-          <w:sz w:val="28"/>
-          <w:szCs w:val="28"/>
-          <w:lang w:val="en-US"/>
-        </w:rPr>
-      </w:pPr>
-      <w:r>
-        <w:rPr>
-          <w:sz w:val="28"/>
-          <w:szCs w:val="28"/>
-          <w:lang w:val="en-US"/>
-        </w:rPr>
-        <w:t xml:space="preserve">      WORDPRESS_DB_PASSWORD: ${MYSQL_PASSWORD}</w:t>
-      </w:r>
-    </w:p>
-    <w:p>
-      <w:pPr>
-        <w:suppressAutoHyphens w:val="0"/>
-        <w:spacing w:line="360" w:lineRule="auto"/>
-        <w:ind w:leftChars="0" w:firstLineChars="0" w:firstLine="709"/>
-        <w:jc w:val="both"/>
-        <w:textDirection w:val="lrTb"/>
-        <w:textAlignment w:val="auto"/>
-        <w:outlineLvl w:val="9"/>
-        <w:rPr>
-          <w:sz w:val="28"/>
-          <w:szCs w:val="28"/>
-          <w:lang w:val="en-US"/>
-        </w:rPr>
-      </w:pPr>
-      <w:r>
-        <w:rPr>
-          <w:sz w:val="28"/>
-          <w:szCs w:val="28"/>
-          <w:lang w:val="en-US"/>
-        </w:rPr>
-        <w:t xml:space="preserve">      WP_ADMIN_USER: ${WP_ADMIN_USER}</w:t>
-      </w:r>
-    </w:p>
-    <w:p>
-      <w:pPr>
-        <w:suppressAutoHyphens w:val="0"/>
-        <w:spacing w:line="360" w:lineRule="auto"/>
-        <w:ind w:leftChars="0" w:firstLineChars="0" w:firstLine="709"/>
-        <w:jc w:val="both"/>
-        <w:textDirection w:val="lrTb"/>
-        <w:textAlignment w:val="auto"/>
-        <w:outlineLvl w:val="9"/>
-        <w:rPr>
-          <w:sz w:val="28"/>
-          <w:szCs w:val="28"/>
-          <w:lang w:val="en-US"/>
-        </w:rPr>
-      </w:pPr>
-      <w:r>
-        <w:rPr>
-          <w:sz w:val="28"/>
-          <w:szCs w:val="28"/>
-          <w:lang w:val="en-US"/>
-        </w:rPr>
-        <w:t xml:space="preserve">      WP_ADMIN_PASSWORD: ${WP_ADMIN_PASSWORD}</w:t>
-      </w:r>
-    </w:p>
-    <w:p>
-      <w:pPr>
-        <w:suppressAutoHyphens w:val="0"/>
-        <w:spacing w:line="360" w:lineRule="auto"/>
-        <w:ind w:leftChars="0" w:firstLineChars="0" w:firstLine="709"/>
-        <w:jc w:val="both"/>
-        <w:textDirection w:val="lrTb"/>
-        <w:textAlignment w:val="auto"/>
-        <w:outlineLvl w:val="9"/>
-        <w:rPr>
-          <w:sz w:val="28"/>
-          <w:szCs w:val="28"/>
-          <w:lang w:val="en-US"/>
-        </w:rPr>
-      </w:pPr>
-      <w:r>
-        <w:rPr>
-          <w:sz w:val="28"/>
-          <w:szCs w:val="28"/>
-          <w:lang w:val="en-US"/>
-        </w:rPr>
-        <w:t xml:space="preserve">      WP_ADMIN_EMAIL: ${WP_ADMIN_EMAIL}</w:t>
-      </w:r>
-    </w:p>
-    <w:p>
-      <w:pPr>
-        <w:suppressAutoHyphens w:val="0"/>
-        <w:spacing w:line="360" w:lineRule="auto"/>
-        <w:ind w:leftChars="0" w:firstLineChars="0" w:firstLine="709"/>
-        <w:jc w:val="both"/>
-        <w:textDirection w:val="lrTb"/>
-        <w:textAlignment w:val="auto"/>
-        <w:outlineLvl w:val="9"/>
-        <w:rPr>
-          <w:sz w:val="28"/>
-          <w:szCs w:val="28"/>
-          <w:lang w:val="en-US"/>
-        </w:rPr>
-      </w:pPr>
-      <w:r>
-        <w:rPr>
-          <w:sz w:val="28"/>
-          <w:szCs w:val="28"/>
-          <w:lang w:val="en-US"/>
-        </w:rPr>
-        <w:t xml:space="preserve">      WP_SITE_TITLE: ${WP_SITE_TITLE}</w:t>
-      </w:r>
-    </w:p>
-    <w:p>
-      <w:pPr>
-        <w:suppressAutoHyphens w:val="0"/>
-        <w:spacing w:line="360" w:lineRule="auto"/>
-        <w:ind w:leftChars="0" w:firstLineChars="0" w:firstLine="709"/>
-        <w:jc w:val="both"/>
-        <w:textDirection w:val="lrTb"/>
-        <w:textAlignment w:val="auto"/>
-        <w:outlineLvl w:val="9"/>
-        <w:rPr>
-          <w:sz w:val="28"/>
-          <w:szCs w:val="28"/>
-          <w:lang w:val="en-US"/>
-        </w:rPr>
-      </w:pPr>
-      <w:r>
-        <w:rPr>
-          <w:sz w:val="28"/>
-          <w:szCs w:val="28"/>
-          <w:lang w:val="en-US"/>
-        </w:rPr>
-        <w:t xml:space="preserve">      WP_SITE_URL: ${WP_SITE_URL}</w:t>
-      </w:r>
-    </w:p>
-    <w:p>
-      <w:pPr>
-        <w:suppressAutoHyphens w:val="0"/>
-        <w:spacing w:line="360" w:lineRule="auto"/>
-        <w:ind w:leftChars="0" w:firstLineChars="0" w:firstLine="709"/>
-        <w:jc w:val="both"/>
-        <w:textDirection w:val="lrTb"/>
-        <w:textAlignment w:val="auto"/>
-        <w:outlineLvl w:val="9"/>
-        <w:rPr>
-          <w:sz w:val="28"/>
-          <w:szCs w:val="28"/>
-          <w:lang w:val="en-US"/>
-        </w:rPr>
-      </w:pPr>
-      <w:r>
-        <w:rPr>
-          <w:sz w:val="28"/>
-          <w:szCs w:val="28"/>
-          <w:lang w:val="en-US"/>
-        </w:rPr>
-        <w:t xml:space="preserve">    volumes:</w:t>
-      </w:r>
-    </w:p>
-    <w:p>
-      <w:pPr>
-        <w:suppressAutoHyphens w:val="0"/>
-        <w:spacing w:line="360" w:lineRule="auto"/>
-        <w:ind w:leftChars="0" w:firstLineChars="0" w:firstLine="709"/>
-        <w:jc w:val="both"/>
-        <w:textDirection w:val="lrTb"/>
-        <w:textAlignment w:val="auto"/>
-        <w:outlineLvl w:val="9"/>
-        <w:rPr>
-          <w:sz w:val="28"/>
-          <w:szCs w:val="28"/>
-          <w:lang w:val="en-US"/>
-        </w:rPr>
-      </w:pPr>
-      <w:r>
-        <w:rPr>
-          <w:sz w:val="28"/>
-          <w:szCs w:val="28"/>
-          <w:lang w:val="en-US"/>
-        </w:rPr>
-        <w:t xml:space="preserve">      - wp_data:/var/www/html</w:t>
-      </w:r>
-    </w:p>
-    <w:p>
-      <w:pPr>
-        <w:suppressAutoHyphens w:val="0"/>
-        <w:spacing w:line="360" w:lineRule="auto"/>
-        <w:ind w:leftChars="0" w:firstLineChars="0" w:firstLine="709"/>
-        <w:jc w:val="both"/>
-        <w:textDirection w:val="lrTb"/>
-        <w:textAlignment w:val="auto"/>
-        <w:outlineLvl w:val="9"/>
-        <w:rPr>
-          <w:sz w:val="28"/>
-          <w:szCs w:val="28"/>
-          <w:lang w:val="en-US"/>
-        </w:rPr>
-      </w:pPr>
-    </w:p>
-    <w:p>
-      <w:pPr>
-        <w:suppressAutoHyphens w:val="0"/>
-        <w:spacing w:line="360" w:lineRule="auto"/>
-        <w:ind w:leftChars="0" w:firstLineChars="0" w:firstLine="709"/>
-        <w:jc w:val="both"/>
-        <w:textDirection w:val="lrTb"/>
-        <w:textAlignment w:val="auto"/>
-        <w:outlineLvl w:val="9"/>
-        <w:rPr>
-          <w:sz w:val="28"/>
-          <w:szCs w:val="28"/>
-          <w:lang w:val="en-US"/>
-        </w:rPr>
-      </w:pPr>
-      <w:r>
-        <w:rPr>
-          <w:sz w:val="28"/>
-          <w:szCs w:val="28"/>
-          <w:lang w:val="en-US"/>
-        </w:rPr>
-        <w:t>volumes:</w:t>
-      </w:r>
-    </w:p>
-    <w:p>
-      <w:pPr>
-        <w:suppressAutoHyphens w:val="0"/>
-        <w:spacing w:line="360" w:lineRule="auto"/>
-        <w:ind w:leftChars="0" w:firstLineChars="0" w:firstLine="709"/>
-        <w:jc w:val="both"/>
-        <w:textDirection w:val="lrTb"/>
-        <w:textAlignment w:val="auto"/>
-        <w:outlineLvl w:val="9"/>
-        <w:rPr>
-          <w:sz w:val="28"/>
-          <w:szCs w:val="28"/>
-          <w:lang w:val="en-US"/>
-        </w:rPr>
-      </w:pPr>
-      <w:r>
-        <w:rPr>
-          <w:sz w:val="28"/>
-          <w:szCs w:val="28"/>
-          <w:lang w:val="en-US"/>
-        </w:rPr>
-        <w:t xml:space="preserve">  db_data:</w:t>
-      </w:r>
-    </w:p>
-    <w:p>
-      <w:pPr>
-        <w:suppressAutoHyphens w:val="0"/>
-        <w:spacing w:line="360" w:lineRule="auto"/>
-        <w:ind w:leftChars="0" w:left="0" w:firstLineChars="0" w:firstLine="709"/>
-        <w:jc w:val="both"/>
-        <w:textDirection w:val="lrTb"/>
-        <w:textAlignment w:val="auto"/>
-        <w:outlineLvl w:val="9"/>
-        <w:rPr>
-          <w:sz w:val="28"/>
-          <w:szCs w:val="28"/>
-          <w:lang w:val="en-US"/>
-        </w:rPr>
-      </w:pPr>
-      <w:r>
-        <w:rPr>
-          <w:sz w:val="28"/>
-          <w:szCs w:val="28"/>
-          <w:lang w:val="en-US"/>
-        </w:rPr>
-        <w:t xml:space="preserve">  wp_data:</w:t>
-      </w:r>
-    </w:p>
-    <w:p>
-      <w:pPr>
-        <w:suppressAutoHyphens w:val="0"/>
-        <w:spacing w:line="360" w:lineRule="auto"/>
-        <w:ind w:leftChars="0" w:left="0" w:firstLineChars="0" w:firstLine="709"/>
-        <w:jc w:val="both"/>
-        <w:textDirection w:val="lrTb"/>
-        <w:textAlignment w:val="auto"/>
-        <w:outlineLvl w:val="9"/>
-        <w:rPr>
-          <w:sz w:val="28"/>
-          <w:szCs w:val="28"/>
-          <w:lang w:val="en-US"/>
-        </w:rPr>
-      </w:pPr>
-    </w:p>
-    <w:p>
-      <w:pPr>
-        <w:suppressAutoHyphens w:val="0"/>
-        <w:spacing w:line="360" w:lineRule="auto"/>
-        <w:ind w:leftChars="0" w:left="0" w:firstLineChars="0" w:firstLine="709"/>
-        <w:jc w:val="both"/>
-        <w:textDirection w:val="lrTb"/>
-        <w:textAlignment w:val="auto"/>
-        <w:outlineLvl w:val="9"/>
-        <w:rPr>
-          <w:sz w:val="28"/>
-          <w:szCs w:val="28"/>
-        </w:rPr>
-      </w:pPr>
-      <w:r>
-        <w:rPr>
-          <w:sz w:val="28"/>
-          <w:szCs w:val="28"/>
-        </w:rPr>
-        <w:t>--</w:t>
-      </w:r>
-    </w:p>
-    <w:p>
-      <w:pPr>
-        <w:suppressAutoHyphens w:val="0"/>
-        <w:spacing w:line="360" w:lineRule="auto"/>
-        <w:ind w:leftChars="0" w:firstLineChars="0" w:firstLine="709"/>
-        <w:jc w:val="both"/>
-        <w:textDirection w:val="lrTb"/>
-        <w:textAlignment w:val="auto"/>
-        <w:outlineLvl w:val="9"/>
-        <w:rPr>
-          <w:sz w:val="28"/>
-          <w:szCs w:val="28"/>
-        </w:rPr>
-      </w:pPr>
-      <w:r>
-        <w:rPr>
-          <w:sz w:val="28"/>
-          <w:szCs w:val="28"/>
-        </w:rPr>
-        <w:t>#!/bin/bash</w:t>
-      </w:r>
-    </w:p>
-    <w:p>
-      <w:pPr>
-        <w:suppressAutoHyphens w:val="0"/>
-        <w:spacing w:line="360" w:lineRule="auto"/>
-        <w:ind w:leftChars="0" w:firstLineChars="0" w:firstLine="709"/>
-        <w:jc w:val="both"/>
-        <w:textDirection w:val="lrTb"/>
-        <w:textAlignment w:val="auto"/>
-        <w:outlineLvl w:val="9"/>
-        <w:rPr>
-          <w:sz w:val="28"/>
-          <w:szCs w:val="28"/>
-        </w:rPr>
-      </w:pPr>
-      <w:r>
-        <w:rPr>
-          <w:sz w:val="28"/>
-          <w:szCs w:val="28"/>
-        </w:rPr>
-        <w:t>set -e</w:t>
-      </w:r>
-    </w:p>
-    <w:p>
-      <w:pPr>
-        <w:suppressAutoHyphens w:val="0"/>
-        <w:spacing w:line="360" w:lineRule="auto"/>
-        <w:ind w:leftChars="0" w:firstLineChars="0" w:firstLine="709"/>
-        <w:jc w:val="both"/>
-        <w:textDirection w:val="lrTb"/>
-        <w:textAlignment w:val="auto"/>
-        <w:outlineLvl w:val="9"/>
-        <w:rPr>
-          <w:sz w:val="28"/>
-          <w:szCs w:val="28"/>
-        </w:rPr>
-      </w:pPr>
-    </w:p>
-    <w:p>
-      <w:pPr>
-        <w:suppressAutoHyphens w:val="0"/>
-        <w:spacing w:line="360" w:lineRule="auto"/>
-        <w:ind w:leftChars="0" w:firstLineChars="0" w:firstLine="709"/>
-        <w:jc w:val="both"/>
-        <w:textDirection w:val="lrTb"/>
-        <w:textAlignment w:val="auto"/>
-        <w:outlineLvl w:val="9"/>
-        <w:rPr>
-          <w:sz w:val="28"/>
-          <w:szCs w:val="28"/>
-        </w:rPr>
-      </w:pPr>
-      <w:r>
-        <w:rPr>
-          <w:sz w:val="28"/>
-          <w:szCs w:val="28"/>
-        </w:rPr>
-        <w:t># запускаємо оригінальний entrypoint WordPress у фоні</w:t>
-      </w:r>
-    </w:p>
-    <w:p>
-      <w:pPr>
-        <w:suppressAutoHyphens w:val="0"/>
-        <w:spacing w:line="360" w:lineRule="auto"/>
-        <w:ind w:leftChars="0" w:firstLineChars="0" w:firstLine="709"/>
-        <w:jc w:val="both"/>
-        <w:textDirection w:val="lrTb"/>
-        <w:textAlignment w:val="auto"/>
-        <w:outlineLvl w:val="9"/>
-        <w:rPr>
-          <w:sz w:val="28"/>
-          <w:szCs w:val="28"/>
-        </w:rPr>
-      </w:pPr>
-      <w:r>
-        <w:rPr>
-          <w:sz w:val="28"/>
-          <w:szCs w:val="28"/>
-        </w:rPr>
-        <w:t>docker-entrypoint.sh apache2-foreground &amp;</w:t>
-      </w:r>
-    </w:p>
-    <w:p>
-      <w:pPr>
-        <w:suppressAutoHyphens w:val="0"/>
-        <w:spacing w:line="360" w:lineRule="auto"/>
-        <w:ind w:leftChars="0" w:firstLineChars="0" w:firstLine="709"/>
-        <w:jc w:val="both"/>
-        <w:textDirection w:val="lrTb"/>
-        <w:textAlignment w:val="auto"/>
-        <w:outlineLvl w:val="9"/>
-        <w:rPr>
-          <w:sz w:val="28"/>
-          <w:szCs w:val="28"/>
-        </w:rPr>
-      </w:pPr>
-      <w:r>
-        <w:rPr>
-          <w:sz w:val="28"/>
-          <w:szCs w:val="28"/>
-        </w:rPr>
-        <w:t>APACHE_PID=$!</w:t>
-      </w:r>
-    </w:p>
-    <w:p>
-      <w:pPr>
-        <w:suppressAutoHyphens w:val="0"/>
-        <w:spacing w:line="360" w:lineRule="auto"/>
-        <w:ind w:leftChars="0" w:firstLineChars="0" w:firstLine="709"/>
-        <w:jc w:val="both"/>
-        <w:textDirection w:val="lrTb"/>
-        <w:textAlignment w:val="auto"/>
-        <w:outlineLvl w:val="9"/>
-        <w:rPr>
-          <w:sz w:val="28"/>
-          <w:szCs w:val="28"/>
-        </w:rPr>
-      </w:pPr>
-    </w:p>
-    <w:p>
-      <w:pPr>
-        <w:suppressAutoHyphens w:val="0"/>
-        <w:spacing w:line="360" w:lineRule="auto"/>
-        <w:ind w:leftChars="0" w:firstLineChars="0" w:firstLine="709"/>
-        <w:jc w:val="both"/>
-        <w:textDirection w:val="lrTb"/>
-        <w:textAlignment w:val="auto"/>
-        <w:outlineLvl w:val="9"/>
-        <w:rPr>
-          <w:sz w:val="28"/>
-          <w:szCs w:val="28"/>
-        </w:rPr>
-      </w:pPr>
-      <w:r>
-        <w:rPr>
-          <w:sz w:val="28"/>
-          <w:szCs w:val="28"/>
-        </w:rPr>
-        <w:t># чекаємо, поки WP скопіює core-файли</w:t>
-      </w:r>
-    </w:p>
-    <w:p>
-      <w:pPr>
-        <w:suppressAutoHyphens w:val="0"/>
-        <w:spacing w:line="360" w:lineRule="auto"/>
-        <w:ind w:leftChars="0" w:firstLineChars="0" w:firstLine="709"/>
-        <w:jc w:val="both"/>
-        <w:textDirection w:val="lrTb"/>
-        <w:textAlignment w:val="auto"/>
-        <w:outlineLvl w:val="9"/>
-        <w:rPr>
-          <w:sz w:val="28"/>
-          <w:szCs w:val="28"/>
-        </w:rPr>
-      </w:pPr>
-      <w:r>
-        <w:rPr>
-          <w:sz w:val="28"/>
-          <w:szCs w:val="28"/>
-        </w:rPr>
-        <w:t>until [ -f /var/www/html/wp-config.php ]; do sleep 1; done</w:t>
-      </w:r>
-    </w:p>
-    <w:p>
-      <w:pPr>
-        <w:suppressAutoHyphens w:val="0"/>
-        <w:spacing w:line="360" w:lineRule="auto"/>
-        <w:ind w:leftChars="0" w:firstLineChars="0" w:firstLine="709"/>
-        <w:jc w:val="both"/>
-        <w:textDirection w:val="lrTb"/>
-        <w:textAlignment w:val="auto"/>
-        <w:outlineLvl w:val="9"/>
-        <w:rPr>
-          <w:sz w:val="28"/>
-          <w:szCs w:val="28"/>
-        </w:rPr>
-      </w:pPr>
-    </w:p>
-    <w:p>
-      <w:pPr>
-        <w:suppressAutoHyphens w:val="0"/>
-        <w:spacing w:line="360" w:lineRule="auto"/>
-        <w:ind w:leftChars="0" w:firstLineChars="0" w:firstLine="709"/>
-        <w:jc w:val="both"/>
-        <w:textDirection w:val="lrTb"/>
-        <w:textAlignment w:val="auto"/>
-        <w:outlineLvl w:val="9"/>
-        <w:rPr>
-          <w:sz w:val="28"/>
-          <w:szCs w:val="28"/>
-        </w:rPr>
-      </w:pPr>
-      <w:r>
-        <w:rPr>
-          <w:sz w:val="28"/>
-          <w:szCs w:val="28"/>
-        </w:rPr>
-        <w:t># чекаємо готовність БД</w:t>
-      </w:r>
-    </w:p>
-    <w:p>
-      <w:pPr>
-        <w:suppressAutoHyphens w:val="0"/>
-        <w:spacing w:line="360" w:lineRule="auto"/>
-        <w:ind w:leftChars="0" w:firstLineChars="0" w:firstLine="709"/>
-        <w:jc w:val="both"/>
-        <w:textDirection w:val="lrTb"/>
-        <w:textAlignment w:val="auto"/>
-        <w:outlineLvl w:val="9"/>
-        <w:rPr>
-          <w:sz w:val="28"/>
-          <w:szCs w:val="28"/>
-        </w:rPr>
-      </w:pPr>
-      <w:r>
-        <w:rPr>
-          <w:sz w:val="28"/>
-          <w:szCs w:val="28"/>
-        </w:rPr>
-        <w:t>until wp db check --path=/var/www/html --allow-root --quiet 2&gt;/dev/null; do sleep 2; done</w:t>
-      </w:r>
-    </w:p>
-    <w:p>
-      <w:pPr>
-        <w:suppressAutoHyphens w:val="0"/>
-        <w:spacing w:line="360" w:lineRule="auto"/>
-        <w:ind w:leftChars="0" w:firstLineChars="0" w:firstLine="709"/>
-        <w:jc w:val="both"/>
-        <w:textDirection w:val="lrTb"/>
-        <w:textAlignment w:val="auto"/>
-        <w:outlineLvl w:val="9"/>
-        <w:rPr>
-          <w:sz w:val="28"/>
-          <w:szCs w:val="28"/>
-        </w:rPr>
-      </w:pPr>
-    </w:p>
-    <w:p>
-      <w:pPr>
-        <w:suppressAutoHyphens w:val="0"/>
-        <w:spacing w:line="360" w:lineRule="auto"/>
-        <w:ind w:leftChars="0" w:firstLineChars="0" w:firstLine="709"/>
-        <w:jc w:val="both"/>
-        <w:textDirection w:val="lrTb"/>
-        <w:textAlignment w:val="auto"/>
-        <w:outlineLvl w:val="9"/>
-        <w:rPr>
-          <w:sz w:val="28"/>
-          <w:szCs w:val="28"/>
-        </w:rPr>
-      </w:pPr>
-      <w:r>
-        <w:rPr>
-          <w:sz w:val="28"/>
-          <w:szCs w:val="28"/>
-        </w:rPr>
-        <w:t># автоматичне встановлення WordPress (лише один раз)</w:t>
-      </w:r>
-    </w:p>
-    <w:p>
-      <w:pPr>
-        <w:suppressAutoHyphens w:val="0"/>
-        <w:spacing w:line="360" w:lineRule="auto"/>
-        <w:ind w:leftChars="0" w:firstLineChars="0" w:firstLine="709"/>
-        <w:jc w:val="both"/>
-        <w:textDirection w:val="lrTb"/>
-        <w:textAlignment w:val="auto"/>
-        <w:outlineLvl w:val="9"/>
-        <w:rPr>
-          <w:sz w:val="28"/>
-          <w:szCs w:val="28"/>
-        </w:rPr>
-      </w:pPr>
-      <w:r>
-        <w:rPr>
-          <w:sz w:val="28"/>
-          <w:szCs w:val="28"/>
-        </w:rPr>
-        <w:lastRenderedPageBreak/>
-        <w:t>if ! wp core is-installed --path=/var/www/html --allow-root 2&gt;/dev/null; then</w:t>
-      </w:r>
-    </w:p>
-    <w:p>
-      <w:pPr>
-        <w:suppressAutoHyphens w:val="0"/>
-        <w:spacing w:line="360" w:lineRule="auto"/>
-        <w:ind w:leftChars="0" w:firstLineChars="0" w:firstLine="709"/>
-        <w:jc w:val="both"/>
-        <w:textDirection w:val="lrTb"/>
-        <w:textAlignment w:val="auto"/>
-        <w:outlineLvl w:val="9"/>
-        <w:rPr>
-          <w:sz w:val="28"/>
-          <w:szCs w:val="28"/>
-        </w:rPr>
-      </w:pPr>
-      <w:r>
-        <w:rPr>
-          <w:sz w:val="28"/>
-          <w:szCs w:val="28"/>
-        </w:rPr>
-        <w:t xml:space="preserve">  wp core install \</w:t>
-      </w:r>
-    </w:p>
-    <w:p>
-      <w:pPr>
-        <w:suppressAutoHyphens w:val="0"/>
-        <w:spacing w:line="360" w:lineRule="auto"/>
-        <w:ind w:leftChars="0" w:firstLineChars="0" w:firstLine="709"/>
-        <w:jc w:val="both"/>
-        <w:textDirection w:val="lrTb"/>
-        <w:textAlignment w:val="auto"/>
-        <w:outlineLvl w:val="9"/>
-        <w:rPr>
-          <w:sz w:val="28"/>
-          <w:szCs w:val="28"/>
-        </w:rPr>
-      </w:pPr>
-      <w:r>
-        <w:rPr>
-          <w:sz w:val="28"/>
-          <w:szCs w:val="28"/>
-        </w:rPr>
-        <w:t xml:space="preserve">    --path=/var/www/html \</w:t>
-      </w:r>
-    </w:p>
-    <w:p>
-      <w:pPr>
-        <w:suppressAutoHyphens w:val="0"/>
-        <w:spacing w:line="360" w:lineRule="auto"/>
-        <w:ind w:leftChars="0" w:firstLineChars="0" w:firstLine="709"/>
-        <w:jc w:val="both"/>
-        <w:textDirection w:val="lrTb"/>
-        <w:textAlignment w:val="auto"/>
-        <w:outlineLvl w:val="9"/>
-        <w:rPr>
-          <w:sz w:val="28"/>
-          <w:szCs w:val="28"/>
-        </w:rPr>
-      </w:pPr>
-      <w:r>
-        <w:rPr>
-          <w:sz w:val="28"/>
-          <w:szCs w:val="28"/>
-        </w:rPr>
-        <w:t xml:space="preserve">    --allow-root \</w:t>
-      </w:r>
-    </w:p>
-    <w:p>
-      <w:pPr>
-        <w:suppressAutoHyphens w:val="0"/>
-        <w:spacing w:line="360" w:lineRule="auto"/>
-        <w:ind w:leftChars="0" w:firstLineChars="0" w:firstLine="709"/>
-        <w:jc w:val="both"/>
-        <w:textDirection w:val="lrTb"/>
-        <w:textAlignment w:val="auto"/>
-        <w:outlineLvl w:val="9"/>
-        <w:rPr>
-          <w:sz w:val="28"/>
-          <w:szCs w:val="28"/>
-        </w:rPr>
-      </w:pPr>
-      <w:r>
-        <w:rPr>
-          <w:sz w:val="28"/>
-          <w:szCs w:val="28"/>
-        </w:rPr>
-        <w:t xml:space="preserve">    --url="${WP_SITE_URL:-http://localhost:8080}" \</w:t>
-      </w:r>
-    </w:p>
-    <w:p>
-      <w:pPr>
-        <w:suppressAutoHyphens w:val="0"/>
-        <w:spacing w:line="360" w:lineRule="auto"/>
-        <w:ind w:leftChars="0" w:firstLineChars="0" w:firstLine="709"/>
-        <w:jc w:val="both"/>
-        <w:textDirection w:val="lrTb"/>
-        <w:textAlignment w:val="auto"/>
-        <w:outlineLvl w:val="9"/>
-        <w:rPr>
-          <w:sz w:val="28"/>
-          <w:szCs w:val="28"/>
-        </w:rPr>
-      </w:pPr>
-      <w:r>
-        <w:rPr>
-          <w:sz w:val="28"/>
-          <w:szCs w:val="28"/>
-        </w:rPr>
-        <w:t xml:space="preserve">    --title="${WP_SITE_TITLE:-My WordPress}" \</w:t>
-      </w:r>
-    </w:p>
-    <w:p>
-      <w:pPr>
-        <w:suppressAutoHyphens w:val="0"/>
-        <w:spacing w:line="360" w:lineRule="auto"/>
-        <w:ind w:leftChars="0" w:firstLineChars="0" w:firstLine="709"/>
-        <w:jc w:val="both"/>
-        <w:textDirection w:val="lrTb"/>
-        <w:textAlignment w:val="auto"/>
-        <w:outlineLvl w:val="9"/>
-        <w:rPr>
-          <w:sz w:val="28"/>
-          <w:szCs w:val="28"/>
-        </w:rPr>
-      </w:pPr>
-      <w:r>
-        <w:rPr>
-          <w:sz w:val="28"/>
-          <w:szCs w:val="28"/>
-        </w:rPr>
-        <w:t xml:space="preserve">    --admin_user="${WP_ADMIN_USER:-admin}" \</w:t>
-      </w:r>
-    </w:p>
-    <w:p>
-      <w:pPr>
-        <w:suppressAutoHyphens w:val="0"/>
-        <w:spacing w:line="360" w:lineRule="auto"/>
-        <w:ind w:leftChars="0" w:firstLineChars="0" w:firstLine="709"/>
-        <w:jc w:val="both"/>
-        <w:textDirection w:val="lrTb"/>
-        <w:textAlignment w:val="auto"/>
-        <w:outlineLvl w:val="9"/>
-        <w:rPr>
-          <w:sz w:val="28"/>
-          <w:szCs w:val="28"/>
-        </w:rPr>
-      </w:pPr>
-      <w:r>
-        <w:rPr>
-          <w:sz w:val="28"/>
-          <w:szCs w:val="28"/>
-        </w:rPr>
-        <w:t xml:space="preserve">    --admin_password="${WP_ADMIN_PASSWORD:-admin12345}" \</w:t>
-      </w:r>
-    </w:p>
-    <w:p>
-      <w:pPr>
-        <w:suppressAutoHyphens w:val="0"/>
-        <w:spacing w:line="360" w:lineRule="auto"/>
-        <w:ind w:leftChars="0" w:firstLineChars="0" w:firstLine="709"/>
-        <w:jc w:val="both"/>
-        <w:textDirection w:val="lrTb"/>
-        <w:textAlignment w:val="auto"/>
-        <w:outlineLvl w:val="9"/>
-        <w:rPr>
-          <w:sz w:val="28"/>
-          <w:szCs w:val="28"/>
-        </w:rPr>
-      </w:pPr>
-      <w:r>
-        <w:rPr>
-          <w:sz w:val="28"/>
-          <w:szCs w:val="28"/>
-        </w:rPr>
-        <w:t xml:space="preserve">    --admin_email="${WP_ADMIN_EMAIL:-admin@example.com}"</w:t>
-      </w:r>
-    </w:p>
-    <w:p>
-      <w:pPr>
-        <w:suppressAutoHyphens w:val="0"/>
-        <w:spacing w:line="360" w:lineRule="auto"/>
-        <w:ind w:leftChars="0" w:firstLineChars="0" w:firstLine="709"/>
-        <w:jc w:val="both"/>
-        <w:textDirection w:val="lrTb"/>
-        <w:textAlignment w:val="auto"/>
-        <w:outlineLvl w:val="9"/>
-        <w:rPr>
-          <w:sz w:val="28"/>
-          <w:szCs w:val="28"/>
-        </w:rPr>
-      </w:pPr>
-    </w:p>
-    <w:p>
-      <w:pPr>
-        <w:suppressAutoHyphens w:val="0"/>
-        <w:spacing w:line="360" w:lineRule="auto"/>
-        <w:ind w:leftChars="0" w:firstLineChars="0" w:firstLine="709"/>
-        <w:jc w:val="both"/>
-        <w:textDirection w:val="lrTb"/>
-        <w:textAlignment w:val="auto"/>
-        <w:outlineLvl w:val="9"/>
-        <w:rPr>
-          <w:sz w:val="28"/>
-          <w:szCs w:val="28"/>
-        </w:rPr>
-      </w:pPr>
-      <w:r>
-        <w:rPr>
-          <w:sz w:val="28"/>
-          <w:szCs w:val="28"/>
-        </w:rPr>
-        <w:t xml:space="preserve">  # активація власної теми</w:t>
-      </w:r>
-    </w:p>
-    <w:p>
-      <w:pPr>
-        <w:suppressAutoHyphens w:val="0"/>
-        <w:spacing w:line="360" w:lineRule="auto"/>
-        <w:ind w:leftChars="0" w:firstLineChars="0" w:firstLine="709"/>
-        <w:jc w:val="both"/>
-        <w:textDirection w:val="lrTb"/>
-        <w:textAlignment w:val="auto"/>
-        <w:outlineLvl w:val="9"/>
-        <w:rPr>
-          <w:sz w:val="28"/>
-          <w:szCs w:val="28"/>
-        </w:rPr>
-      </w:pPr>
-      <w:r>
-        <w:rPr>
-          <w:sz w:val="28"/>
-          <w:szCs w:val="28"/>
-        </w:rPr>
-        <w:t xml:space="preserve">  wp theme activate inagro --path=/var/www/html --allow-root || true</w:t>
-      </w:r>
-    </w:p>
-    <w:p>
-      <w:pPr>
-        <w:suppressAutoHyphens w:val="0"/>
-        <w:spacing w:line="360" w:lineRule="auto"/>
-        <w:ind w:leftChars="0" w:firstLineChars="0" w:firstLine="709"/>
-        <w:jc w:val="both"/>
-        <w:textDirection w:val="lrTb"/>
-        <w:textAlignment w:val="auto"/>
-        <w:outlineLvl w:val="9"/>
-        <w:rPr>
-          <w:sz w:val="28"/>
-          <w:szCs w:val="28"/>
-        </w:rPr>
-      </w:pPr>
-      <w:r>
-        <w:rPr>
-          <w:sz w:val="28"/>
-          <w:szCs w:val="28"/>
-        </w:rPr>
-        <w:t>fi</w:t>
-      </w:r>
-    </w:p>
-    <w:p>
-      <w:pPr>
-        <w:suppressAutoHyphens w:val="0"/>
-        <w:spacing w:line="360" w:lineRule="auto"/>
-        <w:ind w:leftChars="0" w:firstLineChars="0" w:firstLine="709"/>
-        <w:jc w:val="both"/>
-        <w:textDirection w:val="lrTb"/>
-        <w:textAlignment w:val="auto"/>
-        <w:outlineLvl w:val="9"/>
-        <w:rPr>
-          <w:sz w:val="28"/>
-          <w:szCs w:val="28"/>
-        </w:rPr>
-      </w:pPr>
-    </w:p>
-    <w:p>
-      <w:pPr>
-        <w:suppressAutoHyphens w:val="0"/>
-        <w:spacing w:line="360" w:lineRule="auto"/>
-        <w:ind w:leftChars="0" w:firstLineChars="0" w:firstLine="709"/>
-        <w:jc w:val="both"/>
-        <w:textDirection w:val="lrTb"/>
-        <w:textAlignment w:val="auto"/>
-        <w:outlineLvl w:val="9"/>
-        <w:rPr>
-          <w:sz w:val="28"/>
-          <w:szCs w:val="28"/>
-        </w:rPr>
-      </w:pPr>
-      <w:r>
-        <w:rPr>
-          <w:sz w:val="28"/>
-          <w:szCs w:val="28"/>
-        </w:rPr>
-        <w:t># тримаємо контейнер живим, поки працює apache</w:t>
-      </w:r>
-    </w:p>
-    <w:p>
-      <w:pPr>
-        <w:suppressAutoHyphens w:val="0"/>
-        <w:spacing w:line="360" w:lineRule="auto"/>
-        <w:ind w:leftChars="0" w:left="0" w:firstLineChars="0" w:firstLine="709"/>
-        <w:jc w:val="both"/>
-        <w:textDirection w:val="lrTb"/>
-        <w:textAlignment w:val="auto"/>
-        <w:outlineLvl w:val="9"/>
-        <w:rPr>
-          <w:sz w:val="28"/>
-          <w:szCs w:val="28"/>
-        </w:rPr>
-      </w:pPr>
-      <w:r>
-        <w:rPr>
-          <w:sz w:val="28"/>
-          <w:szCs w:val="28"/>
-        </w:rPr>
-        <w:t>wait "$APACHE_PID"</w:t>
+        <w:t>Працездатність розгорнутого середовища перевірено відкриттям у браузері адреси http://localhost:8080, за якою успішно відображено сайт «Inagro Lab10» з активованою власною темою оформлення – включно із зображеннями, стилями та текстовим наповненням теми, що підтверджує успішне автоматичне встановлення WordPress та активацію теми, виконані сценарієм entrypoint.sh без ручного втручання після запуску контейнерів.</w:t>
       </w:r>
     </w:p>
     <w:p>
@@ -5365,6 +3350,7 @@
           <w:sz w:val="28"/>
           <w:szCs w:val="28"/>
         </w:rPr>
+        <w:lastRenderedPageBreak/>
         <w:t>Контрольні питання</w:t>
       </w:r>
     </w:p>
@@ -5408,6 +3394,13 @@
           <w:szCs w:val="28"/>
         </w:rPr>
       </w:pPr>
+      <w:r>
+        <w:rPr>
+          <w:sz w:val="28"/>
+          <w:szCs w:val="28"/>
+        </w:rPr>
+        <w:t>Контейнер Docker використовує спільне ядро операційної системи хоста та ізолює лише простір процесів, файлову систему й мережу застосунку, тоді як VirtualBox чи Hyper-V створюють повноцінну віртуальну машину з віртуалізованим апаратним забезпеченням та власним ядром гостьової ОС. Завдяки цьому запуск багатоконтейнерного середовища, як у цій роботі (два контейнери — WordPress і MySQL), відбувається значно швидше й потребує менше ресурсів, ніж підняття двох повноцінних віртуальних машин.</w:t>
+      </w:r>
     </w:p>
     <w:p>
       <w:pPr>
@@ -5449,6 +3442,13 @@
           <w:szCs w:val="28"/>
         </w:rPr>
       </w:pPr>
+      <w:r>
+        <w:rPr>
+          <w:sz w:val="28"/>
+          <w:szCs w:val="28"/>
+        </w:rPr>
+        <w:t>Готові образи (наприклад, mysql:8.0 або wordpress:6.5-php8.2-apache, використані в цій роботі як базові) завантажуються з публічного реєстру Docker Hub автоматично при виконанні docker pull або docker compose up. Власний образ, як lr10ao-wordpress, будується локально на основі Dockerfile командою docker build або автоматично в межах docker compose up --build.</w:t>
+      </w:r>
     </w:p>
     <w:p>
       <w:pPr>
@@ -5490,6 +3490,13 @@
           <w:szCs w:val="28"/>
         </w:rPr>
       </w:pPr>
+      <w:r>
+        <w:rPr>
+          <w:sz w:val="28"/>
+          <w:szCs w:val="28"/>
+        </w:rPr>
+        <w:t>Доступ до директорії контейнера забезпечується через іменовані томи (volumes), як у цій роботі — db_data для збереження даних MySQL та wp_data для збереження файлів WordPress, що гарантує збереження даних між перезапусками контейнерів. Для тимчасового доступу до файлової системи вже запущеного контейнера використовується команда docker compose exec wordpress bash.</w:t>
+      </w:r>
     </w:p>
     <w:p>
       <w:pPr>
@@ -5531,6 +3538,21 @@
           <w:szCs w:val="28"/>
         </w:rPr>
       </w:pPr>
+      <w:r>
+        <w:rPr>
+          <w:sz w:val="28"/>
+          <w:szCs w:val="28"/>
+        </w:rPr>
+        <w:t xml:space="preserve">У роботі використано команди docker compose up -d --build (побудова образу та запуск обох контейнерів), docker compose ps (перевірка статусу), docker compose logs wordpress --tail=60 (перегляд журналу для контролю автовстановлення WP), curl -I http://localhost:8080/ (перевірка доступності сайту), docker compose exec wordpress bash та docker compose exec wordpress wp theme list --allow-root </w:t>
+      </w:r>
+      <w:r>
+        <w:rPr>
+          <w:sz w:val="28"/>
+          <w:szCs w:val="28"/>
+        </w:rPr>
+        <w:lastRenderedPageBreak/>
+        <w:t>(керування контейнером та CMS зсередини), а також docker compose down і docker compose down -v для зупинки середовища з видаленням або збереженням даних.</w:t>
+      </w:r>
     </w:p>
     <w:p>
       <w:pPr>
@@ -5572,6 +3594,13 @@
           <w:szCs w:val="28"/>
         </w:rPr>
       </w:pPr>
+      <w:r>
+        <w:rPr>
+          <w:sz w:val="28"/>
+          <w:szCs w:val="28"/>
+        </w:rPr>
+        <w:t>Основні інструкції: FROM (базовий образ), RUN (виконання команд під час побудови, зокрема встановлення пакетів та wp-cli), COPY (копіювання файлів у образ, зокрема власної теми та сценарію entrypoint), ENTRYPOINT (задає основний виконуваний сценарій контейнера — у цій роботі власний entrypoint.sh) та CMD (аргумент за замовчуванням, переданий у entrypoint — apache2-foreground).</w:t>
+      </w:r>
     </w:p>
     <w:p>
       <w:pPr>
@@ -5598,7 +3627,6 @@
           <w:sz w:val="28"/>
           <w:szCs w:val="28"/>
         </w:rPr>
-        <w:lastRenderedPageBreak/>
         <w:t>Яким чином можна побудувати контейнер на основі Dockerfile ?</w:t>
       </w:r>
     </w:p>
@@ -5614,6 +3642,13 @@
           <w:szCs w:val="28"/>
         </w:rPr>
       </w:pPr>
+      <w:r>
+        <w:rPr>
+          <w:sz w:val="28"/>
+          <w:szCs w:val="28"/>
+        </w:rPr>
+        <w:t>Образ будується командою docker build -t &lt;назва&gt; . або, у складі багатоконтейнерного середовища, директивою build: . у файлі docker-compose.yml разом із командою docker compose up --build, як це реалізовано в цій роботі — Docker Compose самостійно побудував образ lr10ao-wordpress за Dockerfile і одразу запустив на його основі контейнер wordpress.</w:t>
+      </w:r>
     </w:p>
     <w:p>
       <w:pPr>
@@ -5655,6 +3690,15 @@
           <w:szCs w:val="28"/>
         </w:rPr>
       </w:pPr>
+      <w:r>
+        <w:rPr>
+          <w:sz w:val="28"/>
+          <w:szCs w:val="28"/>
+        </w:rPr>
+        <w:t>Так, доступ надається публікацією порту контейнера на порт хост-машини — у цій роботі це реалізовано директивою ports: "8080:80" у docker-compose.yml із прив'язкою до 0.0.0.0, що робить сайт доступним не лише через localhost хоста, а й з інших пристроїв тієї самої локальної мережі за IP-адресою хост-машини та портом 8080.</w:t>
+      </w:r>
+      <w:bookmarkStart w:id="0" w:name="_GoBack"/>
+      <w:bookmarkEnd w:id="0"/>
     </w:p>
     <w:p>
       <w:pPr>
@@ -11796,7 +9840,7 @@
 </file>
 
 <file path=customXml/itemProps2.xml><?xml version="1.0" encoding="utf-8"?>
-<ds:datastoreItem xmlns:ds="http://schemas.openxmlformats.org/officeDocument/2006/customXml" ds:itemID="{49AE5FAC-052C-4C86-9A11-D9D387CBED4C}">
+<ds:datastoreItem xmlns:ds="http://schemas.openxmlformats.org/officeDocument/2006/customXml" ds:itemID="{DF74D65A-8CF0-4C55-8190-13E73DDA3E8D}">
   <ds:schemaRefs>
     <ds:schemaRef ds:uri="http://schemas.openxmlformats.org/officeDocument/2006/bibliography"/>
   </ds:schemaRefs>

--- a/Адміністрування обчислювальних комплексів Зроблені ЛР/Лабораторна робота 10 - Матакова А.В. - 409а - Адміністрування обчислювальних комплексів.docx
+++ b/Адміністрування обчислювальних комплексів Зроблені ЛР/Лабораторна робота 10 - Матакова А.В. - 409а - Адміністрування обчислювальних комплексів.docx
@@ -1482,7 +1482,21 @@
           <w:sz w:val="28"/>
           <w:szCs w:val="28"/>
         </w:rPr>
-        <w:t xml:space="preserve"> curl та клієнт MySQL, а також завантажено та зроблено виконуваним інструмент командного рядка wp-cli, необхідний для автоматизованого керування WordPress без участі веб-інтерфейсу. Командою COPY до образу додано власну тему оформлення сайту з локальної директорії shared/, розміщену за шляхом, який WordPress використовує для тем (wp-content/themes/inagro). Оскільки в оригінальних файлах теми був відсутній обов'язковий заголовковий блок метаданих у style.css, без якого WordPress не розпізнає директорію як тему оформлення, цей файл було доповнено вручну. Також до образу скопійовано власний сценарій entrypoint.sh і призначено його точкою входу контейнера замість стандартної.</w:t>
+        <w:t xml:space="preserve"> curl та клієнт MySQL, а також завантажено та зроблено виконуваним інструмент командного рядка wp-cli, необхідний для автоматизованого керування WordPress без участі веб-інтерфейсу. Командою COPY до образу додано власну тему оформлення сайту з локальної директорії shared/, розміщену за шляхом, який WordPress використовує для тем (wp-content/themes/inagro). Оскільки в оригінальних файлах теми був відсутній обов</w:t>
+      </w:r>
+      <w:r>
+        <w:rPr>
+          <w:sz w:val="28"/>
+          <w:szCs w:val="28"/>
+        </w:rPr>
+        <w:t>’</w:t>
+      </w:r>
+      <w:r>
+        <w:rPr>
+          <w:sz w:val="28"/>
+          <w:szCs w:val="28"/>
+        </w:rPr>
+        <w:t>язковий заголовковий блок метаданих у style.css, без якого WordPress не розпізнає директорію як тему оформлення, цей файл було доповнено вручну. Також до образу скопійовано власний сценарій entrypoint.sh і призначено його точкою входу контейнера замість стандартної.</w:t>
       </w:r>
     </w:p>
     <w:p>
@@ -1495,6 +1509,36 @@
         <w:textAlignment w:val="auto"/>
         <w:outlineLvl w:val="9"/>
         <w:rPr>
+          <w:sz w:val="28"/>
+          <w:szCs w:val="28"/>
+        </w:rPr>
+      </w:pPr>
+      <w:r>
+        <w:rPr>
+          <w:sz w:val="28"/>
+          <w:szCs w:val="28"/>
+        </w:rPr>
+        <w:t xml:space="preserve">Перед формуванням власного образу виконано підготовчий етап роботи з файлами проєкту: перевірено структуру каталогу shared/ з файлами теми оформлення WordPress, зокрема здійснено пошук файлу style.css та обов'язкового заголовкового блоку Theme Name у файлах теми (в тому числі functions.php), оскільки без цих метаданих WordPress не розпізнає директорію як коректну тему. За результатами перевірки створено відсутній файл style.css із необхідним заголовком, а також підготовлено файли .env, entrypoint.sh та Dockerfile. Додатково </w:t>
+      </w:r>
+      <w:r>
+        <w:rPr>
+          <w:sz w:val="28"/>
+          <w:szCs w:val="28"/>
+        </w:rPr>
+        <w:lastRenderedPageBreak/>
+        <w:t>в консолі перевірено наявність та версії необхідного ПЗ командами docker --version та docker compose version.</w:t>
+      </w:r>
+    </w:p>
+    <w:p>
+      <w:pPr>
+        <w:suppressAutoHyphens w:val="0"/>
+        <w:spacing w:line="360" w:lineRule="auto"/>
+        <w:ind w:leftChars="0" w:left="0" w:firstLineChars="0" w:firstLine="709"/>
+        <w:jc w:val="both"/>
+        <w:textDirection w:val="lrTb"/>
+        <w:textAlignment w:val="auto"/>
+        <w:outlineLvl w:val="9"/>
+        <w:rPr>
           <w:b/>
           <w:i/>
           <w:sz w:val="28"/>
@@ -1628,7 +1672,6 @@
         <w:rPr>
           <w:szCs w:val="28"/>
         </w:rPr>
-        <w:lastRenderedPageBreak/>
         <w:t>COPY shared/wordpress1site-main/wordpress1site-main/ /usr/src/wordpress/wp-content/themes/inagro/</w:t>
       </w:r>
     </w:p>
@@ -1889,6 +1932,7 @@
         <w:rPr>
           <w:szCs w:val="28"/>
         </w:rPr>
+        <w:lastRenderedPageBreak/>
         <w:t>until [ -f /var/www/html/wp-config.php ]; do sleep 1; done</w:t>
       </w:r>
     </w:p>
@@ -2089,7 +2133,6 @@
         <w:rPr>
           <w:szCs w:val="28"/>
         </w:rPr>
-        <w:lastRenderedPageBreak/>
         <w:t xml:space="preserve">    --admin_email="${WP_ADMIN_EMAIL:-admin@example.com}"</w:t>
       </w:r>
     </w:p>
@@ -2536,6 +2579,7 @@
         <w:rPr>
           <w:szCs w:val="28"/>
         </w:rPr>
+        <w:lastRenderedPageBreak/>
         <w:t xml:space="preserve">    restart: unless-stopped</w:t>
       </w:r>
     </w:p>
@@ -2736,7 +2780,6 @@
         <w:rPr>
           <w:szCs w:val="28"/>
         </w:rPr>
-        <w:lastRenderedPageBreak/>
         <w:t xml:space="preserve">      WP_ADMIN_EMAIL: ${WP_ADMIN_EMAIL}</w:t>
       </w:r>
     </w:p>
@@ -2938,6 +2981,7 @@
           <w:szCs w:val="28"/>
           <w:lang w:val="ru-RU"/>
         </w:rPr>
+        <w:lastRenderedPageBreak/>
         <w:drawing>
           <wp:inline distT="0" distB="0" distL="0" distR="0" wp14:anchorId="7AF3FB35" wp14:editId="4048F47E">
             <wp:extent cx="6212793" cy="3357826"/>
@@ -3044,15 +3088,7 @@
           <w:sz w:val="28"/>
           <w:szCs w:val="28"/>
         </w:rPr>
-        <w:t xml:space="preserve"> db (mysql:8.0) та wordpress (lr10ao-wordpress, порт 8080:80). У панелі логів контейнера wordpress видно реальні HTTP-запити до ресурсів теми (зображення, стилі, favicon) зі </w:t>
-      </w:r>
-      <w:r>
-        <w:rPr>
-          <w:sz w:val="28"/>
-          <w:szCs w:val="28"/>
-        </w:rPr>
-        <w:lastRenderedPageBreak/>
-        <w:t>статусом 200, що підтверджує коректну роздачу вмісту власної теми Apache-сервером усередині контейнера.</w:t>
+        <w:t xml:space="preserve"> db (mysql:8.0) та wordpress (lr10ao-wordpress, порт 8080:80). У панелі логів контейнера wordpress видно реальні HTTP-запити до ресурсів теми (зображення, стилі, favicon) зі статусом 200, що підтверджує коректну роздачу вмісту власної теми Apache-сервером усередині контейнера.</w:t>
       </w:r>
     </w:p>
     <w:p>
@@ -3201,6 +3237,89 @@
     </w:p>
     <w:p>
       <w:pPr>
+        <w:tabs>
+          <w:tab w:val="left" w:pos="8931"/>
+        </w:tabs>
+        <w:suppressAutoHyphens w:val="0"/>
+        <w:spacing w:line="360" w:lineRule="auto"/>
+        <w:ind w:leftChars="0" w:left="0" w:firstLineChars="0" w:firstLine="709"/>
+        <w:jc w:val="both"/>
+        <w:textDirection w:val="lrTb"/>
+        <w:textAlignment w:val="auto"/>
+        <w:outlineLvl w:val="9"/>
+        <w:rPr>
+          <w:sz w:val="28"/>
+          <w:szCs w:val="28"/>
+          <w:lang w:val="en-US"/>
+        </w:rPr>
+      </w:pPr>
+      <w:r>
+        <w:rPr>
+          <w:sz w:val="28"/>
+          <w:szCs w:val="28"/>
+          <w:lang w:val="en-US"/>
+        </w:rPr>
+        <w:lastRenderedPageBreak/>
+        <w:t>Конфігурація сервісу wordpress у файлі docker-compose.yml публікує порт контейнер</w:t>
+      </w:r>
+      <w:r>
+        <w:rPr>
+          <w:sz w:val="28"/>
+          <w:szCs w:val="28"/>
+          <w:lang w:val="en-US"/>
+        </w:rPr>
+        <w:t>а через прив</w:t>
+      </w:r>
+      <w:r>
+        <w:rPr>
+          <w:sz w:val="28"/>
+          <w:szCs w:val="28"/>
+        </w:rPr>
+        <w:t>’</w:t>
+      </w:r>
+      <w:r>
+        <w:rPr>
+          <w:sz w:val="28"/>
+          <w:szCs w:val="28"/>
+          <w:lang w:val="en-US"/>
+        </w:rPr>
+        <w:t xml:space="preserve">язку ports: "8080:80" до адреси 0.0.0.0, а не лише до 127.0.0.1, що означає доступність сайту не тільки локально через localhost, а й з інших пристроїв тієї самої локальної мережі </w:t>
+      </w:r>
+      <w:r>
+        <w:rPr>
+          <w:sz w:val="28"/>
+          <w:szCs w:val="28"/>
+        </w:rPr>
+        <w:t>–</w:t>
+      </w:r>
+      <w:r>
+        <w:rPr>
+          <w:sz w:val="28"/>
+          <w:szCs w:val="28"/>
+          <w:lang w:val="en-US"/>
+        </w:rPr>
+        <w:t xml:space="preserve"> за умови звернення до IP-адреси хост-машини на порту 8080. Визначити цю IP-адресу можна командою ipconfig (у Windows) на хості, а перевірити мережеві налаштування самого Docker-середовища </w:t>
+      </w:r>
+      <w:r>
+        <w:rPr>
+          <w:sz w:val="28"/>
+          <w:szCs w:val="28"/>
+        </w:rPr>
+        <w:t>–</w:t>
+      </w:r>
+      <w:bookmarkStart w:id="0" w:name="_GoBack"/>
+      <w:bookmarkEnd w:id="0"/>
+      <w:r>
+        <w:rPr>
+          <w:sz w:val="28"/>
+          <w:szCs w:val="28"/>
+          <w:lang w:val="en-US"/>
+        </w:rPr>
+        <w:t xml:space="preserve"> командою docker network inspect lr10ao_default.</w:t>
+      </w:r>
+    </w:p>
+    <w:p>
+      <w:pPr>
         <w:suppressAutoHyphens w:val="0"/>
         <w:spacing w:line="360" w:lineRule="auto"/>
         <w:ind w:leftChars="0" w:left="0" w:firstLineChars="0" w:firstLine="0"/>
@@ -3350,7 +3469,6 @@
           <w:sz w:val="28"/>
           <w:szCs w:val="28"/>
         </w:rPr>
-        <w:lastRenderedPageBreak/>
         <w:t>Контрольні питання</w:t>
       </w:r>
     </w:p>
@@ -3399,7 +3517,29 @@
           <w:sz w:val="28"/>
           <w:szCs w:val="28"/>
         </w:rPr>
-        <w:t>Контейнер Docker використовує спільне ядро операційної системи хоста та ізолює лише простір процесів, файлову систему й мережу застосунку, тоді як VirtualBox чи Hyper-V створюють повноцінну віртуальну машину з віртуалізованим апаратним забезпеченням та власним ядром гостьової ОС. Завдяки цьому запуск багатоконтейнерного середовища, як у цій роботі (два контейнери — WordPress і MySQL), відбувається значно швидше й потребує менше ресурсів, ніж підняття двох повноцінних віртуальних машин.</w:t>
+        <w:t xml:space="preserve">Контейнер Docker використовує спільне ядро операційної системи хоста та ізолює лише простір процесів, файлову систему й мережу застосунку, тоді як VirtualBox чи Hyper-V створюють повноцінну віртуальну машину з </w:t>
+      </w:r>
+      <w:r>
+        <w:rPr>
+          <w:sz w:val="28"/>
+          <w:szCs w:val="28"/>
+        </w:rPr>
+        <w:lastRenderedPageBreak/>
+        <w:t xml:space="preserve">віртуалізованим апаратним забезпеченням та власним ядром гостьової ОС. Завдяки цьому запуск багатоконтейнерного середовища, як у цій роботі (два контейнери </w:t>
+      </w:r>
+      <w:r>
+        <w:rPr>
+          <w:sz w:val="28"/>
+          <w:szCs w:val="28"/>
+        </w:rPr>
+        <w:t>–</w:t>
+      </w:r>
+      <w:r>
+        <w:rPr>
+          <w:sz w:val="28"/>
+          <w:szCs w:val="28"/>
+        </w:rPr>
+        <w:t xml:space="preserve"> WordPress і MySQL), відбувається значно швидше й потребує менше ресурсів, ніж підняття двох повноцінних віртуальних машин.</w:t>
       </w:r>
     </w:p>
     <w:p>
@@ -3495,7 +3635,21 @@
           <w:sz w:val="28"/>
           <w:szCs w:val="28"/>
         </w:rPr>
-        <w:t>Доступ до директорії контейнера забезпечується через іменовані томи (volumes), як у цій роботі — db_data для збереження даних MySQL та wp_data для збереження файлів WordPress, що гарантує збереження даних між перезапусками контейнерів. Для тимчасового доступу до файлової системи вже запущеного контейнера використовується команда docker compose exec wordpress bash.</w:t>
+        <w:t xml:space="preserve">Доступ до директорії контейнера забезпечується через іменовані томи (volumes), як у цій роботі </w:t>
+      </w:r>
+      <w:r>
+        <w:rPr>
+          <w:sz w:val="28"/>
+          <w:szCs w:val="28"/>
+        </w:rPr>
+        <w:t>–</w:t>
+      </w:r>
+      <w:r>
+        <w:rPr>
+          <w:sz w:val="28"/>
+          <w:szCs w:val="28"/>
+        </w:rPr>
+        <w:t xml:space="preserve"> db_data для збереження даних MySQL та wp_data для збереження файлів WordPress, що гарантує збереження даних між перезапусками контейнерів. Для тимчасового доступу до файлової системи вже запущеного контейнера використовується команда docker compose exec wordpress bash.</w:t>
       </w:r>
     </w:p>
     <w:p>
@@ -3543,15 +3697,7 @@
           <w:sz w:val="28"/>
           <w:szCs w:val="28"/>
         </w:rPr>
-        <w:t xml:space="preserve">У роботі використано команди docker compose up -d --build (побудова образу та запуск обох контейнерів), docker compose ps (перевірка статусу), docker compose logs wordpress --tail=60 (перегляд журналу для контролю автовстановлення WP), curl -I http://localhost:8080/ (перевірка доступності сайту), docker compose exec wordpress bash та docker compose exec wordpress wp theme list --allow-root </w:t>
-      </w:r>
-      <w:r>
-        <w:rPr>
-          <w:sz w:val="28"/>
-          <w:szCs w:val="28"/>
-        </w:rPr>
-        <w:lastRenderedPageBreak/>
-        <w:t>(керування контейнером та CMS зсередини), а також docker compose down і docker compose down -v для зупинки середовища з видаленням або збереженням даних.</w:t>
+        <w:t>У роботі використано команди docker compose up -d --build (побудова образу та запуск обох контейнерів), docker compose ps (перевірка статусу), docker compose logs wordpress --tail=60 (перегляд журналу для контролю автовстановлення WP), curl -I http://localhost:8080/ (перевірка доступності сайту), docker compose exec wordpress bash та docker compose exec wordpress wp theme list --allow-root (керування контейнером та CMS зсередини), а також docker compose down і docker compose down -v для зупинки середовища з видаленням або збереженням даних.</w:t>
       </w:r>
     </w:p>
     <w:p>
@@ -3599,7 +3745,43 @@
           <w:sz w:val="28"/>
           <w:szCs w:val="28"/>
         </w:rPr>
-        <w:t>Основні інструкції: FROM (базовий образ), RUN (виконання команд під час побудови, зокрема встановлення пакетів та wp-cli), COPY (копіювання файлів у образ, зокрема власної теми та сценарію entrypoint), ENTRYPOINT (задає основний виконуваний сценарій контейнера — у цій роботі власний entrypoint.sh) та CMD (аргумент за замовчуванням, переданий у entrypoint — apache2-foreground).</w:t>
+        <w:t xml:space="preserve">Основні інструкції: FROM (базовий образ), RUN (виконання команд під час побудови, зокрема встановлення пакетів та wp-cli), COPY (копіювання файлів у образ, зокрема власної теми та сценарію entrypoint), ENTRYPOINT (задає основний </w:t>
+      </w:r>
+      <w:r>
+        <w:rPr>
+          <w:sz w:val="28"/>
+          <w:szCs w:val="28"/>
+        </w:rPr>
+        <w:lastRenderedPageBreak/>
+        <w:t xml:space="preserve">виконуваний сценарій контейнера </w:t>
+      </w:r>
+      <w:r>
+        <w:rPr>
+          <w:sz w:val="28"/>
+          <w:szCs w:val="28"/>
+        </w:rPr>
+        <w:t>–</w:t>
+      </w:r>
+      <w:r>
+        <w:rPr>
+          <w:sz w:val="28"/>
+          <w:szCs w:val="28"/>
+        </w:rPr>
+        <w:t xml:space="preserve"> у цій роботі власний entrypoint.sh) та CMD (аргумент за замовчуванням, переданий у entrypoint </w:t>
+      </w:r>
+      <w:r>
+        <w:rPr>
+          <w:sz w:val="28"/>
+          <w:szCs w:val="28"/>
+        </w:rPr>
+        <w:t>–</w:t>
+      </w:r>
+      <w:r>
+        <w:rPr>
+          <w:sz w:val="28"/>
+          <w:szCs w:val="28"/>
+        </w:rPr>
+        <w:t xml:space="preserve"> apache2-foreground).</w:t>
       </w:r>
     </w:p>
     <w:p>
@@ -3647,7 +3829,21 @@
           <w:sz w:val="28"/>
           <w:szCs w:val="28"/>
         </w:rPr>
-        <w:t>Образ будується командою docker build -t &lt;назва&gt; . або, у складі багатоконтейнерного середовища, директивою build: . у файлі docker-compose.yml разом із командою docker compose up --build, як це реалізовано в цій роботі — Docker Compose самостійно побудував образ lr10ao-wordpress за Dockerfile і одразу запустив на його основі контейнер wordpress.</w:t>
+        <w:t xml:space="preserve">Образ будується командою docker build -t &lt;назва&gt; . або, у складі багатоконтейнерного середовища, директивою build: . у файлі docker-compose.yml разом із командою docker compose up --build, як це реалізовано в цій роботі </w:t>
+      </w:r>
+      <w:r>
+        <w:rPr>
+          <w:sz w:val="28"/>
+          <w:szCs w:val="28"/>
+        </w:rPr>
+        <w:t>–</w:t>
+      </w:r>
+      <w:r>
+        <w:rPr>
+          <w:sz w:val="28"/>
+          <w:szCs w:val="28"/>
+        </w:rPr>
+        <w:t xml:space="preserve"> Docker Compose самостійно побудував образ lr10ao-wordpress за Dockerfile і одразу запустив на його основі контейнер wordpress.</w:t>
       </w:r>
     </w:p>
     <w:p>
@@ -3695,10 +3891,22 @@
           <w:sz w:val="28"/>
           <w:szCs w:val="28"/>
         </w:rPr>
-        <w:t>Так, доступ надається публікацією порту контейнера на порт хост-машини — у цій роботі це реалізовано директивою ports: "8080:80" у docker-compose.yml із прив'язкою до 0.0.0.0, що робить сайт доступним не лише через localhost хоста, а й з інших пристроїв тієї самої локальної мережі за IP-адресою хост-машини та портом 8080.</w:t>
-      </w:r>
-      <w:bookmarkStart w:id="0" w:name="_GoBack"/>
-      <w:bookmarkEnd w:id="0"/>
+        <w:t xml:space="preserve">Так, доступ надається публікацією порту контейнера на порт хост-машини </w:t>
+      </w:r>
+      <w:r>
+        <w:rPr>
+          <w:sz w:val="28"/>
+          <w:szCs w:val="28"/>
+        </w:rPr>
+        <w:t>–</w:t>
+      </w:r>
+      <w:r>
+        <w:rPr>
+          <w:sz w:val="28"/>
+          <w:szCs w:val="28"/>
+        </w:rPr>
+        <w:t xml:space="preserve"> у цій роботі це реалізовано директивою ports: "8080:80" у docker-compose.yml із прив'язкою до 0.0.0.0, що робить сайт доступним не лише через localhost хоста, а й з інших пристроїв тієї самої локальної мережі за IP-адресою хост-машини та портом 8080.</w:t>
+      </w:r>
     </w:p>
     <w:p>
       <w:pPr>
@@ -3728,176 +3936,36 @@
           <w:sz w:val="28"/>
           <w:szCs w:val="28"/>
         </w:rPr>
-        <w:t>Під час виконання лабораторної роботи №</w:t>
-      </w:r>
-      <w:r>
-        <w:rPr>
-          <w:sz w:val="28"/>
-          <w:szCs w:val="28"/>
-        </w:rPr>
-        <w:t>10</w:t>
-      </w:r>
-      <w:r>
-        <w:rPr>
-          <w:sz w:val="28"/>
-          <w:szCs w:val="28"/>
-        </w:rPr>
-        <w:t xml:space="preserve"> </w:t>
-      </w:r>
-      <w:r>
-        <w:rPr>
-          <w:sz w:val="28"/>
-          <w:szCs w:val="28"/>
-        </w:rPr>
-        <w:t>набуто</w:t>
-      </w:r>
-      <w:r>
-        <w:rPr>
-          <w:sz w:val="28"/>
-          <w:szCs w:val="28"/>
-        </w:rPr>
-        <w:t xml:space="preserve"> навички роботи </w:t>
-      </w:r>
-      <w:r>
-        <w:rPr>
-          <w:color w:val="FF0000"/>
-          <w:sz w:val="28"/>
-          <w:szCs w:val="28"/>
-        </w:rPr>
-        <w:t>з інструментом для тестування Selenium Webdriver API</w:t>
-      </w:r>
-      <w:r>
-        <w:rPr>
-          <w:sz w:val="28"/>
-          <w:szCs w:val="28"/>
-        </w:rPr>
-        <w:t>.</w:t>
-      </w:r>
-      <w:r>
-        <w:rPr>
-          <w:sz w:val="28"/>
-          <w:szCs w:val="28"/>
-        </w:rPr>
-        <w:t xml:space="preserve"> </w:t>
-      </w:r>
-      <w:r>
-        <w:rPr>
-          <w:sz w:val="28"/>
-          <w:szCs w:val="28"/>
-        </w:rPr>
-        <w:t>Завдяки використанню набутих навичок виконано завдання з лабораторної роботи. Звіт оформлено згідно ДСТУ.</w:t>
-      </w:r>
-    </w:p>
-    <w:p>
-      <w:pPr>
-        <w:suppressAutoHyphens w:val="0"/>
-        <w:spacing w:line="240" w:lineRule="auto"/>
-        <w:ind w:leftChars="0" w:left="0" w:firstLineChars="0" w:firstLine="0"/>
-        <w:textDirection w:val="lrTb"/>
-        <w:textAlignment w:val="auto"/>
-        <w:outlineLvl w:val="9"/>
-        <w:rPr>
-          <w:sz w:val="28"/>
-          <w:szCs w:val="28"/>
-        </w:rPr>
-      </w:pPr>
-      <w:r>
-        <w:rPr>
-          <w:sz w:val="28"/>
-          <w:szCs w:val="28"/>
-        </w:rPr>
-        <w:br w:type="page"/>
-      </w:r>
-    </w:p>
-    <w:p>
-      <w:pPr>
-        <w:spacing w:before="240" w:after="240" w:line="360" w:lineRule="auto"/>
-        <w:ind w:leftChars="0" w:left="0" w:firstLineChars="0" w:firstLine="0"/>
-        <w:contextualSpacing/>
-        <w:jc w:val="center"/>
-        <w:outlineLvl w:val="9"/>
-        <w:rPr>
-          <w:b/>
-          <w:iCs/>
-          <w:sz w:val="28"/>
-          <w:szCs w:val="28"/>
-        </w:rPr>
-      </w:pPr>
-      <w:r>
-        <w:rPr>
-          <w:b/>
-          <w:iCs/>
-          <w:sz w:val="28"/>
-          <w:szCs w:val="28"/>
-        </w:rPr>
-        <w:lastRenderedPageBreak/>
-        <w:t>ДОДАТОК А</w:t>
-      </w:r>
-    </w:p>
-    <w:p>
-      <w:pPr>
-        <w:spacing w:line="360" w:lineRule="auto"/>
-        <w:ind w:leftChars="0" w:left="0" w:firstLineChars="0" w:firstLine="709"/>
-        <w:contextualSpacing/>
-        <w:jc w:val="both"/>
-        <w:outlineLvl w:val="9"/>
-        <w:rPr>
-          <w:bCs/>
-          <w:iCs/>
-          <w:sz w:val="28"/>
-          <w:szCs w:val="28"/>
-        </w:rPr>
-      </w:pPr>
-      <w:r>
-        <w:rPr>
-          <w:bCs/>
-          <w:iCs/>
-          <w:sz w:val="28"/>
-          <w:szCs w:val="28"/>
-        </w:rPr>
-        <w:t>Лістинг коду</w:t>
-      </w:r>
-      <w:r>
-        <w:rPr>
-          <w:bCs/>
-          <w:iCs/>
-          <w:sz w:val="28"/>
-          <w:szCs w:val="28"/>
-        </w:rPr>
-        <w:t xml:space="preserve"> </w:t>
-      </w:r>
-      <w:r>
-        <w:rPr>
-          <w:bCs/>
-          <w:iCs/>
-          <w:sz w:val="28"/>
-          <w:szCs w:val="28"/>
-          <w:lang w:val="ru-RU"/>
-        </w:rPr>
-        <w:t>Vagrantfile</w:t>
-      </w:r>
-      <w:r>
-        <w:rPr>
-          <w:bCs/>
-          <w:iCs/>
-          <w:sz w:val="28"/>
-          <w:szCs w:val="28"/>
-        </w:rPr>
-        <w:t>:</w:t>
-      </w:r>
-    </w:p>
-    <w:p>
-      <w:pPr>
-        <w:spacing w:line="360" w:lineRule="auto"/>
-        <w:ind w:leftChars="0" w:left="0" w:firstLineChars="0" w:firstLine="0"/>
-        <w:contextualSpacing/>
-        <w:jc w:val="both"/>
-        <w:outlineLvl w:val="9"/>
-        <w:rPr>
-          <w:sz w:val="28"/>
-          <w:szCs w:val="28"/>
-        </w:rPr>
-      </w:pPr>
+        <w:t>Під час виконання лабораторної роботи №10 набуто практичних навичок створення багатоконтейнерного середовища для CMS WordPress засобами Docker. Розроблено власний Dockerfile на основі офіційного образу WordPress, що доповнює його інструментом wp-cli та власною темою оформлення, а також файл docker-compose.yml, що узгоджено описує та запускає два взаємопов</w:t>
+      </w:r>
+      <w:r>
+        <w:rPr>
+          <w:sz w:val="28"/>
+          <w:szCs w:val="28"/>
+        </w:rPr>
+        <w:t>’</w:t>
+      </w:r>
+      <w:r>
+        <w:rPr>
+          <w:sz w:val="28"/>
+          <w:szCs w:val="28"/>
+        </w:rPr>
+        <w:t xml:space="preserve">язані сервіси </w:t>
+      </w:r>
+      <w:r>
+        <w:rPr>
+          <w:sz w:val="28"/>
+          <w:szCs w:val="28"/>
+        </w:rPr>
+        <w:t>–</w:t>
+      </w:r>
+      <w:r>
+        <w:rPr>
+          <w:sz w:val="28"/>
+          <w:szCs w:val="28"/>
+        </w:rPr>
+        <w:t xml:space="preserve"> базу даних MySQL та застосунок WordPress. Реалізовано автоматизацію первинного встановлення CMS та активації теми через власний сценарій entrypoint, що виключає потребу в ручному налаштуванні через веб-інтерфейс після запуску контейнерів. Працездатність середовища підтверджено як через журнали та статус контейнерів у Docker Desktop, так і безпосереднім відкриттям розгорнутого сайту в браузері за адресою http://localhost:8080. Звіт оформлено згідно з чинними вимогами ДСТУ.</w:t>
+      </w:r>
     </w:p>
     <w:sectPr>
       <w:footerReference w:type="even" r:id="rId12"/>
@@ -9840,7 +9908,7 @@
 </file>
 
 <file path=customXml/itemProps2.xml><?xml version="1.0" encoding="utf-8"?>
-<ds:datastoreItem xmlns:ds="http://schemas.openxmlformats.org/officeDocument/2006/customXml" ds:itemID="{DF74D65A-8CF0-4C55-8190-13E73DDA3E8D}">
+<ds:datastoreItem xmlns:ds="http://schemas.openxmlformats.org/officeDocument/2006/customXml" ds:itemID="{0CE20933-6D85-4301-B7FE-4C78B1043A6C}">
   <ds:schemaRefs>
     <ds:schemaRef ds:uri="http://schemas.openxmlformats.org/officeDocument/2006/bibliography"/>
   </ds:schemaRefs>
